--- a/Documents/Акт о внедрении.docx
+++ b/Documents/Акт о внедрении.docx
@@ -5,17 +5,18 @@
     <w:p>
       <w:pPr>
         <w:pStyle w:val="Title"/>
-        <w:keepNext/>
-        <w:spacing w:after="240"/>
-        <w:ind w:firstLine="0"/>
+        <w:keepNext w:val="true"/>
+        <w:spacing w:before="0" w:after="240"/>
+        <w:ind w:hanging="0"/>
+        <w:contextualSpacing/>
         <w:jc w:val="center"/>
+        <w:rPr>
+          <w:lang w:val="ru-RU"/>
+        </w:rPr>
       </w:pPr>
       <w:r>
         <w:rPr>
-          <w:rFonts w:ascii="Times New Roman" w:hAnsi="Times New Roman" w:eastAsia="Times New Roman"/>
           <w:b/>
-          <w:color w:val="000000"/>
-          <w:sz w:val="24"/>
           <w:lang w:val="ru-RU"/>
         </w:rPr>
         <w:t>АКТ</w:t>
@@ -31,16 +32,19 @@
     </w:p>
     <w:p>
       <w:pPr>
+        <w:pStyle w:val="Normal"/>
         <w:tabs>
-          <w:tab w:pos="9071" w:val="right"/>
+          <w:tab w:val="clear" w:pos="720"/>
+          <w:tab w:val="right" w:pos="9071" w:leader="none"/>
         </w:tabs>
-        <w:spacing w:after="240"/>
-        <w:ind w:firstLine="0"/>
+        <w:spacing w:before="0" w:after="240"/>
+        <w:ind w:hanging="0"/>
+        <w:rPr>
+          <w:lang w:val="ru-RU"/>
+        </w:rPr>
       </w:pPr>
       <w:r>
         <w:rPr>
-          <w:rFonts w:ascii="Times New Roman" w:hAnsi="Times New Roman" w:eastAsia="Times New Roman"/>
-          <w:color w:val="000000"/>
           <w:lang w:val="ru-RU"/>
         </w:rPr>
         <w:t>г. Петрозаводск</w:t>
@@ -50,69 +54,176 @@
     </w:p>
     <w:p>
       <w:pPr>
+        <w:pStyle w:val="Normal"/>
         <w:jc w:val="both"/>
+        <w:rPr>
+          <w:lang w:val="ru-RU"/>
+        </w:rPr>
       </w:pPr>
       <w:r>
+        <w:rPr>
+          <w:lang w:val="ru-RU"/>
+        </w:rPr>
         <w:t>Настоящий акт подтверждает, что результаты, полученные Клименко Владиславом Викторовичем в диссертации на соискание учёной степени кандидата технических наук, внедрены в практическую деятельность ООО «Опти-Софт» при разработке программных средств планирования производства для предприятий целлюлозно-бумажной промышленности.</w:t>
       </w:r>
     </w:p>
     <w:p>
       <w:pPr>
+        <w:pStyle w:val="Normal"/>
         <w:jc w:val="both"/>
+        <w:rPr>
+          <w:lang w:val="ru-RU"/>
+        </w:rPr>
       </w:pPr>
       <w:r>
         <w:rPr>
-          <w:rFonts w:ascii="Times New Roman" w:hAnsi="Times New Roman" w:eastAsia="Times New Roman"/>
-          <w:color w:val="000000"/>
           <w:lang w:val="ru-RU"/>
         </w:rPr>
-        <w:t>Разработанная в диссертации математическая модель используется для согласованного формирования планов выпуска тамбуров на бумагоделательных машинах, их нарезки на продольно-резательных и бобино-резательных станках и расписания работы оборудования. Модель позволяет учитывать характеристики заказов, многослойную и двухэтапную нарезку, сроки выполнения заказов, наличие полуфабрикатов, вместимость складов и размещение взаимодействующего оборудования в одном производственном помещении.</w:t>
+        <w:t>Разработанные в диссертации математическая модель и численные методы, позволяющие соглас</w:t>
+      </w:r>
+      <w:r>
+        <w:rPr>
+          <w:color w:val="auto"/>
+          <w:lang w:val="ru-RU"/>
+        </w:rPr>
+        <w:t xml:space="preserve">ованно формировать планы выпуска тамбуров на бумагоделательных машинах, их нарезки на продольно-резательных и бобино-резательных станках и расписания работы оборудования были использованы ООО «Опти-Софт» при создании программного обеспечения </w:t>
+      </w:r>
+      <w:r>
+        <w:rPr>
+          <w:color w:val="auto"/>
+          <w:lang w:val="ru-RU"/>
+        </w:rPr>
+        <w:t>«</w:t>
+      </w:r>
+      <w:r>
+        <w:rPr>
+          <w:color w:val="auto"/>
+          <w:lang w:val="ru-RU"/>
+        </w:rPr>
+        <w:t>Opti-Paper</w:t>
+      </w:r>
+      <w:r>
+        <w:rPr>
+          <w:color w:val="auto"/>
+          <w:lang w:val="ru-RU"/>
+        </w:rPr>
+        <w:t>»</w:t>
+      </w:r>
+      <w:r>
+        <w:rPr>
+          <w:color w:val="auto"/>
+          <w:lang w:val="ru-RU"/>
+        </w:rPr>
+        <w:t xml:space="preserve">, предназначенного для </w:t>
+      </w:r>
+      <w:r>
+        <w:rPr>
+          <w:color w:val="auto"/>
+          <w:lang w:val="ru-RU"/>
+        </w:rPr>
+        <w:t>управления</w:t>
+      </w:r>
+      <w:r>
+        <w:rPr>
+          <w:color w:val="auto"/>
+          <w:lang w:val="ru-RU"/>
+        </w:rPr>
+        <w:t xml:space="preserve"> </w:t>
+      </w:r>
+      <w:r>
+        <w:rPr>
+          <w:color w:val="auto"/>
+          <w:lang w:val="ru-RU"/>
+        </w:rPr>
+        <w:t xml:space="preserve">и автоматизации </w:t>
+      </w:r>
+      <w:r>
+        <w:rPr>
+          <w:color w:val="auto"/>
+          <w:lang w:val="ru-RU"/>
+        </w:rPr>
+        <w:t>целлюлозно-бумажного комбината.</w:t>
       </w:r>
     </w:p>
     <w:p>
       <w:pPr>
+        <w:pStyle w:val="Normal"/>
         <w:jc w:val="both"/>
+        <w:rPr>
+          <w:color w:val="auto"/>
+        </w:rPr>
       </w:pPr>
       <w:r>
-        <w:t>Предложенные численные методы, включая метод на основе генетического поиска, применяются для автоматизированного построения допустимых производственных планов с минимизацией отходов материала, максимального числа раскроев на одном станке и числа перестановок ножей. Изменение плана нарезки сопровождается согласованным пересчётом выпуска тамбуров и расписания.</w:t>
+        <w:rPr>
+          <w:color w:val="auto"/>
+          <w:lang w:val="ru-RU"/>
+        </w:rPr>
+        <w:t>Использование предложенных методов позволяет сократить время и трудоёмкость формирования производственных планов и расписаний, обеспечить совместный учёт технологических, временных и складских ограничений, а также оценивать возможные нарушения сроков при исполнении плана.</w:t>
       </w:r>
     </w:p>
     <w:p>
       <w:pPr>
+        <w:pStyle w:val="Normal"/>
         <w:jc w:val="both"/>
+        <w:rPr>
+          <w:color w:val="auto"/>
+        </w:rPr>
       </w:pPr>
       <w:r>
         <w:rPr>
-          <w:rFonts w:ascii="Times New Roman" w:hAnsi="Times New Roman" w:eastAsia="Times New Roman"/>
-          <w:color w:val="000000"/>
+          <w:color w:val="auto"/>
           <w:lang w:val="ru-RU"/>
         </w:rPr>
-        <w:t>Разработанная дискретно-событийная имитационная модель используется для оценки исполнения построенного плана при случайных отклонениях длительностей операций, отказах и ремонтах оборудования. Применение модели позволяет оценивать продолжительность выполнения плана, запаздывание заказов, возникновение блокировок, загрузку оборудования и складов и тем самым исследовать устойчивость плановых решений к случайным возмущениям.</w:t>
+        <w:t>Разработанные на основе результатов диссертации программные системы были внедрены ООО «Опти-Софт» на предприятиях</w:t>
+      </w:r>
+      <w:r>
+        <w:rPr>
+          <w:color w:val="auto"/>
+          <w:lang w:val="ru-RU"/>
+        </w:rPr>
+        <w:t>:</w:t>
+      </w:r>
+      <w:r>
+        <w:rPr>
+          <w:color w:val="auto"/>
+          <w:lang w:val="ru-RU"/>
+        </w:rPr>
+        <w:t xml:space="preserve"> АО «Кондопожский ЦБК», </w:t>
+      </w:r>
+      <w:r>
+        <w:rPr>
+          <w:color w:val="auto"/>
+          <w:lang w:val="ru-RU"/>
+        </w:rPr>
+        <w:t>ООО «Архбум тиссью групп», ООО «Кировпейпер», ООО «Прикамский картон», ОАО «ЦБК Кама».</w:t>
       </w:r>
     </w:p>
     <w:p>
       <w:pPr>
+        <w:pStyle w:val="Normal"/>
         <w:jc w:val="both"/>
+        <w:rPr>
+          <w:lang w:val="ru-RU"/>
+        </w:rPr>
       </w:pPr>
       <w:r>
         <w:rPr>
-          <w:rFonts w:ascii="Times New Roman" w:hAnsi="Times New Roman" w:eastAsia="Times New Roman"/>
-          <w:color w:val="000000"/>
           <w:lang w:val="ru-RU"/>
         </w:rPr>
-        <w:t>Математическая модель, численные методы и средства имитационной оценки реализованы в программном комплексе. Их использование позволяет сократить время и трудоёмкость формирования производственных планов и расписаний, обеспечить совместный учёт технологических, временных и складских ограничений, а также оценивать возможные нарушения сроков при исполнении плана.</w:t>
       </w:r>
     </w:p>
     <w:p>
       <w:pPr>
-        <w:keepNext/>
-        <w:spacing w:after="0" w:before="240"/>
-        <w:ind w:firstLine="0"/>
+        <w:pStyle w:val="Normal"/>
+        <w:keepNext w:val="true"/>
+        <w:spacing w:before="240" w:after="0"/>
+        <w:ind w:hanging="0"/>
+        <w:rPr>
+          <w:lang w:val="ru-RU"/>
+        </w:rPr>
       </w:pPr>
       <w:r>
         <w:rPr>
-          <w:rFonts w:ascii="Times New Roman" w:hAnsi="Times New Roman" w:eastAsia="Times New Roman"/>
-          <w:color w:val="000000"/>
           <w:lang w:val="ru-RU"/>
         </w:rPr>
         <w:t>Директор ООО «Опти-Софт»</w:t>
@@ -120,16 +231,19 @@
     </w:p>
     <w:p>
       <w:pPr>
+        <w:pStyle w:val="Normal"/>
         <w:tabs>
-          <w:tab w:pos="9071" w:val="right"/>
+          <w:tab w:val="clear" w:pos="720"/>
+          <w:tab w:val="right" w:pos="9071" w:leader="none"/>
         </w:tabs>
         <w:spacing w:before="120" w:after="0"/>
-        <w:ind w:firstLine="0"/>
+        <w:ind w:hanging="0"/>
+        <w:rPr>
+          <w:lang w:val="ru-RU"/>
+        </w:rPr>
       </w:pPr>
       <w:r>
         <w:rPr>
-          <w:rFonts w:ascii="Times New Roman" w:hAnsi="Times New Roman" w:eastAsia="Times New Roman"/>
-          <w:color w:val="000000"/>
           <w:lang w:val="ru-RU"/>
         </w:rPr>
         <w:t>_____________________</w:t>
@@ -139,13 +253,13 @@
     </w:p>
     <w:p>
       <w:pPr>
+        <w:pStyle w:val="Normal"/>
         <w:spacing w:before="80" w:after="0"/>
-        <w:ind w:firstLine="0"/>
+        <w:ind w:hanging="0"/>
+        <w:rPr/>
       </w:pPr>
       <w:r>
         <w:rPr>
-          <w:rFonts w:ascii="Times New Roman" w:hAnsi="Times New Roman" w:eastAsia="Times New Roman"/>
-          <w:color w:val="000000"/>
           <w:lang w:val="ru-RU"/>
         </w:rPr>
         <w:t>М. П.</w:t>
@@ -1046,151 +1160,380 @@
       </w:pPr>
     </w:pPrDefault>
   </w:docDefaults>
-  <w:latentStyles w:defLockedState="0" w:defUIPriority="99" w:defSemiHidden="1" w:defUnhideWhenUsed="1" w:defQFormat="0" w:count="276">
-    <w:lsdException w:name="Normal" w:uiPriority="0" w:semiHidden="0" w:unhideWhenUsed="0" w:qFormat="1"/>
-    <w:lsdException w:name="heading 1" w:uiPriority="9" w:semiHidden="0" w:unhideWhenUsed="0" w:qFormat="1"/>
-    <w:lsdException w:name="heading 2" w:uiPriority="9" w:qFormat="1"/>
-    <w:lsdException w:name="heading 3" w:uiPriority="9" w:qFormat="1"/>
-    <w:lsdException w:name="heading 4" w:uiPriority="9" w:qFormat="1"/>
-    <w:lsdException w:name="heading 5" w:uiPriority="9" w:qFormat="1"/>
-    <w:lsdException w:name="heading 6" w:uiPriority="9" w:qFormat="1"/>
-    <w:lsdException w:name="heading 7" w:uiPriority="9" w:qFormat="1"/>
-    <w:lsdException w:name="heading 8" w:uiPriority="9" w:qFormat="1"/>
-    <w:lsdException w:name="heading 9" w:uiPriority="9" w:qFormat="1"/>
-    <w:lsdException w:name="toc 1" w:uiPriority="39"/>
-    <w:lsdException w:name="toc 2" w:uiPriority="39"/>
-    <w:lsdException w:name="toc 3" w:uiPriority="39"/>
-    <w:lsdException w:name="toc 4" w:uiPriority="39"/>
-    <w:lsdException w:name="toc 5" w:uiPriority="39"/>
-    <w:lsdException w:name="toc 6" w:uiPriority="39"/>
-    <w:lsdException w:name="toc 7" w:uiPriority="39"/>
-    <w:lsdException w:name="toc 8" w:uiPriority="39"/>
-    <w:lsdException w:name="toc 9" w:uiPriority="39"/>
-    <w:lsdException w:name="caption" w:uiPriority="35" w:qFormat="1"/>
-    <w:lsdException w:name="Title" w:uiPriority="10" w:semiHidden="0" w:unhideWhenUsed="0" w:qFormat="1"/>
-    <w:lsdException w:name="Default Paragraph Font" w:uiPriority="1"/>
-    <w:lsdException w:name="Subtitle" w:uiPriority="11" w:semiHidden="0" w:unhideWhenUsed="0" w:qFormat="1"/>
-    <w:lsdException w:name="Strong" w:uiPriority="22" w:semiHidden="0" w:unhideWhenUsed="0" w:qFormat="1"/>
-    <w:lsdException w:name="Emphasis" w:uiPriority="20" w:semiHidden="0" w:unhideWhenUsed="0" w:qFormat="1"/>
-    <w:lsdException w:name="Table Grid" w:uiPriority="59" w:semiHidden="0" w:unhideWhenUsed="0"/>
-    <w:lsdException w:name="Placeholder Text" w:unhideWhenUsed="0"/>
-    <w:lsdException w:name="No Spacing" w:uiPriority="1" w:semiHidden="0" w:unhideWhenUsed="0" w:qFormat="1"/>
-    <w:lsdException w:name="Light Shading" w:uiPriority="60" w:semiHidden="0" w:unhideWhenUsed="0"/>
-    <w:lsdException w:name="Light List" w:uiPriority="61" w:semiHidden="0" w:unhideWhenUsed="0"/>
-    <w:lsdException w:name="Light Grid" w:uiPriority="62" w:semiHidden="0" w:unhideWhenUsed="0"/>
-    <w:lsdException w:name="Medium Shading 1" w:uiPriority="63" w:semiHidden="0" w:unhideWhenUsed="0"/>
-    <w:lsdException w:name="Medium Shading 2" w:uiPriority="64" w:semiHidden="0" w:unhideWhenUsed="0"/>
-    <w:lsdException w:name="Medium List 1" w:uiPriority="65" w:semiHidden="0" w:unhideWhenUsed="0"/>
-    <w:lsdException w:name="Medium List 2" w:uiPriority="66" w:semiHidden="0" w:unhideWhenUsed="0"/>
-    <w:lsdException w:name="Medium Grid 1" w:uiPriority="67" w:semiHidden="0" w:unhideWhenUsed="0"/>
-    <w:lsdException w:name="Medium Grid 2" w:uiPriority="68" w:semiHidden="0" w:unhideWhenUsed="0"/>
-    <w:lsdException w:name="Medium Grid 3" w:uiPriority="69" w:semiHidden="0" w:unhideWhenUsed="0"/>
-    <w:lsdException w:name="Dark List" w:uiPriority="70" w:semiHidden="0" w:unhideWhenUsed="0"/>
-    <w:lsdException w:name="Colorful Shading" w:uiPriority="71" w:semiHidden="0" w:unhideWhenUsed="0"/>
-    <w:lsdException w:name="Colorful List" w:uiPriority="72" w:semiHidden="0" w:unhideWhenUsed="0"/>
-    <w:lsdException w:name="Colorful Grid" w:uiPriority="73" w:semiHidden="0" w:unhideWhenUsed="0"/>
-    <w:lsdException w:name="Light Shading Accent 1" w:uiPriority="60" w:semiHidden="0" w:unhideWhenUsed="0"/>
-    <w:lsdException w:name="Light List Accent 1" w:uiPriority="61" w:semiHidden="0" w:unhideWhenUsed="0"/>
-    <w:lsdException w:name="Light Grid Accent 1" w:uiPriority="62" w:semiHidden="0" w:unhideWhenUsed="0"/>
-    <w:lsdException w:name="Medium Shading 1 Accent 1" w:uiPriority="63" w:semiHidden="0" w:unhideWhenUsed="0"/>
-    <w:lsdException w:name="Medium Shading 2 Accent 1" w:uiPriority="64" w:semiHidden="0" w:unhideWhenUsed="0"/>
-    <w:lsdException w:name="Medium List 1 Accent 1" w:uiPriority="65" w:semiHidden="0" w:unhideWhenUsed="0"/>
-    <w:lsdException w:name="Revision" w:unhideWhenUsed="0"/>
-    <w:lsdException w:name="List Paragraph" w:uiPriority="34" w:semiHidden="0" w:unhideWhenUsed="0" w:qFormat="1"/>
-    <w:lsdException w:name="Quote" w:uiPriority="29" w:semiHidden="0" w:unhideWhenUsed="0" w:qFormat="1"/>
-    <w:lsdException w:name="Intense Quote" w:uiPriority="30" w:semiHidden="0" w:unhideWhenUsed="0" w:qFormat="1"/>
-    <w:lsdException w:name="Medium List 2 Accent 1" w:uiPriority="66" w:semiHidden="0" w:unhideWhenUsed="0"/>
-    <w:lsdException w:name="Medium Grid 1 Accent 1" w:uiPriority="67" w:semiHidden="0" w:unhideWhenUsed="0"/>
-    <w:lsdException w:name="Medium Grid 2 Accent 1" w:uiPriority="68" w:semiHidden="0" w:unhideWhenUsed="0"/>
-    <w:lsdException w:name="Medium Grid 3 Accent 1" w:uiPriority="69" w:semiHidden="0" w:unhideWhenUsed="0"/>
-    <w:lsdException w:name="Dark List Accent 1" w:uiPriority="70" w:semiHidden="0" w:unhideWhenUsed="0"/>
-    <w:lsdException w:name="Colorful Shading Accent 1" w:uiPriority="71" w:semiHidden="0" w:unhideWhenUsed="0"/>
-    <w:lsdException w:name="Colorful List Accent 1" w:uiPriority="72" w:semiHidden="0" w:unhideWhenUsed="0"/>
-    <w:lsdException w:name="Colorful Grid Accent 1" w:uiPriority="73" w:semiHidden="0" w:unhideWhenUsed="0"/>
-    <w:lsdException w:name="Light Shading Accent 2" w:uiPriority="60" w:semiHidden="0" w:unhideWhenUsed="0"/>
-    <w:lsdException w:name="Light List Accent 2" w:uiPriority="61" w:semiHidden="0" w:unhideWhenUsed="0"/>
-    <w:lsdException w:name="Light Grid Accent 2" w:uiPriority="62" w:semiHidden="0" w:unhideWhenUsed="0"/>
-    <w:lsdException w:name="Medium Shading 1 Accent 2" w:uiPriority="63" w:semiHidden="0" w:unhideWhenUsed="0"/>
-    <w:lsdException w:name="Medium Shading 2 Accent 2" w:uiPriority="64" w:semiHidden="0" w:unhideWhenUsed="0"/>
-    <w:lsdException w:name="Medium List 1 Accent 2" w:uiPriority="65" w:semiHidden="0" w:unhideWhenUsed="0"/>
-    <w:lsdException w:name="Medium List 2 Accent 2" w:uiPriority="66" w:semiHidden="0" w:unhideWhenUsed="0"/>
-    <w:lsdException w:name="Medium Grid 1 Accent 2" w:uiPriority="67" w:semiHidden="0" w:unhideWhenUsed="0"/>
-    <w:lsdException w:name="Medium Grid 2 Accent 2" w:uiPriority="68" w:semiHidden="0" w:unhideWhenUsed="0"/>
-    <w:lsdException w:name="Medium Grid 3 Accent 2" w:uiPriority="69" w:semiHidden="0" w:unhideWhenUsed="0"/>
-    <w:lsdException w:name="Dark List Accent 2" w:uiPriority="70" w:semiHidden="0" w:unhideWhenUsed="0"/>
-    <w:lsdException w:name="Colorful Shading Accent 2" w:uiPriority="71" w:semiHidden="0" w:unhideWhenUsed="0"/>
-    <w:lsdException w:name="Colorful List Accent 2" w:uiPriority="72" w:semiHidden="0" w:unhideWhenUsed="0"/>
-    <w:lsdException w:name="Colorful Grid Accent 2" w:uiPriority="73" w:semiHidden="0" w:unhideWhenUsed="0"/>
-    <w:lsdException w:name="Light Shading Accent 3" w:uiPriority="60" w:semiHidden="0" w:unhideWhenUsed="0"/>
-    <w:lsdException w:name="Light List Accent 3" w:uiPriority="61" w:semiHidden="0" w:unhideWhenUsed="0"/>
-    <w:lsdException w:name="Light Grid Accent 3" w:uiPriority="62" w:semiHidden="0" w:unhideWhenUsed="0"/>
-    <w:lsdException w:name="Medium Shading 1 Accent 3" w:uiPriority="63" w:semiHidden="0" w:unhideWhenUsed="0"/>
-    <w:lsdException w:name="Medium Shading 2 Accent 3" w:uiPriority="64" w:semiHidden="0" w:unhideWhenUsed="0"/>
-    <w:lsdException w:name="Medium List 1 Accent 3" w:uiPriority="65" w:semiHidden="0" w:unhideWhenUsed="0"/>
-    <w:lsdException w:name="Medium List 2 Accent 3" w:uiPriority="66" w:semiHidden="0" w:unhideWhenUsed="0"/>
-    <w:lsdException w:name="Medium Grid 1 Accent 3" w:uiPriority="67" w:semiHidden="0" w:unhideWhenUsed="0"/>
-    <w:lsdException w:name="Medium Grid 2 Accent 3" w:uiPriority="68" w:semiHidden="0" w:unhideWhenUsed="0"/>
-    <w:lsdException w:name="Medium Grid 3 Accent 3" w:uiPriority="69" w:semiHidden="0" w:unhideWhenUsed="0"/>
-    <w:lsdException w:name="Dark List Accent 3" w:uiPriority="70" w:semiHidden="0" w:unhideWhenUsed="0"/>
-    <w:lsdException w:name="Colorful Shading Accent 3" w:uiPriority="71" w:semiHidden="0" w:unhideWhenUsed="0"/>
-    <w:lsdException w:name="Colorful List Accent 3" w:uiPriority="72" w:semiHidden="0" w:unhideWhenUsed="0"/>
-    <w:lsdException w:name="Colorful Grid Accent 3" w:uiPriority="73" w:semiHidden="0" w:unhideWhenUsed="0"/>
-    <w:lsdException w:name="Light Shading Accent 4" w:uiPriority="60" w:semiHidden="0" w:unhideWhenUsed="0"/>
-    <w:lsdException w:name="Light List Accent 4" w:uiPriority="61" w:semiHidden="0" w:unhideWhenUsed="0"/>
-    <w:lsdException w:name="Light Grid Accent 4" w:uiPriority="62" w:semiHidden="0" w:unhideWhenUsed="0"/>
-    <w:lsdException w:name="Medium Shading 1 Accent 4" w:uiPriority="63" w:semiHidden="0" w:unhideWhenUsed="0"/>
-    <w:lsdException w:name="Medium Shading 2 Accent 4" w:uiPriority="64" w:semiHidden="0" w:unhideWhenUsed="0"/>
-    <w:lsdException w:name="Medium List 1 Accent 4" w:uiPriority="65" w:semiHidden="0" w:unhideWhenUsed="0"/>
-    <w:lsdException w:name="Medium List 2 Accent 4" w:uiPriority="66" w:semiHidden="0" w:unhideWhenUsed="0"/>
-    <w:lsdException w:name="Medium Grid 1 Accent 4" w:uiPriority="67" w:semiHidden="0" w:unhideWhenUsed="0"/>
-    <w:lsdException w:name="Medium Grid 2 Accent 4" w:uiPriority="68" w:semiHidden="0" w:unhideWhenUsed="0"/>
-    <w:lsdException w:name="Medium Grid 3 Accent 4" w:uiPriority="69" w:semiHidden="0" w:unhideWhenUsed="0"/>
-    <w:lsdException w:name="Dark List Accent 4" w:uiPriority="70" w:semiHidden="0" w:unhideWhenUsed="0"/>
-    <w:lsdException w:name="Colorful Shading Accent 4" w:uiPriority="71" w:semiHidden="0" w:unhideWhenUsed="0"/>
-    <w:lsdException w:name="Colorful List Accent 4" w:uiPriority="72" w:semiHidden="0" w:unhideWhenUsed="0"/>
-    <w:lsdException w:name="Colorful Grid Accent 4" w:uiPriority="73" w:semiHidden="0" w:unhideWhenUsed="0"/>
-    <w:lsdException w:name="Light Shading Accent 5" w:uiPriority="60" w:semiHidden="0" w:unhideWhenUsed="0"/>
-    <w:lsdException w:name="Light List Accent 5" w:uiPriority="61" w:semiHidden="0" w:unhideWhenUsed="0"/>
-    <w:lsdException w:name="Light Grid Accent 5" w:uiPriority="62" w:semiHidden="0" w:unhideWhenUsed="0"/>
-    <w:lsdException w:name="Medium Shading 1 Accent 5" w:uiPriority="63" w:semiHidden="0" w:unhideWhenUsed="0"/>
-    <w:lsdException w:name="Medium Shading 2 Accent 5" w:uiPriority="64" w:semiHidden="0" w:unhideWhenUsed="0"/>
-    <w:lsdException w:name="Medium List 1 Accent 5" w:uiPriority="65" w:semiHidden="0" w:unhideWhenUsed="0"/>
-    <w:lsdException w:name="Medium List 2 Accent 5" w:uiPriority="66" w:semiHidden="0" w:unhideWhenUsed="0"/>
-    <w:lsdException w:name="Medium Grid 1 Accent 5" w:uiPriority="67" w:semiHidden="0" w:unhideWhenUsed="0"/>
-    <w:lsdException w:name="Medium Grid 2 Accent 5" w:uiPriority="68" w:semiHidden="0" w:unhideWhenUsed="0"/>
-    <w:lsdException w:name="Medium Grid 3 Accent 5" w:uiPriority="69" w:semiHidden="0" w:unhideWhenUsed="0"/>
-    <w:lsdException w:name="Dark List Accent 5" w:uiPriority="70" w:semiHidden="0" w:unhideWhenUsed="0"/>
-    <w:lsdException w:name="Colorful Shading Accent 5" w:uiPriority="71" w:semiHidden="0" w:unhideWhenUsed="0"/>
-    <w:lsdException w:name="Colorful List Accent 5" w:uiPriority="72" w:semiHidden="0" w:unhideWhenUsed="0"/>
-    <w:lsdException w:name="Colorful Grid Accent 5" w:uiPriority="73" w:semiHidden="0" w:unhideWhenUsed="0"/>
-    <w:lsdException w:name="Light Shading Accent 6" w:uiPriority="60" w:semiHidden="0" w:unhideWhenUsed="0"/>
-    <w:lsdException w:name="Light List Accent 6" w:uiPriority="61" w:semiHidden="0" w:unhideWhenUsed="0"/>
-    <w:lsdException w:name="Light Grid Accent 6" w:uiPriority="62" w:semiHidden="0" w:unhideWhenUsed="0"/>
-    <w:lsdException w:name="Medium Shading 1 Accent 6" w:uiPriority="63" w:semiHidden="0" w:unhideWhenUsed="0"/>
-    <w:lsdException w:name="Medium Shading 2 Accent 6" w:uiPriority="64" w:semiHidden="0" w:unhideWhenUsed="0"/>
-    <w:lsdException w:name="Medium List 1 Accent 6" w:uiPriority="65" w:semiHidden="0" w:unhideWhenUsed="0"/>
-    <w:lsdException w:name="Medium List 2 Accent 6" w:uiPriority="66" w:semiHidden="0" w:unhideWhenUsed="0"/>
-    <w:lsdException w:name="Medium Grid 1 Accent 6" w:uiPriority="67" w:semiHidden="0" w:unhideWhenUsed="0"/>
-    <w:lsdException w:name="Medium Grid 2 Accent 6" w:uiPriority="68" w:semiHidden="0" w:unhideWhenUsed="0"/>
-    <w:lsdException w:name="Medium Grid 3 Accent 6" w:uiPriority="69" w:semiHidden="0" w:unhideWhenUsed="0"/>
-    <w:lsdException w:name="Dark List Accent 6" w:uiPriority="70" w:semiHidden="0" w:unhideWhenUsed="0"/>
-    <w:lsdException w:name="Colorful Shading Accent 6" w:uiPriority="71" w:semiHidden="0" w:unhideWhenUsed="0"/>
-    <w:lsdException w:name="Colorful List Accent 6" w:uiPriority="72" w:semiHidden="0" w:unhideWhenUsed="0"/>
-    <w:lsdException w:name="Colorful Grid Accent 6" w:uiPriority="73" w:semiHidden="0" w:unhideWhenUsed="0"/>
-    <w:lsdException w:name="Subtle Emphasis" w:uiPriority="19" w:semiHidden="0" w:unhideWhenUsed="0" w:qFormat="1"/>
-    <w:lsdException w:name="Intense Emphasis" w:uiPriority="21" w:semiHidden="0" w:unhideWhenUsed="0" w:qFormat="1"/>
-    <w:lsdException w:name="Subtle Reference" w:uiPriority="31" w:semiHidden="0" w:unhideWhenUsed="0" w:qFormat="1"/>
-    <w:lsdException w:name="Intense Reference" w:uiPriority="32" w:semiHidden="0" w:unhideWhenUsed="0" w:qFormat="1"/>
-    <w:lsdException w:name="Book Title" w:uiPriority="33" w:semiHidden="0" w:unhideWhenUsed="0" w:qFormat="1"/>
-    <w:lsdException w:name="Bibliography" w:uiPriority="37"/>
-    <w:lsdException w:name="TOC Heading" w:uiPriority="39" w:qFormat="1"/>
+  <w:latentStyles w:defLockedState="0" w:defUIPriority="99" w:defSemiHidden="0" w:defUnhideWhenUsed="0" w:defQFormat="0" w:count="376">
+    <w:lsdException w:name="Normal" w:uiPriority="0" w:qFormat="1"/>
+    <w:lsdException w:name="heading 1" w:uiPriority="9" w:qFormat="1"/>
+    <w:lsdException w:name="heading 2" w:uiPriority="9" w:semiHidden="1" w:unhideWhenUsed="1" w:qFormat="1"/>
+    <w:lsdException w:name="heading 3" w:uiPriority="9" w:semiHidden="1" w:unhideWhenUsed="1" w:qFormat="1"/>
+    <w:lsdException w:name="heading 4" w:uiPriority="9" w:semiHidden="1" w:unhideWhenUsed="1" w:qFormat="1"/>
+    <w:lsdException w:name="heading 5" w:uiPriority="9" w:semiHidden="1" w:unhideWhenUsed="1" w:qFormat="1"/>
+    <w:lsdException w:name="heading 6" w:uiPriority="9" w:semiHidden="1" w:unhideWhenUsed="1" w:qFormat="1"/>
+    <w:lsdException w:name="heading 7" w:uiPriority="9" w:semiHidden="1" w:unhideWhenUsed="1" w:qFormat="1"/>
+    <w:lsdException w:name="heading 8" w:uiPriority="9" w:semiHidden="1" w:unhideWhenUsed="1" w:qFormat="1"/>
+    <w:lsdException w:name="heading 9" w:uiPriority="9" w:semiHidden="1" w:unhideWhenUsed="1" w:qFormat="1"/>
+    <w:lsdException w:name="index 1" w:semiHidden="1" w:unhideWhenUsed="1"/>
+    <w:lsdException w:name="index 2" w:semiHidden="1" w:unhideWhenUsed="1"/>
+    <w:lsdException w:name="index 3" w:semiHidden="1" w:unhideWhenUsed="1"/>
+    <w:lsdException w:name="index 4" w:semiHidden="1" w:unhideWhenUsed="1"/>
+    <w:lsdException w:name="index 5" w:semiHidden="1" w:unhideWhenUsed="1"/>
+    <w:lsdException w:name="index 6" w:semiHidden="1" w:unhideWhenUsed="1"/>
+    <w:lsdException w:name="index 7" w:semiHidden="1" w:unhideWhenUsed="1"/>
+    <w:lsdException w:name="index 8" w:semiHidden="1" w:unhideWhenUsed="1"/>
+    <w:lsdException w:name="index 9" w:semiHidden="1" w:unhideWhenUsed="1"/>
+    <w:lsdException w:name="toc 1" w:uiPriority="39" w:semiHidden="1" w:unhideWhenUsed="1"/>
+    <w:lsdException w:name="toc 2" w:uiPriority="39" w:semiHidden="1" w:unhideWhenUsed="1"/>
+    <w:lsdException w:name="toc 3" w:uiPriority="39" w:semiHidden="1" w:unhideWhenUsed="1"/>
+    <w:lsdException w:name="toc 4" w:uiPriority="39" w:semiHidden="1" w:unhideWhenUsed="1"/>
+    <w:lsdException w:name="toc 5" w:uiPriority="39" w:semiHidden="1" w:unhideWhenUsed="1"/>
+    <w:lsdException w:name="toc 6" w:uiPriority="39" w:semiHidden="1" w:unhideWhenUsed="1"/>
+    <w:lsdException w:name="toc 7" w:uiPriority="39" w:semiHidden="1" w:unhideWhenUsed="1"/>
+    <w:lsdException w:name="toc 8" w:uiPriority="39" w:semiHidden="1" w:unhideWhenUsed="1"/>
+    <w:lsdException w:name="toc 9" w:uiPriority="39" w:semiHidden="1" w:unhideWhenUsed="1"/>
+    <w:lsdException w:name="Normal Indent" w:semiHidden="1" w:unhideWhenUsed="1"/>
+    <w:lsdException w:name="footnote text" w:semiHidden="1" w:unhideWhenUsed="1"/>
+    <w:lsdException w:name="annotation text" w:semiHidden="1" w:unhideWhenUsed="1"/>
+    <w:lsdException w:name="header" w:semiHidden="1" w:unhideWhenUsed="1"/>
+    <w:lsdException w:name="footer" w:semiHidden="1" w:unhideWhenUsed="1"/>
+    <w:lsdException w:name="index heading" w:semiHidden="1" w:unhideWhenUsed="1"/>
+    <w:lsdException w:name="caption" w:uiPriority="35" w:semiHidden="1" w:unhideWhenUsed="1" w:qFormat="1"/>
+    <w:lsdException w:name="table of figures" w:semiHidden="1" w:unhideWhenUsed="1"/>
+    <w:lsdException w:name="envelope address" w:semiHidden="1" w:unhideWhenUsed="1"/>
+    <w:lsdException w:name="envelope return" w:semiHidden="1" w:unhideWhenUsed="1"/>
+    <w:lsdException w:name="footnote reference" w:semiHidden="1" w:unhideWhenUsed="1"/>
+    <w:lsdException w:name="annotation reference" w:semiHidden="1" w:unhideWhenUsed="1"/>
+    <w:lsdException w:name="line number" w:semiHidden="1" w:unhideWhenUsed="1"/>
+    <w:lsdException w:name="page number" w:semiHidden="1" w:unhideWhenUsed="1"/>
+    <w:lsdException w:name="endnote reference" w:semiHidden="1" w:unhideWhenUsed="1"/>
+    <w:lsdException w:name="endnote text" w:semiHidden="1" w:unhideWhenUsed="1"/>
+    <w:lsdException w:name="table of authorities" w:semiHidden="1" w:unhideWhenUsed="1"/>
+    <w:lsdException w:name="macro" w:semiHidden="1" w:unhideWhenUsed="1"/>
+    <w:lsdException w:name="toa heading" w:semiHidden="1" w:unhideWhenUsed="1"/>
+    <w:lsdException w:name="List" w:semiHidden="1" w:unhideWhenUsed="1"/>
+    <w:lsdException w:name="List Bullet" w:semiHidden="1" w:unhideWhenUsed="1"/>
+    <w:lsdException w:name="List Number" w:semiHidden="1" w:unhideWhenUsed="1"/>
+    <w:lsdException w:name="List 2" w:semiHidden="1" w:unhideWhenUsed="1"/>
+    <w:lsdException w:name="List 3" w:semiHidden="1" w:unhideWhenUsed="1"/>
+    <w:lsdException w:name="List 4" w:semiHidden="1" w:unhideWhenUsed="1"/>
+    <w:lsdException w:name="List 5" w:semiHidden="1" w:unhideWhenUsed="1"/>
+    <w:lsdException w:name="List Bullet 2" w:semiHidden="1" w:unhideWhenUsed="1"/>
+    <w:lsdException w:name="List Bullet 3" w:semiHidden="1" w:unhideWhenUsed="1"/>
+    <w:lsdException w:name="List Bullet 4" w:semiHidden="1" w:unhideWhenUsed="1"/>
+    <w:lsdException w:name="List Bullet 5" w:semiHidden="1" w:unhideWhenUsed="1"/>
+    <w:lsdException w:name="List Number 2" w:semiHidden="1" w:unhideWhenUsed="1"/>
+    <w:lsdException w:name="List Number 3" w:semiHidden="1" w:unhideWhenUsed="1"/>
+    <w:lsdException w:name="List Number 4" w:semiHidden="1" w:unhideWhenUsed="1"/>
+    <w:lsdException w:name="List Number 5" w:semiHidden="1" w:unhideWhenUsed="1"/>
+    <w:lsdException w:name="Title" w:uiPriority="10" w:qFormat="1"/>
+    <w:lsdException w:name="Closing" w:semiHidden="1" w:unhideWhenUsed="1"/>
+    <w:lsdException w:name="Signature" w:semiHidden="1" w:unhideWhenUsed="1"/>
+    <w:lsdException w:name="Default Paragraph Font" w:uiPriority="1" w:semiHidden="1" w:unhideWhenUsed="1"/>
+    <w:lsdException w:name="Body Text" w:semiHidden="1" w:unhideWhenUsed="1"/>
+    <w:lsdException w:name="Body Text Indent" w:semiHidden="1" w:unhideWhenUsed="1"/>
+    <w:lsdException w:name="List Continue" w:semiHidden="1" w:unhideWhenUsed="1"/>
+    <w:lsdException w:name="List Continue 2" w:semiHidden="1" w:unhideWhenUsed="1"/>
+    <w:lsdException w:name="List Continue 3" w:semiHidden="1" w:unhideWhenUsed="1"/>
+    <w:lsdException w:name="List Continue 4" w:semiHidden="1" w:unhideWhenUsed="1"/>
+    <w:lsdException w:name="List Continue 5" w:semiHidden="1" w:unhideWhenUsed="1"/>
+    <w:lsdException w:name="Message Header" w:semiHidden="1" w:unhideWhenUsed="1"/>
+    <w:lsdException w:name="Subtitle" w:uiPriority="11" w:qFormat="1"/>
+    <w:lsdException w:name="Salutation" w:semiHidden="1" w:unhideWhenUsed="1"/>
+    <w:lsdException w:name="Date" w:semiHidden="1" w:unhideWhenUsed="1"/>
+    <w:lsdException w:name="Body Text First Indent" w:semiHidden="1" w:unhideWhenUsed="1"/>
+    <w:lsdException w:name="Body Text First Indent 2" w:semiHidden="1" w:unhideWhenUsed="1"/>
+    <w:lsdException w:name="Note Heading" w:semiHidden="1" w:unhideWhenUsed="1"/>
+    <w:lsdException w:name="Body Text 2" w:semiHidden="1" w:unhideWhenUsed="1"/>
+    <w:lsdException w:name="Body Text 3" w:semiHidden="1" w:unhideWhenUsed="1"/>
+    <w:lsdException w:name="Body Text Indent 2" w:semiHidden="1" w:unhideWhenUsed="1"/>
+    <w:lsdException w:name="Body Text Indent 3" w:semiHidden="1" w:unhideWhenUsed="1"/>
+    <w:lsdException w:name="Block Text" w:semiHidden="1" w:unhideWhenUsed="1"/>
+    <w:lsdException w:name="Hyperlink" w:semiHidden="1" w:unhideWhenUsed="1"/>
+    <w:lsdException w:name="FollowedHyperlink" w:semiHidden="1" w:unhideWhenUsed="1"/>
+    <w:lsdException w:name="Strong" w:uiPriority="22" w:qFormat="1"/>
+    <w:lsdException w:name="Emphasis" w:uiPriority="20" w:qFormat="1"/>
+    <w:lsdException w:name="Document Map" w:semiHidden="1" w:unhideWhenUsed="1"/>
+    <w:lsdException w:name="Plain Text" w:semiHidden="1" w:unhideWhenUsed="1"/>
+    <w:lsdException w:name="E-mail Signature" w:semiHidden="1" w:unhideWhenUsed="1"/>
+    <w:lsdException w:name="HTML Top of Form" w:semiHidden="1" w:unhideWhenUsed="1"/>
+    <w:lsdException w:name="HTML Bottom of Form" w:semiHidden="1" w:unhideWhenUsed="1"/>
+    <w:lsdException w:name="Normal (Web)" w:semiHidden="1" w:unhideWhenUsed="1"/>
+    <w:lsdException w:name="HTML Acronym" w:semiHidden="1" w:unhideWhenUsed="1"/>
+    <w:lsdException w:name="HTML Address" w:semiHidden="1" w:unhideWhenUsed="1"/>
+    <w:lsdException w:name="HTML Cite" w:semiHidden="1" w:unhideWhenUsed="1"/>
+    <w:lsdException w:name="HTML Code" w:semiHidden="1" w:unhideWhenUsed="1"/>
+    <w:lsdException w:name="HTML Definition" w:semiHidden="1" w:unhideWhenUsed="1"/>
+    <w:lsdException w:name="HTML Keyboard" w:semiHidden="1" w:unhideWhenUsed="1"/>
+    <w:lsdException w:name="HTML Preformatted" w:semiHidden="1" w:unhideWhenUsed="1"/>
+    <w:lsdException w:name="HTML Sample" w:semiHidden="1" w:unhideWhenUsed="1"/>
+    <w:lsdException w:name="HTML Typewriter" w:semiHidden="1" w:unhideWhenUsed="1"/>
+    <w:lsdException w:name="HTML Variable" w:semiHidden="1" w:unhideWhenUsed="1"/>
+    <w:lsdException w:name="Normal Table" w:semiHidden="1" w:unhideWhenUsed="1"/>
+    <w:lsdException w:name="annotation subject" w:semiHidden="1" w:unhideWhenUsed="1"/>
+    <w:lsdException w:name="No List" w:semiHidden="1" w:unhideWhenUsed="1"/>
+    <w:lsdException w:name="Outline List 1" w:semiHidden="1" w:unhideWhenUsed="1"/>
+    <w:lsdException w:name="Outline List 2" w:semiHidden="1" w:unhideWhenUsed="1"/>
+    <w:lsdException w:name="Outline List 3" w:semiHidden="1" w:unhideWhenUsed="1"/>
+    <w:lsdException w:name="Table Simple 1" w:semiHidden="1" w:unhideWhenUsed="1"/>
+    <w:lsdException w:name="Table Simple 2" w:semiHidden="1" w:unhideWhenUsed="1"/>
+    <w:lsdException w:name="Table Simple 3" w:semiHidden="1" w:unhideWhenUsed="1"/>
+    <w:lsdException w:name="Table Classic 1" w:semiHidden="1" w:unhideWhenUsed="1"/>
+    <w:lsdException w:name="Table Classic 2" w:semiHidden="1" w:unhideWhenUsed="1"/>
+    <w:lsdException w:name="Table Classic 3" w:semiHidden="1" w:unhideWhenUsed="1"/>
+    <w:lsdException w:name="Table Classic 4" w:semiHidden="1" w:unhideWhenUsed="1"/>
+    <w:lsdException w:name="Table Colorful 1" w:semiHidden="1" w:unhideWhenUsed="1"/>
+    <w:lsdException w:name="Table Colorful 2" w:semiHidden="1" w:unhideWhenUsed="1"/>
+    <w:lsdException w:name="Table Colorful 3" w:semiHidden="1" w:unhideWhenUsed="1"/>
+    <w:lsdException w:name="Table Columns 1" w:semiHidden="1" w:unhideWhenUsed="1"/>
+    <w:lsdException w:name="Table Columns 2" w:semiHidden="1" w:unhideWhenUsed="1"/>
+    <w:lsdException w:name="Table Columns 3" w:semiHidden="1" w:unhideWhenUsed="1"/>
+    <w:lsdException w:name="Table Columns 4" w:semiHidden="1" w:unhideWhenUsed="1"/>
+    <w:lsdException w:name="Table Columns 5" w:semiHidden="1" w:unhideWhenUsed="1"/>
+    <w:lsdException w:name="Table Grid 1" w:semiHidden="1" w:unhideWhenUsed="1"/>
+    <w:lsdException w:name="Table Grid 2" w:semiHidden="1" w:unhideWhenUsed="1"/>
+    <w:lsdException w:name="Table Grid 3" w:semiHidden="1" w:unhideWhenUsed="1"/>
+    <w:lsdException w:name="Table Grid 4" w:semiHidden="1" w:unhideWhenUsed="1"/>
+    <w:lsdException w:name="Table Grid 5" w:semiHidden="1" w:unhideWhenUsed="1"/>
+    <w:lsdException w:name="Table Grid 6" w:semiHidden="1" w:unhideWhenUsed="1"/>
+    <w:lsdException w:name="Table Grid 7" w:semiHidden="1" w:unhideWhenUsed="1"/>
+    <w:lsdException w:name="Table Grid 8" w:semiHidden="1" w:unhideWhenUsed="1"/>
+    <w:lsdException w:name="Table List 1" w:semiHidden="1" w:unhideWhenUsed="1"/>
+    <w:lsdException w:name="Table List 2" w:semiHidden="1" w:unhideWhenUsed="1"/>
+    <w:lsdException w:name="Table List 3" w:semiHidden="1" w:unhideWhenUsed="1"/>
+    <w:lsdException w:name="Table List 4" w:semiHidden="1" w:unhideWhenUsed="1"/>
+    <w:lsdException w:name="Table List 5" w:semiHidden="1" w:unhideWhenUsed="1"/>
+    <w:lsdException w:name="Table List 6" w:semiHidden="1" w:unhideWhenUsed="1"/>
+    <w:lsdException w:name="Table List 7" w:semiHidden="1" w:unhideWhenUsed="1"/>
+    <w:lsdException w:name="Table List 8" w:semiHidden="1" w:unhideWhenUsed="1"/>
+    <w:lsdException w:name="Table 3D effects 1" w:semiHidden="1" w:unhideWhenUsed="1"/>
+    <w:lsdException w:name="Table 3D effects 2" w:semiHidden="1" w:unhideWhenUsed="1"/>
+    <w:lsdException w:name="Table 3D effects 3" w:semiHidden="1" w:unhideWhenUsed="1"/>
+    <w:lsdException w:name="Table Contemporary" w:semiHidden="1" w:unhideWhenUsed="1"/>
+    <w:lsdException w:name="Table Elegant" w:semiHidden="1" w:unhideWhenUsed="1"/>
+    <w:lsdException w:name="Table Professional" w:semiHidden="1" w:unhideWhenUsed="1"/>
+    <w:lsdException w:name="Table Subtle 1" w:semiHidden="1" w:unhideWhenUsed="1"/>
+    <w:lsdException w:name="Table Subtle 2" w:semiHidden="1" w:unhideWhenUsed="1"/>
+    <w:lsdException w:name="Table Web 1" w:semiHidden="1" w:unhideWhenUsed="1"/>
+    <w:lsdException w:name="Table Web 2" w:semiHidden="1" w:unhideWhenUsed="1"/>
+    <w:lsdException w:name="Table Web 3" w:semiHidden="1" w:unhideWhenUsed="1"/>
+    <w:lsdException w:name="Balloon Text" w:semiHidden="1" w:unhideWhenUsed="1"/>
+    <w:lsdException w:name="Table Grid" w:uiPriority="59"/>
+    <w:lsdException w:name="Table Theme" w:semiHidden="1" w:unhideWhenUsed="1"/>
+    <w:lsdException w:name="Placeholder Text" w:semiHidden="1"/>
+    <w:lsdException w:name="No Spacing" w:uiPriority="1" w:qFormat="1"/>
+    <w:lsdException w:name="Light Shading" w:uiPriority="60"/>
+    <w:lsdException w:name="Light List" w:uiPriority="61"/>
+    <w:lsdException w:name="Light Grid" w:uiPriority="62"/>
+    <w:lsdException w:name="Medium Shading 1" w:uiPriority="63"/>
+    <w:lsdException w:name="Medium Shading 2" w:uiPriority="64"/>
+    <w:lsdException w:name="Medium List 1" w:uiPriority="65"/>
+    <w:lsdException w:name="Medium List 2" w:uiPriority="66"/>
+    <w:lsdException w:name="Medium Grid 1" w:uiPriority="67"/>
+    <w:lsdException w:name="Medium Grid 2" w:uiPriority="68"/>
+    <w:lsdException w:name="Medium Grid 3" w:uiPriority="69"/>
+    <w:lsdException w:name="Dark List" w:uiPriority="70"/>
+    <w:lsdException w:name="Colorful Shading" w:uiPriority="71"/>
+    <w:lsdException w:name="Colorful List" w:uiPriority="72"/>
+    <w:lsdException w:name="Colorful Grid" w:uiPriority="73"/>
+    <w:lsdException w:name="Light Shading Accent 1" w:uiPriority="60"/>
+    <w:lsdException w:name="Light List Accent 1" w:uiPriority="61"/>
+    <w:lsdException w:name="Light Grid Accent 1" w:uiPriority="62"/>
+    <w:lsdException w:name="Medium Shading 1 Accent 1" w:uiPriority="63"/>
+    <w:lsdException w:name="Medium Shading 2 Accent 1" w:uiPriority="64"/>
+    <w:lsdException w:name="Medium List 1 Accent 1" w:uiPriority="65"/>
+    <w:lsdException w:name="Revision" w:semiHidden="1"/>
+    <w:lsdException w:name="List Paragraph" w:uiPriority="34" w:qFormat="1"/>
+    <w:lsdException w:name="Quote" w:uiPriority="29" w:qFormat="1"/>
+    <w:lsdException w:name="Intense Quote" w:uiPriority="30" w:qFormat="1"/>
+    <w:lsdException w:name="Medium List 2 Accent 1" w:uiPriority="66"/>
+    <w:lsdException w:name="Medium Grid 1 Accent 1" w:uiPriority="67"/>
+    <w:lsdException w:name="Medium Grid 2 Accent 1" w:uiPriority="68"/>
+    <w:lsdException w:name="Medium Grid 3 Accent 1" w:uiPriority="69"/>
+    <w:lsdException w:name="Dark List Accent 1" w:uiPriority="70"/>
+    <w:lsdException w:name="Colorful Shading Accent 1" w:uiPriority="71"/>
+    <w:lsdException w:name="Colorful List Accent 1" w:uiPriority="72"/>
+    <w:lsdException w:name="Colorful Grid Accent 1" w:uiPriority="73"/>
+    <w:lsdException w:name="Light Shading Accent 2" w:uiPriority="60"/>
+    <w:lsdException w:name="Light List Accent 2" w:uiPriority="61"/>
+    <w:lsdException w:name="Light Grid Accent 2" w:uiPriority="62"/>
+    <w:lsdException w:name="Medium Shading 1 Accent 2" w:uiPriority="63"/>
+    <w:lsdException w:name="Medium Shading 2 Accent 2" w:uiPriority="64"/>
+    <w:lsdException w:name="Medium List 1 Accent 2" w:uiPriority="65"/>
+    <w:lsdException w:name="Medium List 2 Accent 2" w:uiPriority="66"/>
+    <w:lsdException w:name="Medium Grid 1 Accent 2" w:uiPriority="67"/>
+    <w:lsdException w:name="Medium Grid 2 Accent 2" w:uiPriority="68"/>
+    <w:lsdException w:name="Medium Grid 3 Accent 2" w:uiPriority="69"/>
+    <w:lsdException w:name="Dark List Accent 2" w:uiPriority="70"/>
+    <w:lsdException w:name="Colorful Shading Accent 2" w:uiPriority="71"/>
+    <w:lsdException w:name="Colorful List Accent 2" w:uiPriority="72"/>
+    <w:lsdException w:name="Colorful Grid Accent 2" w:uiPriority="73"/>
+    <w:lsdException w:name="Light Shading Accent 3" w:uiPriority="60"/>
+    <w:lsdException w:name="Light List Accent 3" w:uiPriority="61"/>
+    <w:lsdException w:name="Light Grid Accent 3" w:uiPriority="62"/>
+    <w:lsdException w:name="Medium Shading 1 Accent 3" w:uiPriority="63"/>
+    <w:lsdException w:name="Medium Shading 2 Accent 3" w:uiPriority="64"/>
+    <w:lsdException w:name="Medium List 1 Accent 3" w:uiPriority="65"/>
+    <w:lsdException w:name="Medium List 2 Accent 3" w:uiPriority="66"/>
+    <w:lsdException w:name="Medium Grid 1 Accent 3" w:uiPriority="67"/>
+    <w:lsdException w:name="Medium Grid 2 Accent 3" w:uiPriority="68"/>
+    <w:lsdException w:name="Medium Grid 3 Accent 3" w:uiPriority="69"/>
+    <w:lsdException w:name="Dark List Accent 3" w:uiPriority="70"/>
+    <w:lsdException w:name="Colorful Shading Accent 3" w:uiPriority="71"/>
+    <w:lsdException w:name="Colorful List Accent 3" w:uiPriority="72"/>
+    <w:lsdException w:name="Colorful Grid Accent 3" w:uiPriority="73"/>
+    <w:lsdException w:name="Light Shading Accent 4" w:uiPriority="60"/>
+    <w:lsdException w:name="Light List Accent 4" w:uiPriority="61"/>
+    <w:lsdException w:name="Light Grid Accent 4" w:uiPriority="62"/>
+    <w:lsdException w:name="Medium Shading 1 Accent 4" w:uiPriority="63"/>
+    <w:lsdException w:name="Medium Shading 2 Accent 4" w:uiPriority="64"/>
+    <w:lsdException w:name="Medium List 1 Accent 4" w:uiPriority="65"/>
+    <w:lsdException w:name="Medium List 2 Accent 4" w:uiPriority="66"/>
+    <w:lsdException w:name="Medium Grid 1 Accent 4" w:uiPriority="67"/>
+    <w:lsdException w:name="Medium Grid 2 Accent 4" w:uiPriority="68"/>
+    <w:lsdException w:name="Medium Grid 3 Accent 4" w:uiPriority="69"/>
+    <w:lsdException w:name="Dark List Accent 4" w:uiPriority="70"/>
+    <w:lsdException w:name="Colorful Shading Accent 4" w:uiPriority="71"/>
+    <w:lsdException w:name="Colorful List Accent 4" w:uiPriority="72"/>
+    <w:lsdException w:name="Colorful Grid Accent 4" w:uiPriority="73"/>
+    <w:lsdException w:name="Light Shading Accent 5" w:uiPriority="60"/>
+    <w:lsdException w:name="Light List Accent 5" w:uiPriority="61"/>
+    <w:lsdException w:name="Light Grid Accent 5" w:uiPriority="62"/>
+    <w:lsdException w:name="Medium Shading 1 Accent 5" w:uiPriority="63"/>
+    <w:lsdException w:name="Medium Shading 2 Accent 5" w:uiPriority="64"/>
+    <w:lsdException w:name="Medium List 1 Accent 5" w:uiPriority="65"/>
+    <w:lsdException w:name="Medium List 2 Accent 5" w:uiPriority="66"/>
+    <w:lsdException w:name="Medium Grid 1 Accent 5" w:uiPriority="67"/>
+    <w:lsdException w:name="Medium Grid 2 Accent 5" w:uiPriority="68"/>
+    <w:lsdException w:name="Medium Grid 3 Accent 5" w:uiPriority="69"/>
+    <w:lsdException w:name="Dark List Accent 5" w:uiPriority="70"/>
+    <w:lsdException w:name="Colorful Shading Accent 5" w:uiPriority="71"/>
+    <w:lsdException w:name="Colorful List Accent 5" w:uiPriority="72"/>
+    <w:lsdException w:name="Colorful Grid Accent 5" w:uiPriority="73"/>
+    <w:lsdException w:name="Light Shading Accent 6" w:uiPriority="60"/>
+    <w:lsdException w:name="Light List Accent 6" w:uiPriority="61"/>
+    <w:lsdException w:name="Light Grid Accent 6" w:uiPriority="62"/>
+    <w:lsdException w:name="Medium Shading 1 Accent 6" w:uiPriority="63"/>
+    <w:lsdException w:name="Medium Shading 2 Accent 6" w:uiPriority="64"/>
+    <w:lsdException w:name="Medium List 1 Accent 6" w:uiPriority="65"/>
+    <w:lsdException w:name="Medium List 2 Accent 6" w:uiPriority="66"/>
+    <w:lsdException w:name="Medium Grid 1 Accent 6" w:uiPriority="67"/>
+    <w:lsdException w:name="Medium Grid 2 Accent 6" w:uiPriority="68"/>
+    <w:lsdException w:name="Medium Grid 3 Accent 6" w:uiPriority="69"/>
+    <w:lsdException w:name="Dark List Accent 6" w:uiPriority="70"/>
+    <w:lsdException w:name="Colorful Shading Accent 6" w:uiPriority="71"/>
+    <w:lsdException w:name="Colorful List Accent 6" w:uiPriority="72"/>
+    <w:lsdException w:name="Colorful Grid Accent 6" w:uiPriority="73"/>
+    <w:lsdException w:name="Subtle Emphasis" w:uiPriority="19" w:qFormat="1"/>
+    <w:lsdException w:name="Intense Emphasis" w:uiPriority="21" w:qFormat="1"/>
+    <w:lsdException w:name="Subtle Reference" w:uiPriority="31" w:qFormat="1"/>
+    <w:lsdException w:name="Intense Reference" w:uiPriority="32" w:qFormat="1"/>
+    <w:lsdException w:name="Book Title" w:uiPriority="33" w:qFormat="1"/>
+    <w:lsdException w:name="Bibliography" w:uiPriority="37" w:semiHidden="1" w:unhideWhenUsed="1"/>
+    <w:lsdException w:name="TOC Heading" w:uiPriority="39" w:semiHidden="1" w:unhideWhenUsed="1" w:qFormat="1"/>
+    <w:lsdException w:name="Grid Table 4" w:uiPriority="49"/>
+    <w:lsdException w:name="Grid Table 5 Dark" w:uiPriority="50"/>
+    <w:lsdException w:name="Grid Table 6 Colorful" w:uiPriority="51"/>
+    <w:lsdException w:name="Grid Table 7 Colorful" w:uiPriority="52"/>
+    <w:lsdException w:name="Grid Table 1 Light Accent 1" w:uiPriority="46"/>
+    <w:lsdException w:name="Grid Table 2 Accent 1" w:uiPriority="47"/>
+    <w:lsdException w:name="Grid Table 3 Accent 1" w:uiPriority="48"/>
+    <w:lsdException w:name="Grid Table 4 Accent 1" w:uiPriority="49"/>
+    <w:lsdException w:name="Grid Table 5 Dark Accent 1" w:uiPriority="50"/>
+    <w:lsdException w:name="Grid Table 6 Colorful Accent 1" w:uiPriority="51"/>
+    <w:lsdException w:name="Grid Table 7 Colorful Accent 1" w:uiPriority="52"/>
+    <w:lsdException w:name="Grid Table 1 Light Accent 2" w:uiPriority="46"/>
+    <w:lsdException w:name="Grid Table 2 Accent 2" w:uiPriority="47"/>
+    <w:lsdException w:name="Grid Table 3 Accent 2" w:uiPriority="48"/>
+    <w:lsdException w:name="Grid Table 4 Accent 2" w:uiPriority="49"/>
+    <w:lsdException w:name="Grid Table 5 Dark Accent 2" w:uiPriority="50"/>
+    <w:lsdException w:name="Grid Table 6 Colorful Accent 2" w:uiPriority="51"/>
+    <w:lsdException w:name="Grid Table 7 Colorful Accent 2" w:uiPriority="52"/>
+    <w:lsdException w:name="Grid Table 1 Light Accent 3" w:uiPriority="46"/>
+    <w:lsdException w:name="Grid Table 2 Accent 3" w:uiPriority="47"/>
+    <w:lsdException w:name="Grid Table 3 Accent 3" w:uiPriority="48"/>
+    <w:lsdException w:name="Grid Table 4 Accent 3" w:uiPriority="49"/>
+    <w:lsdException w:name="Grid Table 5 Dark Accent 3" w:uiPriority="50"/>
+    <w:lsdException w:name="Grid Table 6 Colorful Accent 3" w:uiPriority="51"/>
+    <w:lsdException w:name="Grid Table 7 Colorful Accent 3" w:uiPriority="52"/>
+    <w:lsdException w:name="Grid Table 1 Light Accent 4" w:uiPriority="46"/>
+    <w:lsdException w:name="Grid Table 2 Accent 4" w:uiPriority="47"/>
+    <w:lsdException w:name="Grid Table 3 Accent 4" w:uiPriority="48"/>
+    <w:lsdException w:name="Grid Table 4 Accent 4" w:uiPriority="49"/>
+    <w:lsdException w:name="Grid Table 5 Dark Accent 4" w:uiPriority="50"/>
+    <w:lsdException w:name="Grid Table 6 Colorful Accent 4" w:uiPriority="51"/>
+    <w:lsdException w:name="Grid Table 7 Colorful Accent 4" w:uiPriority="52"/>
+    <w:lsdException w:name="Grid Table 1 Light Accent 5" w:uiPriority="46"/>
+    <w:lsdException w:name="Grid Table 2 Accent 5" w:uiPriority="47"/>
+    <w:lsdException w:name="Grid Table 3 Accent 5" w:uiPriority="48"/>
+    <w:lsdException w:name="Grid Table 4 Accent 5" w:uiPriority="49"/>
+    <w:lsdException w:name="Grid Table 5 Dark Accent 5" w:uiPriority="50"/>
+    <w:lsdException w:name="Grid Table 6 Colorful Accent 5" w:uiPriority="51"/>
+    <w:lsdException w:name="Grid Table 7 Colorful Accent 5" w:uiPriority="52"/>
+    <w:lsdException w:name="Grid Table 1 Light Accent 6" w:uiPriority="46"/>
+    <w:lsdException w:name="Grid Table 2 Accent 6" w:uiPriority="47"/>
+    <w:lsdException w:name="Grid Table 3 Accent 6" w:uiPriority="48"/>
+    <w:lsdException w:name="Grid Table 4 Accent 6" w:uiPriority="49"/>
+    <w:lsdException w:name="Grid Table 5 Dark Accent 6" w:uiPriority="50"/>
+    <w:lsdException w:name="Grid Table 6 Colorful Accent 6" w:uiPriority="51"/>
+    <w:lsdException w:name="Grid Table 7 Colorful Accent 6" w:uiPriority="52"/>
+    <w:lsdException w:name="List Table 1 Light" w:uiPriority="46"/>
+    <w:lsdException w:name="List Table 2" w:uiPriority="47"/>
+    <w:lsdException w:name="List Table 3" w:uiPriority="48"/>
+    <w:lsdException w:name="List Table 4" w:uiPriority="49"/>
+    <w:lsdException w:name="List Table 5 Dark" w:uiPriority="50"/>
+    <w:lsdException w:name="List Table 6 Colorful" w:uiPriority="51"/>
+    <w:lsdException w:name="List Table 7 Colorful" w:uiPriority="52"/>
+    <w:lsdException w:name="List Table 1 Light Accent 1" w:uiPriority="46"/>
+    <w:lsdException w:name="List Table 2 Accent 1" w:uiPriority="47"/>
+    <w:lsdException w:name="List Table 3 Accent 1" w:uiPriority="48"/>
+    <w:lsdException w:name="List Table 4 Accent 1" w:uiPriority="49"/>
+    <w:lsdException w:name="List Table 5 Dark Accent 1" w:uiPriority="50"/>
+    <w:lsdException w:name="List Table 6 Colorful Accent 1" w:uiPriority="51"/>
+    <w:lsdException w:name="List Table 7 Colorful Accent 1" w:uiPriority="52"/>
+    <w:lsdException w:name="List Table 1 Light Accent 2" w:uiPriority="46"/>
+    <w:lsdException w:name="List Table 2 Accent 2" w:uiPriority="47"/>
+    <w:lsdException w:name="List Table 3 Accent 2" w:uiPriority="48"/>
+    <w:lsdException w:name="List Table 4 Accent 2" w:uiPriority="49"/>
+    <w:lsdException w:name="List Table 5 Dark Accent 2" w:uiPriority="50"/>
+    <w:lsdException w:name="List Table 6 Colorful Accent 2" w:uiPriority="51"/>
+    <w:lsdException w:name="List Table 7 Colorful Accent 2" w:uiPriority="52"/>
+    <w:lsdException w:name="List Table 1 Light Accent 3" w:uiPriority="46"/>
+    <w:lsdException w:name="List Table 2 Accent 3" w:uiPriority="47"/>
+    <w:lsdException w:name="List Table 3 Accent 3" w:uiPriority="48"/>
+    <w:lsdException w:name="List Table 4 Accent 3" w:uiPriority="49"/>
+    <w:lsdException w:name="List Table 5 Dark Accent 3" w:uiPriority="50"/>
+    <w:lsdException w:name="List Table 6 Colorful Accent 3" w:uiPriority="51"/>
+    <w:lsdException w:name="List Table 7 Colorful Accent 3" w:uiPriority="52"/>
+    <w:lsdException w:name="List Table 1 Light Accent 4" w:uiPriority="46"/>
+    <w:lsdException w:name="List Table 2 Accent 4" w:uiPriority="47"/>
+    <w:lsdException w:name="List Table 3 Accent 4" w:uiPriority="48"/>
+    <w:lsdException w:name="List Table 4 Accent 4" w:uiPriority="49"/>
+    <w:lsdException w:name="List Table 5 Dark Accent 4" w:uiPriority="50"/>
+    <w:lsdException w:name="List Table 6 Colorful Accent 4" w:uiPriority="51"/>
+    <w:lsdException w:name="List Table 7 Colorful Accent 4" w:uiPriority="52"/>
+    <w:lsdException w:name="List Table 1 Light Accent 5" w:uiPriority="46"/>
+    <w:lsdException w:name="List Table 2 Accent 5" w:uiPriority="47"/>
+    <w:lsdException w:name="List Table 3 Accent 5" w:uiPriority="48"/>
+    <w:lsdException w:name="List Table 4 Accent 5" w:uiPriority="49"/>
+    <w:lsdException w:name="List Table 5 Dark Accent 5" w:uiPriority="50"/>
+    <w:lsdException w:name="List Table 6 Colorful Accent 5" w:uiPriority="51"/>
+    <w:lsdException w:name="List Table 7 Colorful Accent 5" w:uiPriority="52"/>
+    <w:lsdException w:name="List Table 1 Light Accent 6" w:uiPriority="46"/>
+    <w:lsdException w:name="List Table 2 Accent 6" w:uiPriority="47"/>
+    <w:lsdException w:name="List Table 3 Accent 6" w:uiPriority="48"/>
+    <w:lsdException w:name="List Table 4 Accent 6" w:uiPriority="49"/>
+    <w:lsdException w:name="List Table 5 Dark Accent 6" w:uiPriority="50"/>
+    <w:lsdException w:name="List Table 6 Colorful Accent 6" w:uiPriority="51"/>
+    <w:lsdException w:name="List Table 7 Colorful Accent 6" w:uiPriority="52"/>
+    <w:lsdException w:name="Mention" w:semiHidden="1" w:unhideWhenUsed="1"/>
+    <w:lsdException w:name="Smart Hyperlink" w:semiHidden="1" w:unhideWhenUsed="1"/>
+    <w:lsdException w:name="Hashtag" w:semiHidden="1" w:unhideWhenUsed="1"/>
+    <w:lsdException w:name="Unresolved Mention" w:semiHidden="1" w:unhideWhenUsed="1"/>
+    <w:lsdException w:name="Smart Link" w:semiHidden="1" w:unhideWhenUsed="1"/>
   </w:latentStyles>
   <w:style w:type="paragraph" w:styleId="Normal" w:default="1">
     <w:name w:val="Normal"/>
     <w:qFormat/>
     <w:rsid w:val="00fc693f"/>
     <w:pPr>
-      <w:keepLines w:val="0"/>
       <w:widowControl/>
       <w:suppressAutoHyphens w:val="true"/>
       <w:bidi w:val="0"/>
@@ -1211,7 +1554,7 @@
     <w:name w:val="Heading 1"/>
     <w:basedOn w:val="Normal"/>
     <w:next w:val="Normal"/>
-    <w:link w:val="Heading1Char"/>
+    <w:link w:val="1"/>
     <w:uiPriority w:val="9"/>
     <w:qFormat/>
     <w:rsid w:val="00fc693f"/>
@@ -1234,7 +1577,7 @@
     <w:name w:val="Heading 2"/>
     <w:basedOn w:val="Normal"/>
     <w:next w:val="Normal"/>
-    <w:link w:val="Heading2Char"/>
+    <w:link w:val="2"/>
     <w:uiPriority w:val="9"/>
     <w:unhideWhenUsed/>
     <w:qFormat/>
@@ -1258,7 +1601,7 @@
     <w:name w:val="Heading 3"/>
     <w:basedOn w:val="Normal"/>
     <w:next w:val="Normal"/>
-    <w:link w:val="Heading3Char"/>
+    <w:link w:val="3"/>
     <w:uiPriority w:val="9"/>
     <w:unhideWhenUsed/>
     <w:qFormat/>
@@ -1280,7 +1623,7 @@
     <w:name w:val="Heading 4"/>
     <w:basedOn w:val="Normal"/>
     <w:next w:val="Normal"/>
-    <w:link w:val="Heading4Char"/>
+    <w:link w:val="4"/>
     <w:uiPriority w:val="9"/>
     <w:semiHidden/>
     <w:unhideWhenUsed/>
@@ -1305,7 +1648,7 @@
     <w:name w:val="Heading 5"/>
     <w:basedOn w:val="Normal"/>
     <w:next w:val="Normal"/>
-    <w:link w:val="Heading5Char"/>
+    <w:link w:val="5"/>
     <w:uiPriority w:val="9"/>
     <w:semiHidden/>
     <w:unhideWhenUsed/>
@@ -1326,7 +1669,7 @@
     <w:name w:val="Heading 6"/>
     <w:basedOn w:val="Normal"/>
     <w:next w:val="Normal"/>
-    <w:link w:val="Heading6Char"/>
+    <w:link w:val="6"/>
     <w:uiPriority w:val="9"/>
     <w:semiHidden/>
     <w:unhideWhenUsed/>
@@ -1349,7 +1692,7 @@
     <w:name w:val="Heading 7"/>
     <w:basedOn w:val="Normal"/>
     <w:next w:val="Normal"/>
-    <w:link w:val="Heading7Char"/>
+    <w:link w:val="7"/>
     <w:uiPriority w:val="9"/>
     <w:semiHidden/>
     <w:unhideWhenUsed/>
@@ -1372,7 +1715,7 @@
     <w:name w:val="Heading 8"/>
     <w:basedOn w:val="Normal"/>
     <w:next w:val="Normal"/>
-    <w:link w:val="Heading8Char"/>
+    <w:link w:val="8"/>
     <w:uiPriority w:val="9"/>
     <w:semiHidden/>
     <w:unhideWhenUsed/>
@@ -1395,7 +1738,7 @@
     <w:name w:val="Heading 9"/>
     <w:basedOn w:val="Normal"/>
     <w:next w:val="Normal"/>
-    <w:link w:val="Heading9Char"/>
+    <w:link w:val="9"/>
     <w:uiPriority w:val="9"/>
     <w:semiHidden/>
     <w:unhideWhenUsed/>
@@ -1416,24 +1759,6 @@
       <w:szCs w:val="20"/>
     </w:rPr>
   </w:style>
-  <w:style w:type="character" w:styleId="HeaderChar" w:customStyle="1">
-    <w:name w:val="Header Char"/>
-    <w:basedOn w:val="DefaultParagraphFont"/>
-    <w:link w:val="Header"/>
-    <w:uiPriority w:val="99"/>
-    <w:qFormat/>
-    <w:rsid w:val="00e618bf"/>
-    <w:rPr/>
-  </w:style>
-  <w:style w:type="character" w:styleId="FooterChar" w:customStyle="1">
-    <w:name w:val="Footer Char"/>
-    <w:basedOn w:val="DefaultParagraphFont"/>
-    <w:link w:val="Footer"/>
-    <w:uiPriority w:val="99"/>
-    <w:qFormat/>
-    <w:rsid w:val="00e618bf"/>
-    <w:rPr/>
-  </w:style>
   <w:style w:type="character" w:styleId="DefaultParagraphFont" w:default="1">
     <w:name w:val="Default Paragraph Font"/>
     <w:uiPriority w:val="1"/>
@@ -1442,8 +1767,26 @@
     <w:qFormat/>
     <w:rPr/>
   </w:style>
-  <w:style w:type="character" w:styleId="Heading1Char" w:customStyle="1">
-    <w:name w:val="Heading 1 Char"/>
+  <w:style w:type="character" w:styleId="Style5" w:customStyle="1">
+    <w:name w:val="Верхний колонтитул Знак"/>
+    <w:basedOn w:val="DefaultParagraphFont"/>
+    <w:link w:val="Header"/>
+    <w:uiPriority w:val="99"/>
+    <w:qFormat/>
+    <w:rsid w:val="00e618bf"/>
+    <w:rPr/>
+  </w:style>
+  <w:style w:type="character" w:styleId="Style6" w:customStyle="1">
+    <w:name w:val="Нижний колонтитул Знак"/>
+    <w:basedOn w:val="DefaultParagraphFont"/>
+    <w:link w:val="Footer"/>
+    <w:uiPriority w:val="99"/>
+    <w:qFormat/>
+    <w:rsid w:val="00e618bf"/>
+    <w:rPr/>
+  </w:style>
+  <w:style w:type="character" w:styleId="1" w:customStyle="1">
+    <w:name w:val="Заголовок 1 Знак"/>
     <w:basedOn w:val="DefaultParagraphFont"/>
     <w:link w:val="Heading1"/>
     <w:uiPriority w:val="9"/>
@@ -1458,8 +1801,8 @@
       <w:szCs w:val="28"/>
     </w:rPr>
   </w:style>
-  <w:style w:type="character" w:styleId="Heading2Char" w:customStyle="1">
-    <w:name w:val="Heading 2 Char"/>
+  <w:style w:type="character" w:styleId="2" w:customStyle="1">
+    <w:name w:val="Заголовок 2 Знак"/>
     <w:basedOn w:val="DefaultParagraphFont"/>
     <w:link w:val="Heading2"/>
     <w:uiPriority w:val="9"/>
@@ -1474,8 +1817,8 @@
       <w:szCs w:val="26"/>
     </w:rPr>
   </w:style>
-  <w:style w:type="character" w:styleId="Heading3Char" w:customStyle="1">
-    <w:name w:val="Heading 3 Char"/>
+  <w:style w:type="character" w:styleId="3" w:customStyle="1">
+    <w:name w:val="Заголовок 3 Знак"/>
     <w:basedOn w:val="DefaultParagraphFont"/>
     <w:link w:val="Heading3"/>
     <w:uiPriority w:val="9"/>
@@ -1488,8 +1831,8 @@
       <w:color w:themeColor="accent1" w:val="4F81BD"/>
     </w:rPr>
   </w:style>
-  <w:style w:type="character" w:styleId="TitleChar" w:customStyle="1">
-    <w:name w:val="Title Char"/>
+  <w:style w:type="character" w:styleId="Style7" w:customStyle="1">
+    <w:name w:val="Заголовок Знак"/>
     <w:basedOn w:val="DefaultParagraphFont"/>
     <w:link w:val="Title"/>
     <w:uiPriority w:val="10"/>
@@ -1504,8 +1847,8 @@
       <w:szCs w:val="52"/>
     </w:rPr>
   </w:style>
-  <w:style w:type="character" w:styleId="SubtitleChar" w:customStyle="1">
-    <w:name w:val="Subtitle Char"/>
+  <w:style w:type="character" w:styleId="Style8" w:customStyle="1">
+    <w:name w:val="Подзаголовок Знак"/>
     <w:basedOn w:val="DefaultParagraphFont"/>
     <w:link w:val="Subtitle"/>
     <w:uiPriority w:val="11"/>
@@ -1521,16 +1864,16 @@
       <w:szCs w:val="24"/>
     </w:rPr>
   </w:style>
-  <w:style w:type="character" w:styleId="BodyTextChar" w:customStyle="1">
-    <w:name w:val="Body Text Char"/>
+  <w:style w:type="character" w:styleId="Style9" w:customStyle="1">
+    <w:name w:val="Основной текст Знак"/>
     <w:basedOn w:val="DefaultParagraphFont"/>
     <w:uiPriority w:val="99"/>
     <w:qFormat/>
     <w:rsid w:val="00aa1d8d"/>
     <w:rPr/>
   </w:style>
-  <w:style w:type="character" w:styleId="BodyText2Char" w:customStyle="1">
-    <w:name w:val="Body Text 2 Char"/>
+  <w:style w:type="character" w:styleId="21" w:customStyle="1">
+    <w:name w:val="Основной текст 2 Знак"/>
     <w:basedOn w:val="DefaultParagraphFont"/>
     <w:link w:val="BodyText2"/>
     <w:uiPriority w:val="99"/>
@@ -1538,8 +1881,8 @@
     <w:rsid w:val="00aa1d8d"/>
     <w:rPr/>
   </w:style>
-  <w:style w:type="character" w:styleId="BodyText3Char" w:customStyle="1">
-    <w:name w:val="Body Text 3 Char"/>
+  <w:style w:type="character" w:styleId="31" w:customStyle="1">
+    <w:name w:val="Основной текст 3 Знак"/>
     <w:basedOn w:val="DefaultParagraphFont"/>
     <w:link w:val="BodyText3"/>
     <w:uiPriority w:val="99"/>
@@ -1550,8 +1893,8 @@
       <w:szCs w:val="16"/>
     </w:rPr>
   </w:style>
-  <w:style w:type="character" w:styleId="MacroTextChar" w:customStyle="1">
-    <w:name w:val="Macro Text Char"/>
+  <w:style w:type="character" w:styleId="Style10" w:customStyle="1">
+    <w:name w:val="Текст макроса Знак"/>
     <w:basedOn w:val="DefaultParagraphFont"/>
     <w:link w:val="macro"/>
     <w:uiPriority w:val="99"/>
@@ -1563,8 +1906,8 @@
       <w:szCs w:val="20"/>
     </w:rPr>
   </w:style>
-  <w:style w:type="character" w:styleId="QuoteChar" w:customStyle="1">
-    <w:name w:val="Quote Char"/>
+  <w:style w:type="character" w:styleId="22" w:customStyle="1">
+    <w:name w:val="Цитата 2 Знак"/>
     <w:basedOn w:val="DefaultParagraphFont"/>
     <w:link w:val="Quote"/>
     <w:uiPriority w:val="29"/>
@@ -1576,8 +1919,8 @@
       <w:color w:themeColor="text1" w:val="000000"/>
     </w:rPr>
   </w:style>
-  <w:style w:type="character" w:styleId="Heading4Char" w:customStyle="1">
-    <w:name w:val="Heading 4 Char"/>
+  <w:style w:type="character" w:styleId="4" w:customStyle="1">
+    <w:name w:val="Заголовок 4 Знак"/>
     <w:basedOn w:val="DefaultParagraphFont"/>
     <w:link w:val="Heading4"/>
     <w:uiPriority w:val="9"/>
@@ -1593,8 +1936,8 @@
       <w:color w:themeColor="accent1" w:val="4F81BD"/>
     </w:rPr>
   </w:style>
-  <w:style w:type="character" w:styleId="Heading5Char" w:customStyle="1">
-    <w:name w:val="Heading 5 Char"/>
+  <w:style w:type="character" w:styleId="5" w:customStyle="1">
+    <w:name w:val="Заголовок 5 Знак"/>
     <w:basedOn w:val="DefaultParagraphFont"/>
     <w:link w:val="Heading5"/>
     <w:uiPriority w:val="9"/>
@@ -1606,8 +1949,8 @@
       <w:color w:themeColor="accent1" w:themeShade="7f" w:val="243F60"/>
     </w:rPr>
   </w:style>
-  <w:style w:type="character" w:styleId="Heading6Char" w:customStyle="1">
-    <w:name w:val="Heading 6 Char"/>
+  <w:style w:type="character" w:styleId="6" w:customStyle="1">
+    <w:name w:val="Заголовок 6 Знак"/>
     <w:basedOn w:val="DefaultParagraphFont"/>
     <w:link w:val="Heading6"/>
     <w:uiPriority w:val="9"/>
@@ -1621,8 +1964,8 @@
       <w:color w:themeColor="accent1" w:themeShade="7f" w:val="243F60"/>
     </w:rPr>
   </w:style>
-  <w:style w:type="character" w:styleId="Heading7Char" w:customStyle="1">
-    <w:name w:val="Heading 7 Char"/>
+  <w:style w:type="character" w:styleId="7" w:customStyle="1">
+    <w:name w:val="Заголовок 7 Знак"/>
     <w:basedOn w:val="DefaultParagraphFont"/>
     <w:link w:val="Heading7"/>
     <w:uiPriority w:val="9"/>
@@ -1636,8 +1979,8 @@
       <w:color w:themeColor="text1" w:themeTint="bf" w:val="404040"/>
     </w:rPr>
   </w:style>
-  <w:style w:type="character" w:styleId="Heading8Char" w:customStyle="1">
-    <w:name w:val="Heading 8 Char"/>
+  <w:style w:type="character" w:styleId="8" w:customStyle="1">
+    <w:name w:val="Заголовок 8 Знак"/>
     <w:basedOn w:val="DefaultParagraphFont"/>
     <w:link w:val="Heading8"/>
     <w:uiPriority w:val="9"/>
@@ -1651,8 +1994,8 @@
       <w:szCs w:val="20"/>
     </w:rPr>
   </w:style>
-  <w:style w:type="character" w:styleId="Heading9Char" w:customStyle="1">
-    <w:name w:val="Heading 9 Char"/>
+  <w:style w:type="character" w:styleId="9" w:customStyle="1">
+    <w:name w:val="Заголовок 9 Знак"/>
     <w:basedOn w:val="DefaultParagraphFont"/>
     <w:link w:val="Heading9"/>
     <w:uiPriority w:val="9"/>
@@ -1690,8 +2033,8 @@
       <w:iCs/>
     </w:rPr>
   </w:style>
-  <w:style w:type="character" w:styleId="IntenseQuoteChar" w:customStyle="1">
-    <w:name w:val="Intense Quote Char"/>
+  <w:style w:type="character" w:styleId="Style11" w:customStyle="1">
+    <w:name w:val="Выделенная цитата Знак"/>
     <w:basedOn w:val="DefaultParagraphFont"/>
     <w:link w:val="IntenseQuote"/>
     <w:uiPriority w:val="30"/>
@@ -1771,7 +2114,7 @@
       <w:spacing w:val="5"/>
     </w:rPr>
   </w:style>
-  <w:style w:type="paragraph" w:styleId="Heading">
+  <w:style w:type="paragraph" w:styleId="Heading" w:customStyle="1">
     <w:name w:val="Heading"/>
     <w:basedOn w:val="Normal"/>
     <w:next w:val="BodyText"/>
@@ -1789,13 +2132,11 @@
   <w:style w:type="paragraph" w:styleId="BodyText">
     <w:name w:val="Body Text"/>
     <w:basedOn w:val="Normal"/>
-    <w:link w:val="BodyTextChar"/>
+    <w:link w:val="Style9"/>
     <w:uiPriority w:val="99"/>
     <w:unhideWhenUsed/>
     <w:rsid w:val="00aa1d8d"/>
-    <w:pPr>
-      <w:spacing w:before="0" w:after="120"/>
-    </w:pPr>
+    <w:pPr/>
     <w:rPr/>
   </w:style>
   <w:style w:type="paragraph" w:styleId="List">
@@ -1831,7 +2172,7 @@
       <w:szCs w:val="18"/>
     </w:rPr>
   </w:style>
-  <w:style w:type="paragraph" w:styleId="Index">
+  <w:style w:type="paragraph" w:styleId="Index" w:customStyle="1">
     <w:name w:val="Index"/>
     <w:basedOn w:val="Normal"/>
     <w:qFormat/>
@@ -1842,7 +2183,7 @@
       <w:rFonts w:cs="Noto Sans Devanagari"/>
     </w:rPr>
   </w:style>
-  <w:style w:type="paragraph" w:styleId="HeaderandFooter">
+  <w:style w:type="paragraph" w:styleId="HeaderandFooter" w:customStyle="1">
     <w:name w:val="Header and Footer"/>
     <w:basedOn w:val="Normal"/>
     <w:qFormat/>
@@ -1852,7 +2193,7 @@
   <w:style w:type="paragraph" w:styleId="Header">
     <w:name w:val="Header"/>
     <w:basedOn w:val="Normal"/>
-    <w:link w:val="HeaderChar"/>
+    <w:link w:val="Style5"/>
     <w:uiPriority w:val="99"/>
     <w:unhideWhenUsed/>
     <w:rsid w:val="00e618bf"/>
@@ -1869,7 +2210,7 @@
   <w:style w:type="paragraph" w:styleId="Footer">
     <w:name w:val="Footer"/>
     <w:basedOn w:val="Normal"/>
-    <w:link w:val="FooterChar"/>
+    <w:link w:val="Style6"/>
     <w:uiPriority w:val="99"/>
     <w:unhideWhenUsed/>
     <w:rsid w:val="00e618bf"/>
@@ -1892,7 +2233,7 @@
       <w:widowControl/>
       <w:suppressAutoHyphens w:val="true"/>
       <w:bidi w:val="0"/>
-      <w:spacing w:lineRule="auto" w:line="240" w:before="0" w:after="0"/>
+      <w:spacing w:before="0" w:after="0"/>
       <w:jc w:val="left"/>
     </w:pPr>
     <w:rPr>
@@ -1908,23 +2249,17 @@
     <w:name w:val="Title"/>
     <w:basedOn w:val="Normal"/>
     <w:next w:val="Normal"/>
-    <w:link w:val="TitleChar"/>
+    <w:link w:val="Style7"/>
     <w:uiPriority w:val="10"/>
     <w:qFormat/>
     <w:rsid w:val="00fc693f"/>
     <w:pPr>
-      <w:keepLines w:val="0"/>
-      <w:widowControl/>
-      <w:spacing w:lineRule="auto" w:line="264" w:before="0" w:after="120"/>
-      <w:ind w:firstLine="709"/>
+      <w:spacing w:before="0" w:after="120"/>
       <w:contextualSpacing/>
     </w:pPr>
     <w:rPr>
-      <w:rFonts w:ascii="Times New Roman" w:hAnsi="Times New Roman" w:eastAsia="Times New Roman" w:cs=""/>
-      <w:color w:val="000000"/>
       <w:spacing w:val="5"/>
       <w:kern w:val="2"/>
-      <w:sz w:val="24"/>
       <w:szCs w:val="52"/>
     </w:rPr>
   </w:style>
@@ -1932,7 +2267,7 @@
     <w:name w:val="Subtitle"/>
     <w:basedOn w:val="Normal"/>
     <w:next w:val="Normal"/>
-    <w:link w:val="SubtitleChar"/>
+    <w:link w:val="Style8"/>
     <w:uiPriority w:val="11"/>
     <w:qFormat/>
     <w:rsid w:val="00fc693f"/>
@@ -1943,7 +2278,6 @@
       <w:iCs/>
       <w:color w:themeColor="accent1" w:val="4F81BD"/>
       <w:spacing w:val="15"/>
-      <w:sz w:val="24"/>
       <w:szCs w:val="24"/>
     </w:rPr>
   </w:style>
@@ -1963,27 +2297,25 @@
   <w:style w:type="paragraph" w:styleId="BodyText2">
     <w:name w:val="Body Text 2"/>
     <w:basedOn w:val="Normal"/>
-    <w:link w:val="BodyText2Char"/>
+    <w:link w:val="21"/>
     <w:uiPriority w:val="99"/>
     <w:unhideWhenUsed/>
     <w:qFormat/>
     <w:rsid w:val="00aa1d8d"/>
     <w:pPr>
-      <w:spacing w:lineRule="auto" w:line="480" w:before="0" w:after="120"/>
+      <w:spacing w:lineRule="auto" w:line="480"/>
     </w:pPr>
     <w:rPr/>
   </w:style>
   <w:style w:type="paragraph" w:styleId="BodyText3">
     <w:name w:val="Body Text 3"/>
     <w:basedOn w:val="Normal"/>
-    <w:link w:val="BodyText3Char"/>
+    <w:link w:val="31"/>
     <w:uiPriority w:val="99"/>
     <w:unhideWhenUsed/>
     <w:qFormat/>
     <w:rsid w:val="00aa1d8d"/>
-    <w:pPr>
-      <w:spacing w:before="0" w:after="120"/>
-    </w:pPr>
+    <w:pPr/>
     <w:rPr>
       <w:sz w:val="16"/>
       <w:szCs w:val="16"/>
@@ -2154,7 +2486,7 @@
   </w:style>
   <w:style w:type="paragraph" w:styleId="macro">
     <w:name w:val="macro"/>
-    <w:link w:val="MacroTextChar"/>
+    <w:link w:val="Style10"/>
     <w:uiPriority w:val="99"/>
     <w:unhideWhenUsed/>
     <w:qFormat/>
@@ -2189,7 +2521,7 @@
     <w:name w:val="Quote"/>
     <w:basedOn w:val="Normal"/>
     <w:next w:val="Normal"/>
-    <w:link w:val="QuoteChar"/>
+    <w:link w:val="22"/>
     <w:uiPriority w:val="29"/>
     <w:qFormat/>
     <w:rsid w:val="00fc693f"/>
@@ -2204,7 +2536,7 @@
     <w:name w:val="Intense Quote"/>
     <w:basedOn w:val="Normal"/>
     <w:next w:val="Normal"/>
-    <w:link w:val="IntenseQuoteChar"/>
+    <w:link w:val="Style11"/>
     <w:uiPriority w:val="30"/>
     <w:qFormat/>
     <w:rsid w:val="00fc693f"/>
@@ -2249,7 +2581,6 @@
     <w:qFormat/>
     <w:pPr/>
     <w:rPr>
-      <w:rFonts w:ascii="Times New Roman" w:hAnsi="Times New Roman" w:eastAsia="Times New Roman"/>
       <w:b/>
       <w:sz w:val="28"/>
     </w:rPr>
@@ -2260,7 +2591,6 @@
     <w:qFormat/>
     <w:pPr/>
     <w:rPr>
-      <w:rFonts w:ascii="Times New Roman" w:hAnsi="Times New Roman" w:eastAsia="Times New Roman"/>
       <w:b/>
       <w:sz w:val="26"/>
     </w:rPr>
@@ -2272,7 +2602,7 @@
     <w:unhideWhenUsed/>
     <w:qFormat/>
   </w:style>
-  <w:style w:type="table" w:default="1" w:styleId="TableNormal">
+  <w:style w:type="table" w:default="1" w:styleId="a3">
     <w:name w:val="Normal Table"/>
     <w:uiPriority w:val="99"/>
     <w:semiHidden/>
@@ -2286,14 +2616,11 @@
       </w:tblCellMar>
     </w:tblPr>
   </w:style>
-  <w:style w:type="table" w:styleId="TableGrid">
+  <w:style w:type="table" w:styleId="aff1">
     <w:name w:val="Table Grid"/>
-    <w:basedOn w:val="TableNormal"/>
+    <w:basedOn w:val="a3"/>
     <w:uiPriority w:val="59"/>
     <w:rsid w:val="00fc693f"/>
-    <w:pPr>
-      <w:spacing w:after="0" w:line="240" w:lineRule="auto"/>
-    </w:pPr>
     <w:tblPr>
       <w:tblBorders>
         <w:top w:val="single" w:color="auto" w:sz="4" w:space="0"/>
@@ -2303,22 +2630,13 @@
         <w:insideH w:val="single" w:color="auto" w:sz="4" w:space="0"/>
         <w:insideV w:val="single" w:color="auto" w:sz="4" w:space="0"/>
       </w:tblBorders>
-      <w:tblCellMar>
-        <w:top w:w="0" w:type="dxa"/>
-        <w:left w:w="108" w:type="dxa"/>
-        <w:bottom w:w="0" w:type="dxa"/>
-        <w:right w:w="108" w:type="dxa"/>
-      </w:tblCellMar>
     </w:tblPr>
   </w:style>
-  <w:style w:type="table" w:styleId="LightShading">
+  <w:style w:type="table" w:styleId="aff2">
     <w:name w:val="Light Shading"/>
-    <w:basedOn w:val="TableNormal"/>
+    <w:basedOn w:val="a3"/>
     <w:uiPriority w:val="60"/>
     <w:rsid w:val="00fc693f"/>
-    <w:pPr>
-      <w:spacing w:after="0" w:line="240" w:lineRule="auto"/>
-    </w:pPr>
     <w:rPr>
       <w:color w:themeColor="text1" w:themeShade="bf"/>
     </w:rPr>
@@ -2329,12 +2647,6 @@
         <w:top w:val="single" w:color="000000" w:themeColor="text1" w:sz="8" w:space="0"/>
         <w:bottom w:val="single" w:color="000000" w:themeColor="text1" w:sz="8" w:space="0"/>
       </w:tblBorders>
-      <w:tblCellMar>
-        <w:top w:w="0" w:type="dxa"/>
-        <w:left w:w="108" w:type="dxa"/>
-        <w:bottom w:w="0" w:type="dxa"/>
-        <w:right w:w="108" w:type="dxa"/>
-      </w:tblCellMar>
     </w:tblPr>
     <w:tblStylePr w:type="firstRow">
       <w:pPr>
@@ -2415,14 +2727,11 @@
       </w:tcPr>
     </w:tblStylePr>
   </w:style>
-  <w:style w:type="table" w:styleId="LightShading-Accent1">
+  <w:style w:type="table" w:styleId="-1">
     <w:name w:val="Light Shading Accent 1"/>
-    <w:basedOn w:val="TableNormal"/>
+    <w:basedOn w:val="a3"/>
     <w:uiPriority w:val="60"/>
     <w:rsid w:val="00fc693f"/>
-    <w:pPr>
-      <w:spacing w:after="0" w:line="240" w:lineRule="auto"/>
-    </w:pPr>
     <w:rPr>
       <w:color w:themeColor="accent1" w:themeShade="bf"/>
     </w:rPr>
@@ -2433,12 +2742,6 @@
         <w:top w:val="single" w:color="4F81BD" w:themeColor="accent1" w:sz="8" w:space="0"/>
         <w:bottom w:val="single" w:color="4F81BD" w:themeColor="accent1" w:sz="8" w:space="0"/>
       </w:tblBorders>
-      <w:tblCellMar>
-        <w:top w:w="0" w:type="dxa"/>
-        <w:left w:w="108" w:type="dxa"/>
-        <w:bottom w:w="0" w:type="dxa"/>
-        <w:right w:w="108" w:type="dxa"/>
-      </w:tblCellMar>
     </w:tblPr>
     <w:tblStylePr w:type="firstRow">
       <w:pPr>
@@ -2519,14 +2822,11 @@
       </w:tcPr>
     </w:tblStylePr>
   </w:style>
-  <w:style w:type="table" w:styleId="LightShading-Accent2">
+  <w:style w:type="table" w:styleId="-2">
     <w:name w:val="Light Shading Accent 2"/>
-    <w:basedOn w:val="TableNormal"/>
+    <w:basedOn w:val="a3"/>
     <w:uiPriority w:val="60"/>
     <w:rsid w:val="00fc693f"/>
-    <w:pPr>
-      <w:spacing w:after="0" w:line="240" w:lineRule="auto"/>
-    </w:pPr>
     <w:rPr>
       <w:color w:themeColor="accent2" w:themeShade="bf"/>
     </w:rPr>
@@ -2537,12 +2837,6 @@
         <w:top w:val="single" w:color="C0504D" w:themeColor="accent2" w:sz="8" w:space="0"/>
         <w:bottom w:val="single" w:color="C0504D" w:themeColor="accent2" w:sz="8" w:space="0"/>
       </w:tblBorders>
-      <w:tblCellMar>
-        <w:top w:w="0" w:type="dxa"/>
-        <w:left w:w="108" w:type="dxa"/>
-        <w:bottom w:w="0" w:type="dxa"/>
-        <w:right w:w="108" w:type="dxa"/>
-      </w:tblCellMar>
     </w:tblPr>
     <w:tblStylePr w:type="firstRow">
       <w:pPr>
@@ -2623,14 +2917,11 @@
       </w:tcPr>
     </w:tblStylePr>
   </w:style>
-  <w:style w:type="table" w:styleId="LightShading-Accent3">
+  <w:style w:type="table" w:styleId="-3">
     <w:name w:val="Light Shading Accent 3"/>
-    <w:basedOn w:val="TableNormal"/>
+    <w:basedOn w:val="a3"/>
     <w:uiPriority w:val="60"/>
     <w:rsid w:val="00fc693f"/>
-    <w:pPr>
-      <w:spacing w:after="0" w:line="240" w:lineRule="auto"/>
-    </w:pPr>
     <w:rPr>
       <w:color w:themeColor="accent3" w:themeShade="bf"/>
     </w:rPr>
@@ -2641,12 +2932,6 @@
         <w:top w:val="single" w:color="9BBB59" w:themeColor="accent3" w:sz="8" w:space="0"/>
         <w:bottom w:val="single" w:color="9BBB59" w:themeColor="accent3" w:sz="8" w:space="0"/>
       </w:tblBorders>
-      <w:tblCellMar>
-        <w:top w:w="0" w:type="dxa"/>
-        <w:left w:w="108" w:type="dxa"/>
-        <w:bottom w:w="0" w:type="dxa"/>
-        <w:right w:w="108" w:type="dxa"/>
-      </w:tblCellMar>
     </w:tblPr>
     <w:tblStylePr w:type="firstRow">
       <w:pPr>
@@ -2727,14 +3012,11 @@
       </w:tcPr>
     </w:tblStylePr>
   </w:style>
-  <w:style w:type="table" w:styleId="LightShading-Accent4">
+  <w:style w:type="table" w:styleId="-4">
     <w:name w:val="Light Shading Accent 4"/>
-    <w:basedOn w:val="TableNormal"/>
+    <w:basedOn w:val="a3"/>
     <w:uiPriority w:val="60"/>
     <w:rsid w:val="00fc693f"/>
-    <w:pPr>
-      <w:spacing w:after="0" w:line="240" w:lineRule="auto"/>
-    </w:pPr>
     <w:rPr>
       <w:color w:themeColor="accent4" w:themeShade="bf"/>
     </w:rPr>
@@ -2745,12 +3027,6 @@
         <w:top w:val="single" w:color="8064A2" w:themeColor="accent4" w:sz="8" w:space="0"/>
         <w:bottom w:val="single" w:color="8064A2" w:themeColor="accent4" w:sz="8" w:space="0"/>
       </w:tblBorders>
-      <w:tblCellMar>
-        <w:top w:w="0" w:type="dxa"/>
-        <w:left w:w="108" w:type="dxa"/>
-        <w:bottom w:w="0" w:type="dxa"/>
-        <w:right w:w="108" w:type="dxa"/>
-      </w:tblCellMar>
     </w:tblPr>
     <w:tblStylePr w:type="firstRow">
       <w:pPr>
@@ -2831,14 +3107,11 @@
       </w:tcPr>
     </w:tblStylePr>
   </w:style>
-  <w:style w:type="table" w:styleId="LightShading-Accent5">
+  <w:style w:type="table" w:styleId="-5">
     <w:name w:val="Light Shading Accent 5"/>
-    <w:basedOn w:val="TableNormal"/>
+    <w:basedOn w:val="a3"/>
     <w:uiPriority w:val="60"/>
     <w:rsid w:val="00fc693f"/>
-    <w:pPr>
-      <w:spacing w:after="0" w:line="240" w:lineRule="auto"/>
-    </w:pPr>
     <w:rPr>
       <w:color w:themeColor="accent5" w:themeShade="bf"/>
     </w:rPr>
@@ -2849,12 +3122,6 @@
         <w:top w:val="single" w:color="4BACC6" w:themeColor="accent5" w:sz="8" w:space="0"/>
         <w:bottom w:val="single" w:color="4BACC6" w:themeColor="accent5" w:sz="8" w:space="0"/>
       </w:tblBorders>
-      <w:tblCellMar>
-        <w:top w:w="0" w:type="dxa"/>
-        <w:left w:w="108" w:type="dxa"/>
-        <w:bottom w:w="0" w:type="dxa"/>
-        <w:right w:w="108" w:type="dxa"/>
-      </w:tblCellMar>
     </w:tblPr>
     <w:tblStylePr w:type="firstRow">
       <w:pPr>
@@ -2935,14 +3202,11 @@
       </w:tcPr>
     </w:tblStylePr>
   </w:style>
-  <w:style w:type="table" w:styleId="LightShading-Accent6">
+  <w:style w:type="table" w:styleId="-6">
     <w:name w:val="Light Shading Accent 6"/>
-    <w:basedOn w:val="TableNormal"/>
+    <w:basedOn w:val="a3"/>
     <w:uiPriority w:val="60"/>
     <w:rsid w:val="00fc693f"/>
-    <w:pPr>
-      <w:spacing w:after="0" w:line="240" w:lineRule="auto"/>
-    </w:pPr>
     <w:rPr>
       <w:color w:themeColor="accent6" w:themeShade="bf"/>
     </w:rPr>
@@ -2953,12 +3217,6 @@
         <w:top w:val="single" w:color="F79646" w:themeColor="accent6" w:sz="8" w:space="0"/>
         <w:bottom w:val="single" w:color="F79646" w:themeColor="accent6" w:sz="8" w:space="0"/>
       </w:tblBorders>
-      <w:tblCellMar>
-        <w:top w:w="0" w:type="dxa"/>
-        <w:left w:w="108" w:type="dxa"/>
-        <w:bottom w:w="0" w:type="dxa"/>
-        <w:right w:w="108" w:type="dxa"/>
-      </w:tblCellMar>
     </w:tblPr>
     <w:tblStylePr w:type="firstRow">
       <w:pPr>
@@ -3039,14 +3297,11 @@
       </w:tcPr>
     </w:tblStylePr>
   </w:style>
-  <w:style w:type="table" w:styleId="LightList">
+  <w:style w:type="table" w:styleId="aff3">
     <w:name w:val="Light List"/>
-    <w:basedOn w:val="TableNormal"/>
+    <w:basedOn w:val="a3"/>
     <w:uiPriority w:val="61"/>
     <w:rsid w:val="00fc693f"/>
-    <w:pPr>
-      <w:spacing w:after="0" w:line="240" w:lineRule="auto"/>
-    </w:pPr>
     <w:tblPr>
       <w:tblStyleRowBandSize w:val="1"/>
       <w:tblStyleColBandSize w:val="1"/>
@@ -3056,12 +3311,6 @@
         <w:bottom w:val="single" w:color="000000" w:themeColor="text1" w:sz="8" w:space="0"/>
         <w:right w:val="single" w:color="000000" w:themeColor="text1" w:sz="8" w:space="0"/>
       </w:tblBorders>
-      <w:tblCellMar>
-        <w:top w:w="0" w:type="dxa"/>
-        <w:left w:w="108" w:type="dxa"/>
-        <w:bottom w:w="0" w:type="dxa"/>
-        <w:right w:w="108" w:type="dxa"/>
-      </w:tblCellMar>
     </w:tblPr>
     <w:tblStylePr w:type="firstRow">
       <w:pPr>
@@ -3132,14 +3381,11 @@
       </w:tcPr>
     </w:tblStylePr>
   </w:style>
-  <w:style w:type="table" w:styleId="LightList-Accent1">
+  <w:style w:type="table" w:styleId="-10">
     <w:name w:val="Light List Accent 1"/>
-    <w:basedOn w:val="TableNormal"/>
+    <w:basedOn w:val="a3"/>
     <w:uiPriority w:val="61"/>
     <w:rsid w:val="00fc693f"/>
-    <w:pPr>
-      <w:spacing w:after="0" w:line="240" w:lineRule="auto"/>
-    </w:pPr>
     <w:tblPr>
       <w:tblStyleRowBandSize w:val="1"/>
       <w:tblStyleColBandSize w:val="1"/>
@@ -3149,12 +3395,6 @@
         <w:bottom w:val="single" w:color="4F81BD" w:themeColor="accent1" w:sz="8" w:space="0"/>
         <w:right w:val="single" w:color="4F81BD" w:themeColor="accent1" w:sz="8" w:space="0"/>
       </w:tblBorders>
-      <w:tblCellMar>
-        <w:top w:w="0" w:type="dxa"/>
-        <w:left w:w="108" w:type="dxa"/>
-        <w:bottom w:w="0" w:type="dxa"/>
-        <w:right w:w="108" w:type="dxa"/>
-      </w:tblCellMar>
     </w:tblPr>
     <w:tblStylePr w:type="firstRow">
       <w:pPr>
@@ -3225,14 +3465,11 @@
       </w:tcPr>
     </w:tblStylePr>
   </w:style>
-  <w:style w:type="table" w:styleId="LightList-Accent2">
+  <w:style w:type="table" w:styleId="-20">
     <w:name w:val="Light List Accent 2"/>
-    <w:basedOn w:val="TableNormal"/>
+    <w:basedOn w:val="a3"/>
     <w:uiPriority w:val="61"/>
     <w:rsid w:val="00cb0664"/>
-    <w:pPr>
-      <w:spacing w:after="0" w:line="240" w:lineRule="auto"/>
-    </w:pPr>
     <w:tblPr>
       <w:tblStyleRowBandSize w:val="1"/>
       <w:tblStyleColBandSize w:val="1"/>
@@ -3242,12 +3479,6 @@
         <w:bottom w:val="single" w:color="C0504D" w:themeColor="accent2" w:sz="8" w:space="0"/>
         <w:right w:val="single" w:color="C0504D" w:themeColor="accent2" w:sz="8" w:space="0"/>
       </w:tblBorders>
-      <w:tblCellMar>
-        <w:top w:w="0" w:type="dxa"/>
-        <w:left w:w="108" w:type="dxa"/>
-        <w:bottom w:w="0" w:type="dxa"/>
-        <w:right w:w="108" w:type="dxa"/>
-      </w:tblCellMar>
     </w:tblPr>
     <w:tblStylePr w:type="firstRow">
       <w:pPr>
@@ -3318,14 +3549,11 @@
       </w:tcPr>
     </w:tblStylePr>
   </w:style>
-  <w:style w:type="table" w:styleId="LightList-Accent3">
+  <w:style w:type="table" w:styleId="-30">
     <w:name w:val="Light List Accent 3"/>
-    <w:basedOn w:val="TableNormal"/>
+    <w:basedOn w:val="a3"/>
     <w:uiPriority w:val="61"/>
     <w:rsid w:val="00cb0664"/>
-    <w:pPr>
-      <w:spacing w:after="0" w:line="240" w:lineRule="auto"/>
-    </w:pPr>
     <w:tblPr>
       <w:tblStyleRowBandSize w:val="1"/>
       <w:tblStyleColBandSize w:val="1"/>
@@ -3335,12 +3563,6 @@
         <w:bottom w:val="single" w:color="9BBB59" w:themeColor="accent3" w:sz="8" w:space="0"/>
         <w:right w:val="single" w:color="9BBB59" w:themeColor="accent3" w:sz="8" w:space="0"/>
       </w:tblBorders>
-      <w:tblCellMar>
-        <w:top w:w="0" w:type="dxa"/>
-        <w:left w:w="108" w:type="dxa"/>
-        <w:bottom w:w="0" w:type="dxa"/>
-        <w:right w:w="108" w:type="dxa"/>
-      </w:tblCellMar>
     </w:tblPr>
     <w:tblStylePr w:type="firstRow">
       <w:pPr>
@@ -3411,14 +3633,11 @@
       </w:tcPr>
     </w:tblStylePr>
   </w:style>
-  <w:style w:type="table" w:styleId="LightList-Accent4">
+  <w:style w:type="table" w:styleId="-40">
     <w:name w:val="Light List Accent 4"/>
-    <w:basedOn w:val="TableNormal"/>
+    <w:basedOn w:val="a3"/>
     <w:uiPriority w:val="61"/>
     <w:rsid w:val="00cb0664"/>
-    <w:pPr>
-      <w:spacing w:after="0" w:line="240" w:lineRule="auto"/>
-    </w:pPr>
     <w:tblPr>
       <w:tblStyleRowBandSize w:val="1"/>
       <w:tblStyleColBandSize w:val="1"/>
@@ -3428,12 +3647,6 @@
         <w:bottom w:val="single" w:color="8064A2" w:themeColor="accent4" w:sz="8" w:space="0"/>
         <w:right w:val="single" w:color="8064A2" w:themeColor="accent4" w:sz="8" w:space="0"/>
       </w:tblBorders>
-      <w:tblCellMar>
-        <w:top w:w="0" w:type="dxa"/>
-        <w:left w:w="108" w:type="dxa"/>
-        <w:bottom w:w="0" w:type="dxa"/>
-        <w:right w:w="108" w:type="dxa"/>
-      </w:tblCellMar>
     </w:tblPr>
     <w:tblStylePr w:type="firstRow">
       <w:pPr>
@@ -3504,14 +3717,11 @@
       </w:tcPr>
     </w:tblStylePr>
   </w:style>
-  <w:style w:type="table" w:styleId="LightList-Accent5">
+  <w:style w:type="table" w:styleId="-50">
     <w:name w:val="Light List Accent 5"/>
-    <w:basedOn w:val="TableNormal"/>
+    <w:basedOn w:val="a3"/>
     <w:uiPriority w:val="61"/>
     <w:rsid w:val="00cb0664"/>
-    <w:pPr>
-      <w:spacing w:after="0" w:line="240" w:lineRule="auto"/>
-    </w:pPr>
     <w:tblPr>
       <w:tblStyleRowBandSize w:val="1"/>
       <w:tblStyleColBandSize w:val="1"/>
@@ -3521,12 +3731,6 @@
         <w:bottom w:val="single" w:color="4BACC6" w:themeColor="accent5" w:sz="8" w:space="0"/>
         <w:right w:val="single" w:color="4BACC6" w:themeColor="accent5" w:sz="8" w:space="0"/>
       </w:tblBorders>
-      <w:tblCellMar>
-        <w:top w:w="0" w:type="dxa"/>
-        <w:left w:w="108" w:type="dxa"/>
-        <w:bottom w:w="0" w:type="dxa"/>
-        <w:right w:w="108" w:type="dxa"/>
-      </w:tblCellMar>
     </w:tblPr>
     <w:tblStylePr w:type="firstRow">
       <w:pPr>
@@ -3597,14 +3801,11 @@
       </w:tcPr>
     </w:tblStylePr>
   </w:style>
-  <w:style w:type="table" w:styleId="LightList-Accent6">
+  <w:style w:type="table" w:styleId="-60">
     <w:name w:val="Light List Accent 6"/>
-    <w:basedOn w:val="TableNormal"/>
+    <w:basedOn w:val="a3"/>
     <w:uiPriority w:val="61"/>
     <w:rsid w:val="00cb0664"/>
-    <w:pPr>
-      <w:spacing w:after="0" w:line="240" w:lineRule="auto"/>
-    </w:pPr>
     <w:tblPr>
       <w:tblStyleRowBandSize w:val="1"/>
       <w:tblStyleColBandSize w:val="1"/>
@@ -3614,12 +3815,6 @@
         <w:bottom w:val="single" w:color="F79646" w:themeColor="accent6" w:sz="8" w:space="0"/>
         <w:right w:val="single" w:color="F79646" w:themeColor="accent6" w:sz="8" w:space="0"/>
       </w:tblBorders>
-      <w:tblCellMar>
-        <w:top w:w="0" w:type="dxa"/>
-        <w:left w:w="108" w:type="dxa"/>
-        <w:bottom w:w="0" w:type="dxa"/>
-        <w:right w:w="108" w:type="dxa"/>
-      </w:tblCellMar>
     </w:tblPr>
     <w:tblStylePr w:type="firstRow">
       <w:pPr>
@@ -3690,14 +3885,11 @@
       </w:tcPr>
     </w:tblStylePr>
   </w:style>
-  <w:style w:type="table" w:styleId="LightGrid">
+  <w:style w:type="table" w:styleId="aff4">
     <w:name w:val="Light Grid"/>
-    <w:basedOn w:val="TableNormal"/>
+    <w:basedOn w:val="a3"/>
     <w:uiPriority w:val="62"/>
     <w:rsid w:val="00cb0664"/>
-    <w:pPr>
-      <w:spacing w:after="0" w:line="240" w:lineRule="auto"/>
-    </w:pPr>
     <w:tblPr>
       <w:tblStyleRowBandSize w:val="1"/>
       <w:tblStyleColBandSize w:val="1"/>
@@ -3709,12 +3901,6 @@
         <w:insideH w:val="single" w:color="000000" w:themeColor="text1" w:sz="8" w:space="0"/>
         <w:insideV w:val="single" w:color="000000" w:themeColor="text1" w:sz="8" w:space="0"/>
       </w:tblBorders>
-      <w:tblCellMar>
-        <w:top w:w="0" w:type="dxa"/>
-        <w:left w:w="108" w:type="dxa"/>
-        <w:bottom w:w="0" w:type="dxa"/>
-        <w:right w:w="108" w:type="dxa"/>
-      </w:tblCellMar>
     </w:tblPr>
     <w:tblStylePr w:type="firstRow">
       <w:pPr>
@@ -3820,14 +4006,11 @@
       </w:tcPr>
     </w:tblStylePr>
   </w:style>
-  <w:style w:type="table" w:styleId="LightGrid-Accent1">
+  <w:style w:type="table" w:styleId="-11">
     <w:name w:val="Light Grid Accent 1"/>
-    <w:basedOn w:val="TableNormal"/>
+    <w:basedOn w:val="a3"/>
     <w:uiPriority w:val="62"/>
     <w:rsid w:val="00cb0664"/>
-    <w:pPr>
-      <w:spacing w:after="0" w:line="240" w:lineRule="auto"/>
-    </w:pPr>
     <w:tblPr>
       <w:tblStyleRowBandSize w:val="1"/>
       <w:tblStyleColBandSize w:val="1"/>
@@ -3839,12 +4022,6 @@
         <w:insideH w:val="single" w:color="4F81BD" w:themeColor="accent1" w:sz="8" w:space="0"/>
         <w:insideV w:val="single" w:color="4F81BD" w:themeColor="accent1" w:sz="8" w:space="0"/>
       </w:tblBorders>
-      <w:tblCellMar>
-        <w:top w:w="0" w:type="dxa"/>
-        <w:left w:w="108" w:type="dxa"/>
-        <w:bottom w:w="0" w:type="dxa"/>
-        <w:right w:w="108" w:type="dxa"/>
-      </w:tblCellMar>
     </w:tblPr>
     <w:tblStylePr w:type="firstRow">
       <w:pPr>
@@ -3950,14 +4127,11 @@
       </w:tcPr>
     </w:tblStylePr>
   </w:style>
-  <w:style w:type="table" w:styleId="LightGrid-Accent2">
+  <w:style w:type="table" w:styleId="-21">
     <w:name w:val="Light Grid Accent 2"/>
-    <w:basedOn w:val="TableNormal"/>
+    <w:basedOn w:val="a3"/>
     <w:uiPriority w:val="62"/>
     <w:rsid w:val="00cb0664"/>
-    <w:pPr>
-      <w:spacing w:after="0" w:line="240" w:lineRule="auto"/>
-    </w:pPr>
     <w:tblPr>
       <w:tblStyleRowBandSize w:val="1"/>
       <w:tblStyleColBandSize w:val="1"/>
@@ -3969,12 +4143,6 @@
         <w:insideH w:val="single" w:color="C0504D" w:themeColor="accent2" w:sz="8" w:space="0"/>
         <w:insideV w:val="single" w:color="C0504D" w:themeColor="accent2" w:sz="8" w:space="0"/>
       </w:tblBorders>
-      <w:tblCellMar>
-        <w:top w:w="0" w:type="dxa"/>
-        <w:left w:w="108" w:type="dxa"/>
-        <w:bottom w:w="0" w:type="dxa"/>
-        <w:right w:w="108" w:type="dxa"/>
-      </w:tblCellMar>
     </w:tblPr>
     <w:tblStylePr w:type="firstRow">
       <w:pPr>
@@ -4080,14 +4248,11 @@
       </w:tcPr>
     </w:tblStylePr>
   </w:style>
-  <w:style w:type="table" w:styleId="LightGrid-Accent3">
+  <w:style w:type="table" w:styleId="-31">
     <w:name w:val="Light Grid Accent 3"/>
-    <w:basedOn w:val="TableNormal"/>
+    <w:basedOn w:val="a3"/>
     <w:uiPriority w:val="62"/>
     <w:rsid w:val="00cb0664"/>
-    <w:pPr>
-      <w:spacing w:after="0" w:line="240" w:lineRule="auto"/>
-    </w:pPr>
     <w:tblPr>
       <w:tblStyleRowBandSize w:val="1"/>
       <w:tblStyleColBandSize w:val="1"/>
@@ -4099,12 +4264,6 @@
         <w:insideH w:val="single" w:color="9BBB59" w:themeColor="accent3" w:sz="8" w:space="0"/>
         <w:insideV w:val="single" w:color="9BBB59" w:themeColor="accent3" w:sz="8" w:space="0"/>
       </w:tblBorders>
-      <w:tblCellMar>
-        <w:top w:w="0" w:type="dxa"/>
-        <w:left w:w="108" w:type="dxa"/>
-        <w:bottom w:w="0" w:type="dxa"/>
-        <w:right w:w="108" w:type="dxa"/>
-      </w:tblCellMar>
     </w:tblPr>
     <w:tblStylePr w:type="firstRow">
       <w:pPr>
@@ -4210,14 +4369,11 @@
       </w:tcPr>
     </w:tblStylePr>
   </w:style>
-  <w:style w:type="table" w:styleId="LightGrid-Accent4">
+  <w:style w:type="table" w:styleId="-41">
     <w:name w:val="Light Grid Accent 4"/>
-    <w:basedOn w:val="TableNormal"/>
+    <w:basedOn w:val="a3"/>
     <w:uiPriority w:val="62"/>
     <w:rsid w:val="00cb0664"/>
-    <w:pPr>
-      <w:spacing w:after="0" w:line="240" w:lineRule="auto"/>
-    </w:pPr>
     <w:tblPr>
       <w:tblStyleRowBandSize w:val="1"/>
       <w:tblStyleColBandSize w:val="1"/>
@@ -4229,12 +4385,6 @@
         <w:insideH w:val="single" w:color="8064A2" w:themeColor="accent4" w:sz="8" w:space="0"/>
         <w:insideV w:val="single" w:color="8064A2" w:themeColor="accent4" w:sz="8" w:space="0"/>
       </w:tblBorders>
-      <w:tblCellMar>
-        <w:top w:w="0" w:type="dxa"/>
-        <w:left w:w="108" w:type="dxa"/>
-        <w:bottom w:w="0" w:type="dxa"/>
-        <w:right w:w="108" w:type="dxa"/>
-      </w:tblCellMar>
     </w:tblPr>
     <w:tblStylePr w:type="firstRow">
       <w:pPr>
@@ -4340,14 +4490,11 @@
       </w:tcPr>
     </w:tblStylePr>
   </w:style>
-  <w:style w:type="table" w:styleId="LightGrid-Accent5">
+  <w:style w:type="table" w:styleId="-51">
     <w:name w:val="Light Grid Accent 5"/>
-    <w:basedOn w:val="TableNormal"/>
+    <w:basedOn w:val="a3"/>
     <w:uiPriority w:val="62"/>
     <w:rsid w:val="00cb0664"/>
-    <w:pPr>
-      <w:spacing w:after="0" w:line="240" w:lineRule="auto"/>
-    </w:pPr>
     <w:tblPr>
       <w:tblStyleRowBandSize w:val="1"/>
       <w:tblStyleColBandSize w:val="1"/>
@@ -4359,12 +4506,6 @@
         <w:insideH w:val="single" w:color="4BACC6" w:themeColor="accent5" w:sz="8" w:space="0"/>
         <w:insideV w:val="single" w:color="4BACC6" w:themeColor="accent5" w:sz="8" w:space="0"/>
       </w:tblBorders>
-      <w:tblCellMar>
-        <w:top w:w="0" w:type="dxa"/>
-        <w:left w:w="108" w:type="dxa"/>
-        <w:bottom w:w="0" w:type="dxa"/>
-        <w:right w:w="108" w:type="dxa"/>
-      </w:tblCellMar>
     </w:tblPr>
     <w:tblStylePr w:type="firstRow">
       <w:pPr>
@@ -4470,14 +4611,11 @@
       </w:tcPr>
     </w:tblStylePr>
   </w:style>
-  <w:style w:type="table" w:styleId="LightGrid-Accent6">
+  <w:style w:type="table" w:styleId="-61">
     <w:name w:val="Light Grid Accent 6"/>
-    <w:basedOn w:val="TableNormal"/>
+    <w:basedOn w:val="a3"/>
     <w:uiPriority w:val="62"/>
     <w:rsid w:val="00cb0664"/>
-    <w:pPr>
-      <w:spacing w:after="0" w:line="240" w:lineRule="auto"/>
-    </w:pPr>
     <w:tblPr>
       <w:tblStyleRowBandSize w:val="1"/>
       <w:tblStyleColBandSize w:val="1"/>
@@ -4489,12 +4627,6 @@
         <w:insideH w:val="single" w:color="F79646" w:themeColor="accent6" w:sz="8" w:space="0"/>
         <w:insideV w:val="single" w:color="F79646" w:themeColor="accent6" w:sz="8" w:space="0"/>
       </w:tblBorders>
-      <w:tblCellMar>
-        <w:top w:w="0" w:type="dxa"/>
-        <w:left w:w="108" w:type="dxa"/>
-        <w:bottom w:w="0" w:type="dxa"/>
-        <w:right w:w="108" w:type="dxa"/>
-      </w:tblCellMar>
     </w:tblPr>
     <w:tblStylePr w:type="firstRow">
       <w:pPr>
@@ -4600,14 +4732,11 @@
       </w:tcPr>
     </w:tblStylePr>
   </w:style>
-  <w:style w:type="table" w:styleId="MediumShading1">
+  <w:style w:type="table" w:styleId="11">
     <w:name w:val="Medium Shading 1"/>
-    <w:basedOn w:val="TableNormal"/>
+    <w:basedOn w:val="a3"/>
     <w:uiPriority w:val="63"/>
     <w:rsid w:val="00cb0664"/>
-    <w:pPr>
-      <w:spacing w:after="0" w:line="240" w:lineRule="auto"/>
-    </w:pPr>
     <w:tblPr>
       <w:tblStyleRowBandSize w:val="1"/>
       <w:tblStyleColBandSize w:val="1"/>
@@ -4618,12 +4747,6 @@
         <w:right w:val="single" w:color="404040" w:themeColor="text1" w:themeTint="bf" w:sz="8" w:space="0"/>
         <w:insideH w:val="single" w:color="404040" w:themeColor="text1" w:themeTint="bf" w:sz="8" w:space="0"/>
       </w:tblBorders>
-      <w:tblCellMar>
-        <w:top w:w="0" w:type="dxa"/>
-        <w:left w:w="108" w:type="dxa"/>
-        <w:bottom w:w="0" w:type="dxa"/>
-        <w:right w:w="108" w:type="dxa"/>
-      </w:tblCellMar>
     </w:tblPr>
     <w:tblStylePr w:type="firstRow">
       <w:pPr>
@@ -4637,10 +4760,10 @@
       <w:tblPr/>
       <w:tcPr>
         <w:tcBorders>
-          <w:top w:val="single" w:color="404040" w:themeColor="text1" w:sz="8" w:space="0"/>
-          <w:left w:val="single" w:color="404040" w:themeColor="text1" w:sz="8" w:space="0"/>
-          <w:bottom w:val="single" w:color="404040" w:themeColor="text1" w:sz="8" w:space="0"/>
-          <w:right w:val="single" w:color="404040" w:themeColor="text1" w:sz="8" w:space="0"/>
+          <w:top w:val="single" w:color="000000" w:themeColor="text1" w:sz="8" w:space="0"/>
+          <w:left w:val="single" w:color="000000" w:themeColor="text1" w:sz="8" w:space="0"/>
+          <w:bottom w:val="single" w:color="000000" w:themeColor="text1" w:sz="8" w:space="0"/>
+          <w:right w:val="single" w:color="000000" w:themeColor="text1" w:sz="8" w:space="0"/>
           <w:insideH w:val="nil"/>
           <w:insideV w:val="nil"/>
         </w:tcBorders>
@@ -4658,10 +4781,10 @@
       <w:tblPr/>
       <w:tcPr>
         <w:tcBorders>
-          <w:top w:val="double" w:color="404040" w:themeColor="text1" w:sz="6" w:space="0"/>
-          <w:left w:val="single" w:color="404040" w:themeColor="text1" w:sz="8" w:space="0"/>
-          <w:bottom w:val="single" w:color="404040" w:themeColor="text1" w:sz="8" w:space="0"/>
-          <w:right w:val="single" w:color="404040" w:themeColor="text1" w:sz="8" w:space="0"/>
+          <w:top w:val="double" w:color="000000" w:themeColor="text1" w:sz="6" w:space="0"/>
+          <w:left w:val="single" w:color="000000" w:themeColor="text1" w:sz="8" w:space="0"/>
+          <w:bottom w:val="single" w:color="000000" w:themeColor="text1" w:sz="8" w:space="0"/>
+          <w:right w:val="single" w:color="000000" w:themeColor="text1" w:sz="8" w:space="0"/>
           <w:insideH w:val="nil"/>
           <w:insideV w:val="nil"/>
         </w:tcBorders>
@@ -4707,14 +4830,11 @@
       </w:tcPr>
     </w:tblStylePr>
   </w:style>
-  <w:style w:type="table" w:styleId="MediumShading1-Accent1">
+  <w:style w:type="table" w:styleId="1-1">
     <w:name w:val="Medium Shading 1 Accent 1"/>
-    <w:basedOn w:val="TableNormal"/>
+    <w:basedOn w:val="a3"/>
     <w:uiPriority w:val="63"/>
     <w:rsid w:val="00cb0664"/>
-    <w:pPr>
-      <w:spacing w:after="0" w:line="240" w:lineRule="auto"/>
-    </w:pPr>
     <w:tblPr>
       <w:tblStyleRowBandSize w:val="1"/>
       <w:tblStyleColBandSize w:val="1"/>
@@ -4725,12 +4845,6 @@
         <w:right w:val="single" w:color="7BA0CD" w:themeColor="accent1" w:themeTint="bf" w:sz="8" w:space="0"/>
         <w:insideH w:val="single" w:color="7BA0CD" w:themeColor="accent1" w:themeTint="bf" w:sz="8" w:space="0"/>
       </w:tblBorders>
-      <w:tblCellMar>
-        <w:top w:w="0" w:type="dxa"/>
-        <w:left w:w="108" w:type="dxa"/>
-        <w:bottom w:w="0" w:type="dxa"/>
-        <w:right w:w="108" w:type="dxa"/>
-      </w:tblCellMar>
     </w:tblPr>
     <w:tblStylePr w:type="firstRow">
       <w:pPr>
@@ -4744,10 +4858,10 @@
       <w:tblPr/>
       <w:tcPr>
         <w:tcBorders>
-          <w:top w:val="single" w:color="7BA0CD" w:themeColor="accent1" w:sz="8" w:space="0"/>
-          <w:left w:val="single" w:color="7BA0CD" w:themeColor="accent1" w:sz="8" w:space="0"/>
-          <w:bottom w:val="single" w:color="7BA0CD" w:themeColor="accent1" w:sz="8" w:space="0"/>
-          <w:right w:val="single" w:color="7BA0CD" w:themeColor="accent1" w:sz="8" w:space="0"/>
+          <w:top w:val="single" w:color="4F81BD" w:themeColor="accent1" w:sz="8" w:space="0"/>
+          <w:left w:val="single" w:color="4F81BD" w:themeColor="accent1" w:sz="8" w:space="0"/>
+          <w:bottom w:val="single" w:color="4F81BD" w:themeColor="accent1" w:sz="8" w:space="0"/>
+          <w:right w:val="single" w:color="4F81BD" w:themeColor="accent1" w:sz="8" w:space="0"/>
           <w:insideH w:val="nil"/>
           <w:insideV w:val="nil"/>
         </w:tcBorders>
@@ -4765,10 +4879,10 @@
       <w:tblPr/>
       <w:tcPr>
         <w:tcBorders>
-          <w:top w:val="double" w:color="7BA0CD" w:themeColor="accent1" w:sz="6" w:space="0"/>
-          <w:left w:val="single" w:color="7BA0CD" w:themeColor="accent1" w:sz="8" w:space="0"/>
-          <w:bottom w:val="single" w:color="7BA0CD" w:themeColor="accent1" w:sz="8" w:space="0"/>
-          <w:right w:val="single" w:color="7BA0CD" w:themeColor="accent1" w:sz="8" w:space="0"/>
+          <w:top w:val="double" w:color="4F81BD" w:themeColor="accent1" w:sz="6" w:space="0"/>
+          <w:left w:val="single" w:color="4F81BD" w:themeColor="accent1" w:sz="8" w:space="0"/>
+          <w:bottom w:val="single" w:color="4F81BD" w:themeColor="accent1" w:sz="8" w:space="0"/>
+          <w:right w:val="single" w:color="4F81BD" w:themeColor="accent1" w:sz="8" w:space="0"/>
           <w:insideH w:val="nil"/>
           <w:insideV w:val="nil"/>
         </w:tcBorders>
@@ -4814,14 +4928,11 @@
       </w:tcPr>
     </w:tblStylePr>
   </w:style>
-  <w:style w:type="table" w:styleId="MediumShading1-Accent2">
+  <w:style w:type="table" w:styleId="1-2">
     <w:name w:val="Medium Shading 1 Accent 2"/>
-    <w:basedOn w:val="TableNormal"/>
+    <w:basedOn w:val="a3"/>
     <w:uiPriority w:val="63"/>
     <w:rsid w:val="00cb0664"/>
-    <w:pPr>
-      <w:spacing w:after="0" w:line="240" w:lineRule="auto"/>
-    </w:pPr>
     <w:tblPr>
       <w:tblStyleRowBandSize w:val="1"/>
       <w:tblStyleColBandSize w:val="1"/>
@@ -4832,12 +4943,6 @@
         <w:right w:val="single" w:color="CF7B79" w:themeColor="accent2" w:themeTint="bf" w:sz="8" w:space="0"/>
         <w:insideH w:val="single" w:color="CF7B79" w:themeColor="accent2" w:themeTint="bf" w:sz="8" w:space="0"/>
       </w:tblBorders>
-      <w:tblCellMar>
-        <w:top w:w="0" w:type="dxa"/>
-        <w:left w:w="108" w:type="dxa"/>
-        <w:bottom w:w="0" w:type="dxa"/>
-        <w:right w:w="108" w:type="dxa"/>
-      </w:tblCellMar>
     </w:tblPr>
     <w:tblStylePr w:type="firstRow">
       <w:pPr>
@@ -4851,10 +4956,10 @@
       <w:tblPr/>
       <w:tcPr>
         <w:tcBorders>
-          <w:top w:val="single" w:color="CF7B79" w:themeColor="accent2" w:sz="8" w:space="0"/>
-          <w:left w:val="single" w:color="CF7B79" w:themeColor="accent2" w:sz="8" w:space="0"/>
-          <w:bottom w:val="single" w:color="CF7B79" w:themeColor="accent2" w:sz="8" w:space="0"/>
-          <w:right w:val="single" w:color="CF7B79" w:themeColor="accent2" w:sz="8" w:space="0"/>
+          <w:top w:val="single" w:color="C0504D" w:themeColor="accent2" w:sz="8" w:space="0"/>
+          <w:left w:val="single" w:color="C0504D" w:themeColor="accent2" w:sz="8" w:space="0"/>
+          <w:bottom w:val="single" w:color="C0504D" w:themeColor="accent2" w:sz="8" w:space="0"/>
+          <w:right w:val="single" w:color="C0504D" w:themeColor="accent2" w:sz="8" w:space="0"/>
           <w:insideH w:val="nil"/>
           <w:insideV w:val="nil"/>
         </w:tcBorders>
@@ -4872,10 +4977,10 @@
       <w:tblPr/>
       <w:tcPr>
         <w:tcBorders>
-          <w:top w:val="double" w:color="CF7B79" w:themeColor="accent2" w:sz="6" w:space="0"/>
-          <w:left w:val="single" w:color="CF7B79" w:themeColor="accent2" w:sz="8" w:space="0"/>
-          <w:bottom w:val="single" w:color="CF7B79" w:themeColor="accent2" w:sz="8" w:space="0"/>
-          <w:right w:val="single" w:color="CF7B79" w:themeColor="accent2" w:sz="8" w:space="0"/>
+          <w:top w:val="double" w:color="C0504D" w:themeColor="accent2" w:sz="6" w:space="0"/>
+          <w:left w:val="single" w:color="C0504D" w:themeColor="accent2" w:sz="8" w:space="0"/>
+          <w:bottom w:val="single" w:color="C0504D" w:themeColor="accent2" w:sz="8" w:space="0"/>
+          <w:right w:val="single" w:color="C0504D" w:themeColor="accent2" w:sz="8" w:space="0"/>
           <w:insideH w:val="nil"/>
           <w:insideV w:val="nil"/>
         </w:tcBorders>
@@ -4921,14 +5026,11 @@
       </w:tcPr>
     </w:tblStylePr>
   </w:style>
-  <w:style w:type="table" w:styleId="MediumShading1-Accent3">
+  <w:style w:type="table" w:styleId="1-3">
     <w:name w:val="Medium Shading 1 Accent 3"/>
-    <w:basedOn w:val="TableNormal"/>
+    <w:basedOn w:val="a3"/>
     <w:uiPriority w:val="63"/>
     <w:rsid w:val="00cb0664"/>
-    <w:pPr>
-      <w:spacing w:after="0" w:line="240" w:lineRule="auto"/>
-    </w:pPr>
     <w:tblPr>
       <w:tblStyleRowBandSize w:val="1"/>
       <w:tblStyleColBandSize w:val="1"/>
@@ -4939,12 +5041,6 @@
         <w:right w:val="single" w:color="B3CC82" w:themeColor="accent3" w:themeTint="bf" w:sz="8" w:space="0"/>
         <w:insideH w:val="single" w:color="B3CC82" w:themeColor="accent3" w:themeTint="bf" w:sz="8" w:space="0"/>
       </w:tblBorders>
-      <w:tblCellMar>
-        <w:top w:w="0" w:type="dxa"/>
-        <w:left w:w="108" w:type="dxa"/>
-        <w:bottom w:w="0" w:type="dxa"/>
-        <w:right w:w="108" w:type="dxa"/>
-      </w:tblCellMar>
     </w:tblPr>
     <w:tblStylePr w:type="firstRow">
       <w:pPr>
@@ -4958,10 +5054,10 @@
       <w:tblPr/>
       <w:tcPr>
         <w:tcBorders>
-          <w:top w:val="single" w:color="B3CC82" w:themeColor="accent3" w:sz="8" w:space="0"/>
-          <w:left w:val="single" w:color="B3CC82" w:themeColor="accent3" w:sz="8" w:space="0"/>
-          <w:bottom w:val="single" w:color="B3CC82" w:themeColor="accent3" w:sz="8" w:space="0"/>
-          <w:right w:val="single" w:color="B3CC82" w:themeColor="accent3" w:sz="8" w:space="0"/>
+          <w:top w:val="single" w:color="9BBB59" w:themeColor="accent3" w:sz="8" w:space="0"/>
+          <w:left w:val="single" w:color="9BBB59" w:themeColor="accent3" w:sz="8" w:space="0"/>
+          <w:bottom w:val="single" w:color="9BBB59" w:themeColor="accent3" w:sz="8" w:space="0"/>
+          <w:right w:val="single" w:color="9BBB59" w:themeColor="accent3" w:sz="8" w:space="0"/>
           <w:insideH w:val="nil"/>
           <w:insideV w:val="nil"/>
         </w:tcBorders>
@@ -4979,10 +5075,10 @@
       <w:tblPr/>
       <w:tcPr>
         <w:tcBorders>
-          <w:top w:val="double" w:color="B3CC82" w:themeColor="accent3" w:sz="6" w:space="0"/>
-          <w:left w:val="single" w:color="B3CC82" w:themeColor="accent3" w:sz="8" w:space="0"/>
-          <w:bottom w:val="single" w:color="B3CC82" w:themeColor="accent3" w:sz="8" w:space="0"/>
-          <w:right w:val="single" w:color="B3CC82" w:themeColor="accent3" w:sz="8" w:space="0"/>
+          <w:top w:val="double" w:color="9BBB59" w:themeColor="accent3" w:sz="6" w:space="0"/>
+          <w:left w:val="single" w:color="9BBB59" w:themeColor="accent3" w:sz="8" w:space="0"/>
+          <w:bottom w:val="single" w:color="9BBB59" w:themeColor="accent3" w:sz="8" w:space="0"/>
+          <w:right w:val="single" w:color="9BBB59" w:themeColor="accent3" w:sz="8" w:space="0"/>
           <w:insideH w:val="nil"/>
           <w:insideV w:val="nil"/>
         </w:tcBorders>
@@ -5028,14 +5124,11 @@
       </w:tcPr>
     </w:tblStylePr>
   </w:style>
-  <w:style w:type="table" w:styleId="MediumShading1-Accent4">
+  <w:style w:type="table" w:styleId="1-4">
     <w:name w:val="Medium Shading 1 Accent 4"/>
-    <w:basedOn w:val="TableNormal"/>
+    <w:basedOn w:val="a3"/>
     <w:uiPriority w:val="63"/>
     <w:rsid w:val="00cb0664"/>
-    <w:pPr>
-      <w:spacing w:after="0" w:line="240" w:lineRule="auto"/>
-    </w:pPr>
     <w:tblPr>
       <w:tblStyleRowBandSize w:val="1"/>
       <w:tblStyleColBandSize w:val="1"/>
@@ -5046,12 +5139,6 @@
         <w:right w:val="single" w:color="9F8AB9" w:themeColor="accent4" w:themeTint="bf" w:sz="8" w:space="0"/>
         <w:insideH w:val="single" w:color="9F8AB9" w:themeColor="accent4" w:themeTint="bf" w:sz="8" w:space="0"/>
       </w:tblBorders>
-      <w:tblCellMar>
-        <w:top w:w="0" w:type="dxa"/>
-        <w:left w:w="108" w:type="dxa"/>
-        <w:bottom w:w="0" w:type="dxa"/>
-        <w:right w:w="108" w:type="dxa"/>
-      </w:tblCellMar>
     </w:tblPr>
     <w:tblStylePr w:type="firstRow">
       <w:pPr>
@@ -5065,10 +5152,10 @@
       <w:tblPr/>
       <w:tcPr>
         <w:tcBorders>
-          <w:top w:val="single" w:color="9F8AB9" w:themeColor="accent4" w:sz="8" w:space="0"/>
-          <w:left w:val="single" w:color="9F8AB9" w:themeColor="accent4" w:sz="8" w:space="0"/>
-          <w:bottom w:val="single" w:color="9F8AB9" w:themeColor="accent4" w:sz="8" w:space="0"/>
-          <w:right w:val="single" w:color="9F8AB9" w:themeColor="accent4" w:sz="8" w:space="0"/>
+          <w:top w:val="single" w:color="8064A2" w:themeColor="accent4" w:sz="8" w:space="0"/>
+          <w:left w:val="single" w:color="8064A2" w:themeColor="accent4" w:sz="8" w:space="0"/>
+          <w:bottom w:val="single" w:color="8064A2" w:themeColor="accent4" w:sz="8" w:space="0"/>
+          <w:right w:val="single" w:color="8064A2" w:themeColor="accent4" w:sz="8" w:space="0"/>
           <w:insideH w:val="nil"/>
           <w:insideV w:val="nil"/>
         </w:tcBorders>
@@ -5086,10 +5173,10 @@
       <w:tblPr/>
       <w:tcPr>
         <w:tcBorders>
-          <w:top w:val="double" w:color="9F8AB9" w:themeColor="accent4" w:sz="6" w:space="0"/>
-          <w:left w:val="single" w:color="9F8AB9" w:themeColor="accent4" w:sz="8" w:space="0"/>
-          <w:bottom w:val="single" w:color="9F8AB9" w:themeColor="accent4" w:sz="8" w:space="0"/>
-          <w:right w:val="single" w:color="9F8AB9" w:themeColor="accent4" w:sz="8" w:space="0"/>
+          <w:top w:val="double" w:color="8064A2" w:themeColor="accent4" w:sz="6" w:space="0"/>
+          <w:left w:val="single" w:color="8064A2" w:themeColor="accent4" w:sz="8" w:space="0"/>
+          <w:bottom w:val="single" w:color="8064A2" w:themeColor="accent4" w:sz="8" w:space="0"/>
+          <w:right w:val="single" w:color="8064A2" w:themeColor="accent4" w:sz="8" w:space="0"/>
           <w:insideH w:val="nil"/>
           <w:insideV w:val="nil"/>
         </w:tcBorders>
@@ -5135,14 +5222,11 @@
       </w:tcPr>
     </w:tblStylePr>
   </w:style>
-  <w:style w:type="table" w:styleId="MediumShading1-Accent5">
+  <w:style w:type="table" w:styleId="1-5">
     <w:name w:val="Medium Shading 1 Accent 5"/>
-    <w:basedOn w:val="TableNormal"/>
+    <w:basedOn w:val="a3"/>
     <w:uiPriority w:val="63"/>
     <w:rsid w:val="00cb0664"/>
-    <w:pPr>
-      <w:spacing w:after="0" w:line="240" w:lineRule="auto"/>
-    </w:pPr>
     <w:tblPr>
       <w:tblStyleRowBandSize w:val="1"/>
       <w:tblStyleColBandSize w:val="1"/>
@@ -5153,12 +5237,6 @@
         <w:right w:val="single" w:color="78C0D4" w:themeColor="accent5" w:themeTint="bf" w:sz="8" w:space="0"/>
         <w:insideH w:val="single" w:color="78C0D4" w:themeColor="accent5" w:themeTint="bf" w:sz="8" w:space="0"/>
       </w:tblBorders>
-      <w:tblCellMar>
-        <w:top w:w="0" w:type="dxa"/>
-        <w:left w:w="108" w:type="dxa"/>
-        <w:bottom w:w="0" w:type="dxa"/>
-        <w:right w:w="108" w:type="dxa"/>
-      </w:tblCellMar>
     </w:tblPr>
     <w:tblStylePr w:type="firstRow">
       <w:pPr>
@@ -5172,10 +5250,10 @@
       <w:tblPr/>
       <w:tcPr>
         <w:tcBorders>
-          <w:top w:val="single" w:color="78C0D4" w:themeColor="accent5" w:sz="8" w:space="0"/>
-          <w:left w:val="single" w:color="78C0D4" w:themeColor="accent5" w:sz="8" w:space="0"/>
-          <w:bottom w:val="single" w:color="78C0D4" w:themeColor="accent5" w:sz="8" w:space="0"/>
-          <w:right w:val="single" w:color="78C0D4" w:themeColor="accent5" w:sz="8" w:space="0"/>
+          <w:top w:val="single" w:color="4BACC6" w:themeColor="accent5" w:sz="8" w:space="0"/>
+          <w:left w:val="single" w:color="4BACC6" w:themeColor="accent5" w:sz="8" w:space="0"/>
+          <w:bottom w:val="single" w:color="4BACC6" w:themeColor="accent5" w:sz="8" w:space="0"/>
+          <w:right w:val="single" w:color="4BACC6" w:themeColor="accent5" w:sz="8" w:space="0"/>
           <w:insideH w:val="nil"/>
           <w:insideV w:val="nil"/>
         </w:tcBorders>
@@ -5193,10 +5271,10 @@
       <w:tblPr/>
       <w:tcPr>
         <w:tcBorders>
-          <w:top w:val="double" w:color="78C0D4" w:themeColor="accent5" w:sz="6" w:space="0"/>
-          <w:left w:val="single" w:color="78C0D4" w:themeColor="accent5" w:sz="8" w:space="0"/>
-          <w:bottom w:val="single" w:color="78C0D4" w:themeColor="accent5" w:sz="8" w:space="0"/>
-          <w:right w:val="single" w:color="78C0D4" w:themeColor="accent5" w:sz="8" w:space="0"/>
+          <w:top w:val="double" w:color="4BACC6" w:themeColor="accent5" w:sz="6" w:space="0"/>
+          <w:left w:val="single" w:color="4BACC6" w:themeColor="accent5" w:sz="8" w:space="0"/>
+          <w:bottom w:val="single" w:color="4BACC6" w:themeColor="accent5" w:sz="8" w:space="0"/>
+          <w:right w:val="single" w:color="4BACC6" w:themeColor="accent5" w:sz="8" w:space="0"/>
           <w:insideH w:val="nil"/>
           <w:insideV w:val="nil"/>
         </w:tcBorders>
@@ -5242,14 +5320,11 @@
       </w:tcPr>
     </w:tblStylePr>
   </w:style>
-  <w:style w:type="table" w:styleId="MediumShading1-Accent6">
+  <w:style w:type="table" w:styleId="1-6">
     <w:name w:val="Medium Shading 1 Accent 6"/>
-    <w:basedOn w:val="TableNormal"/>
+    <w:basedOn w:val="a3"/>
     <w:uiPriority w:val="63"/>
     <w:rsid w:val="00cb0664"/>
-    <w:pPr>
-      <w:spacing w:after="0" w:line="240" w:lineRule="auto"/>
-    </w:pPr>
     <w:tblPr>
       <w:tblStyleRowBandSize w:val="1"/>
       <w:tblStyleColBandSize w:val="1"/>
@@ -5260,12 +5335,6 @@
         <w:right w:val="single" w:color="F9B074" w:themeColor="accent6" w:themeTint="bf" w:sz="8" w:space="0"/>
         <w:insideH w:val="single" w:color="F9B074" w:themeColor="accent6" w:themeTint="bf" w:sz="8" w:space="0"/>
       </w:tblBorders>
-      <w:tblCellMar>
-        <w:top w:w="0" w:type="dxa"/>
-        <w:left w:w="108" w:type="dxa"/>
-        <w:bottom w:w="0" w:type="dxa"/>
-        <w:right w:w="108" w:type="dxa"/>
-      </w:tblCellMar>
     </w:tblPr>
     <w:tblStylePr w:type="firstRow">
       <w:pPr>
@@ -5279,10 +5348,10 @@
       <w:tblPr/>
       <w:tcPr>
         <w:tcBorders>
-          <w:top w:val="single" w:color="F9B074" w:themeColor="accent6" w:sz="8" w:space="0"/>
-          <w:left w:val="single" w:color="F9B074" w:themeColor="accent6" w:sz="8" w:space="0"/>
-          <w:bottom w:val="single" w:color="F9B074" w:themeColor="accent6" w:sz="8" w:space="0"/>
-          <w:right w:val="single" w:color="F9B074" w:themeColor="accent6" w:sz="8" w:space="0"/>
+          <w:top w:val="single" w:color="F79646" w:themeColor="accent6" w:sz="8" w:space="0"/>
+          <w:left w:val="single" w:color="F79646" w:themeColor="accent6" w:sz="8" w:space="0"/>
+          <w:bottom w:val="single" w:color="F79646" w:themeColor="accent6" w:sz="8" w:space="0"/>
+          <w:right w:val="single" w:color="F79646" w:themeColor="accent6" w:sz="8" w:space="0"/>
           <w:insideH w:val="nil"/>
           <w:insideV w:val="nil"/>
         </w:tcBorders>
@@ -5300,10 +5369,10 @@
       <w:tblPr/>
       <w:tcPr>
         <w:tcBorders>
-          <w:top w:val="double" w:color="F9B074" w:themeColor="accent6" w:sz="6" w:space="0"/>
-          <w:left w:val="single" w:color="F9B074" w:themeColor="accent6" w:sz="8" w:space="0"/>
-          <w:bottom w:val="single" w:color="F9B074" w:themeColor="accent6" w:sz="8" w:space="0"/>
-          <w:right w:val="single" w:color="F9B074" w:themeColor="accent6" w:sz="8" w:space="0"/>
+          <w:top w:val="double" w:color="F79646" w:themeColor="accent6" w:sz="6" w:space="0"/>
+          <w:left w:val="single" w:color="F79646" w:themeColor="accent6" w:sz="8" w:space="0"/>
+          <w:bottom w:val="single" w:color="F79646" w:themeColor="accent6" w:sz="8" w:space="0"/>
+          <w:right w:val="single" w:color="F79646" w:themeColor="accent6" w:sz="8" w:space="0"/>
           <w:insideH w:val="nil"/>
           <w:insideV w:val="nil"/>
         </w:tcBorders>
@@ -5349,14 +5418,11 @@
       </w:tcPr>
     </w:tblStylePr>
   </w:style>
-  <w:style w:type="table" w:styleId="MediumShading2">
+  <w:style w:type="table" w:styleId="29">
     <w:name w:val="Medium Shading 2"/>
-    <w:basedOn w:val="TableNormal"/>
+    <w:basedOn w:val="a3"/>
     <w:uiPriority w:val="64"/>
     <w:rsid w:val="00cb0664"/>
-    <w:pPr>
-      <w:spacing w:after="0" w:line="240" w:lineRule="auto"/>
-    </w:pPr>
     <w:tblPr>
       <w:tblStyleRowBandSize w:val="1"/>
       <w:tblStyleColBandSize w:val="1"/>
@@ -5364,12 +5430,6 @@
         <w:top w:val="single" w:color="auto" w:sz="18" w:space="0"/>
         <w:bottom w:val="single" w:color="auto" w:sz="18" w:space="0"/>
       </w:tblBorders>
-      <w:tblCellMar>
-        <w:top w:w="0" w:type="dxa"/>
-        <w:left w:w="108" w:type="dxa"/>
-        <w:bottom w:w="0" w:type="dxa"/>
-        <w:right w:w="108" w:type="dxa"/>
-      </w:tblCellMar>
     </w:tblPr>
     <w:tblStylePr w:type="firstRow">
       <w:pPr>
@@ -5494,14 +5554,11 @@
       </w:tcPr>
     </w:tblStylePr>
   </w:style>
-  <w:style w:type="table" w:styleId="MediumShading2-Accent1">
+  <w:style w:type="table" w:styleId="2-1">
     <w:name w:val="Medium Shading 2 Accent 1"/>
-    <w:basedOn w:val="TableNormal"/>
+    <w:basedOn w:val="a3"/>
     <w:uiPriority w:val="64"/>
     <w:rsid w:val="00cb0664"/>
-    <w:pPr>
-      <w:spacing w:after="0" w:line="240" w:lineRule="auto"/>
-    </w:pPr>
     <w:tblPr>
       <w:tblStyleRowBandSize w:val="1"/>
       <w:tblStyleColBandSize w:val="1"/>
@@ -5509,12 +5566,6 @@
         <w:top w:val="single" w:color="auto" w:sz="18" w:space="0"/>
         <w:bottom w:val="single" w:color="auto" w:sz="18" w:space="0"/>
       </w:tblBorders>
-      <w:tblCellMar>
-        <w:top w:w="0" w:type="dxa"/>
-        <w:left w:w="108" w:type="dxa"/>
-        <w:bottom w:w="0" w:type="dxa"/>
-        <w:right w:w="108" w:type="dxa"/>
-      </w:tblCellMar>
     </w:tblPr>
     <w:tblStylePr w:type="firstRow">
       <w:pPr>
@@ -5639,14 +5690,11 @@
       </w:tcPr>
     </w:tblStylePr>
   </w:style>
-  <w:style w:type="table" w:styleId="MediumShading2-Accent2">
+  <w:style w:type="table" w:styleId="2-2">
     <w:name w:val="Medium Shading 2 Accent 2"/>
-    <w:basedOn w:val="TableNormal"/>
+    <w:basedOn w:val="a3"/>
     <w:uiPriority w:val="64"/>
     <w:rsid w:val="00cb0664"/>
-    <w:pPr>
-      <w:spacing w:after="0" w:line="240" w:lineRule="auto"/>
-    </w:pPr>
     <w:tblPr>
       <w:tblStyleRowBandSize w:val="1"/>
       <w:tblStyleColBandSize w:val="1"/>
@@ -5654,12 +5702,6 @@
         <w:top w:val="single" w:color="auto" w:sz="18" w:space="0"/>
         <w:bottom w:val="single" w:color="auto" w:sz="18" w:space="0"/>
       </w:tblBorders>
-      <w:tblCellMar>
-        <w:top w:w="0" w:type="dxa"/>
-        <w:left w:w="108" w:type="dxa"/>
-        <w:bottom w:w="0" w:type="dxa"/>
-        <w:right w:w="108" w:type="dxa"/>
-      </w:tblCellMar>
     </w:tblPr>
     <w:tblStylePr w:type="firstRow">
       <w:pPr>
@@ -5784,14 +5826,11 @@
       </w:tcPr>
     </w:tblStylePr>
   </w:style>
-  <w:style w:type="table" w:styleId="MediumShading2-Accent3">
+  <w:style w:type="table" w:styleId="2-3">
     <w:name w:val="Medium Shading 2 Accent 3"/>
-    <w:basedOn w:val="TableNormal"/>
+    <w:basedOn w:val="a3"/>
     <w:uiPriority w:val="64"/>
     <w:rsid w:val="00cb0664"/>
-    <w:pPr>
-      <w:spacing w:after="0" w:line="240" w:lineRule="auto"/>
-    </w:pPr>
     <w:tblPr>
       <w:tblStyleRowBandSize w:val="1"/>
       <w:tblStyleColBandSize w:val="1"/>
@@ -5799,12 +5838,6 @@
         <w:top w:val="single" w:color="auto" w:sz="18" w:space="0"/>
         <w:bottom w:val="single" w:color="auto" w:sz="18" w:space="0"/>
       </w:tblBorders>
-      <w:tblCellMar>
-        <w:top w:w="0" w:type="dxa"/>
-        <w:left w:w="108" w:type="dxa"/>
-        <w:bottom w:w="0" w:type="dxa"/>
-        <w:right w:w="108" w:type="dxa"/>
-      </w:tblCellMar>
     </w:tblPr>
     <w:tblStylePr w:type="firstRow">
       <w:pPr>
@@ -5929,14 +5962,11 @@
       </w:tcPr>
     </w:tblStylePr>
   </w:style>
-  <w:style w:type="table" w:styleId="MediumShading2-Accent4">
+  <w:style w:type="table" w:styleId="2-4">
     <w:name w:val="Medium Shading 2 Accent 4"/>
-    <w:basedOn w:val="TableNormal"/>
+    <w:basedOn w:val="a3"/>
     <w:uiPriority w:val="64"/>
     <w:rsid w:val="00cb0664"/>
-    <w:pPr>
-      <w:spacing w:after="0" w:line="240" w:lineRule="auto"/>
-    </w:pPr>
     <w:tblPr>
       <w:tblStyleRowBandSize w:val="1"/>
       <w:tblStyleColBandSize w:val="1"/>
@@ -5944,12 +5974,6 @@
         <w:top w:val="single" w:color="auto" w:sz="18" w:space="0"/>
         <w:bottom w:val="single" w:color="auto" w:sz="18" w:space="0"/>
       </w:tblBorders>
-      <w:tblCellMar>
-        <w:top w:w="0" w:type="dxa"/>
-        <w:left w:w="108" w:type="dxa"/>
-        <w:bottom w:w="0" w:type="dxa"/>
-        <w:right w:w="108" w:type="dxa"/>
-      </w:tblCellMar>
     </w:tblPr>
     <w:tblStylePr w:type="firstRow">
       <w:pPr>
@@ -6074,14 +6098,11 @@
       </w:tcPr>
     </w:tblStylePr>
   </w:style>
-  <w:style w:type="table" w:styleId="MediumShading2-Accent5">
+  <w:style w:type="table" w:styleId="2-5">
     <w:name w:val="Medium Shading 2 Accent 5"/>
-    <w:basedOn w:val="TableNormal"/>
+    <w:basedOn w:val="a3"/>
     <w:uiPriority w:val="64"/>
     <w:rsid w:val="00cb0664"/>
-    <w:pPr>
-      <w:spacing w:after="0" w:line="240" w:lineRule="auto"/>
-    </w:pPr>
     <w:tblPr>
       <w:tblStyleRowBandSize w:val="1"/>
       <w:tblStyleColBandSize w:val="1"/>
@@ -6089,12 +6110,6 @@
         <w:top w:val="single" w:color="auto" w:sz="18" w:space="0"/>
         <w:bottom w:val="single" w:color="auto" w:sz="18" w:space="0"/>
       </w:tblBorders>
-      <w:tblCellMar>
-        <w:top w:w="0" w:type="dxa"/>
-        <w:left w:w="108" w:type="dxa"/>
-        <w:bottom w:w="0" w:type="dxa"/>
-        <w:right w:w="108" w:type="dxa"/>
-      </w:tblCellMar>
     </w:tblPr>
     <w:tblStylePr w:type="firstRow">
       <w:pPr>
@@ -6219,14 +6234,11 @@
       </w:tcPr>
     </w:tblStylePr>
   </w:style>
-  <w:style w:type="table" w:styleId="MediumShading2-Accent6">
+  <w:style w:type="table" w:styleId="2-6">
     <w:name w:val="Medium Shading 2 Accent 6"/>
-    <w:basedOn w:val="TableNormal"/>
+    <w:basedOn w:val="a3"/>
     <w:uiPriority w:val="64"/>
     <w:rsid w:val="00cb0664"/>
-    <w:pPr>
-      <w:spacing w:after="0" w:line="240" w:lineRule="auto"/>
-    </w:pPr>
     <w:tblPr>
       <w:tblStyleRowBandSize w:val="1"/>
       <w:tblStyleColBandSize w:val="1"/>
@@ -6234,12 +6246,6 @@
         <w:top w:val="single" w:color="auto" w:sz="18" w:space="0"/>
         <w:bottom w:val="single" w:color="auto" w:sz="18" w:space="0"/>
       </w:tblBorders>
-      <w:tblCellMar>
-        <w:top w:w="0" w:type="dxa"/>
-        <w:left w:w="108" w:type="dxa"/>
-        <w:bottom w:w="0" w:type="dxa"/>
-        <w:right w:w="108" w:type="dxa"/>
-      </w:tblCellMar>
     </w:tblPr>
     <w:tblStylePr w:type="firstRow">
       <w:pPr>
@@ -6364,14 +6370,11 @@
       </w:tcPr>
     </w:tblStylePr>
   </w:style>
-  <w:style w:type="table" w:styleId="MediumList1">
+  <w:style w:type="table" w:styleId="12">
     <w:name w:val="Medium List 1"/>
-    <w:basedOn w:val="TableNormal"/>
+    <w:basedOn w:val="a3"/>
     <w:uiPriority w:val="65"/>
     <w:rsid w:val="00cb0664"/>
-    <w:pPr>
-      <w:spacing w:after="0" w:line="240" w:lineRule="auto"/>
-    </w:pPr>
     <w:rPr>
       <w:color w:themeColor="text1"/>
     </w:rPr>
@@ -6382,12 +6385,6 @@
         <w:top w:val="single" w:color="000000" w:themeColor="text1" w:sz="8" w:space="0"/>
         <w:bottom w:val="single" w:color="000000" w:themeColor="text1" w:sz="8" w:space="0"/>
       </w:tblBorders>
-      <w:tblCellMar>
-        <w:top w:w="0" w:type="dxa"/>
-        <w:left w:w="108" w:type="dxa"/>
-        <w:bottom w:w="0" w:type="dxa"/>
-        <w:right w:w="108" w:type="dxa"/>
-      </w:tblCellMar>
     </w:tblPr>
     <w:tblStylePr w:type="firstRow">
       <w:rPr>
@@ -6448,14 +6445,11 @@
       </w:tcPr>
     </w:tblStylePr>
   </w:style>
-  <w:style w:type="table" w:styleId="MediumList1-Accent1">
+  <w:style w:type="table" w:styleId="1-10">
     <w:name w:val="Medium List 1 Accent 1"/>
-    <w:basedOn w:val="TableNormal"/>
+    <w:basedOn w:val="a3"/>
     <w:uiPriority w:val="65"/>
     <w:rsid w:val="00cb0664"/>
-    <w:pPr>
-      <w:spacing w:after="0" w:line="240" w:lineRule="auto"/>
-    </w:pPr>
     <w:rPr>
       <w:color w:themeColor="text1"/>
     </w:rPr>
@@ -6466,12 +6460,6 @@
         <w:top w:val="single" w:color="4F81BD" w:themeColor="accent1" w:sz="8" w:space="0"/>
         <w:bottom w:val="single" w:color="4F81BD" w:themeColor="accent1" w:sz="8" w:space="0"/>
       </w:tblBorders>
-      <w:tblCellMar>
-        <w:top w:w="0" w:type="dxa"/>
-        <w:left w:w="108" w:type="dxa"/>
-        <w:bottom w:w="0" w:type="dxa"/>
-        <w:right w:w="108" w:type="dxa"/>
-      </w:tblCellMar>
     </w:tblPr>
     <w:tblStylePr w:type="firstRow">
       <w:rPr>
@@ -6532,14 +6520,11 @@
       </w:tcPr>
     </w:tblStylePr>
   </w:style>
-  <w:style w:type="table" w:styleId="MediumList1-Accent2">
+  <w:style w:type="table" w:styleId="1-20">
     <w:name w:val="Medium List 1 Accent 2"/>
-    <w:basedOn w:val="TableNormal"/>
+    <w:basedOn w:val="a3"/>
     <w:uiPriority w:val="65"/>
     <w:rsid w:val="00cb0664"/>
-    <w:pPr>
-      <w:spacing w:after="0" w:line="240" w:lineRule="auto"/>
-    </w:pPr>
     <w:rPr>
       <w:color w:themeColor="text1"/>
     </w:rPr>
@@ -6550,12 +6535,6 @@
         <w:top w:val="single" w:color="C0504D" w:themeColor="accent2" w:sz="8" w:space="0"/>
         <w:bottom w:val="single" w:color="C0504D" w:themeColor="accent2" w:sz="8" w:space="0"/>
       </w:tblBorders>
-      <w:tblCellMar>
-        <w:top w:w="0" w:type="dxa"/>
-        <w:left w:w="108" w:type="dxa"/>
-        <w:bottom w:w="0" w:type="dxa"/>
-        <w:right w:w="108" w:type="dxa"/>
-      </w:tblCellMar>
     </w:tblPr>
     <w:tblStylePr w:type="firstRow">
       <w:rPr>
@@ -6616,14 +6595,11 @@
       </w:tcPr>
     </w:tblStylePr>
   </w:style>
-  <w:style w:type="table" w:styleId="MediumList1-Accent3">
+  <w:style w:type="table" w:styleId="1-30">
     <w:name w:val="Medium List 1 Accent 3"/>
-    <w:basedOn w:val="TableNormal"/>
+    <w:basedOn w:val="a3"/>
     <w:uiPriority w:val="65"/>
     <w:rsid w:val="00cb0664"/>
-    <w:pPr>
-      <w:spacing w:after="0" w:line="240" w:lineRule="auto"/>
-    </w:pPr>
     <w:rPr>
       <w:color w:themeColor="text1"/>
     </w:rPr>
@@ -6634,12 +6610,6 @@
         <w:top w:val="single" w:color="9BBB59" w:themeColor="accent3" w:sz="8" w:space="0"/>
         <w:bottom w:val="single" w:color="9BBB59" w:themeColor="accent3" w:sz="8" w:space="0"/>
       </w:tblBorders>
-      <w:tblCellMar>
-        <w:top w:w="0" w:type="dxa"/>
-        <w:left w:w="108" w:type="dxa"/>
-        <w:bottom w:w="0" w:type="dxa"/>
-        <w:right w:w="108" w:type="dxa"/>
-      </w:tblCellMar>
     </w:tblPr>
     <w:tblStylePr w:type="firstRow">
       <w:rPr>
@@ -6700,14 +6670,11 @@
       </w:tcPr>
     </w:tblStylePr>
   </w:style>
-  <w:style w:type="table" w:styleId="MediumList1-Accent4">
+  <w:style w:type="table" w:styleId="1-40">
     <w:name w:val="Medium List 1 Accent 4"/>
-    <w:basedOn w:val="TableNormal"/>
+    <w:basedOn w:val="a3"/>
     <w:uiPriority w:val="65"/>
     <w:rsid w:val="00cb0664"/>
-    <w:pPr>
-      <w:spacing w:after="0" w:line="240" w:lineRule="auto"/>
-    </w:pPr>
     <w:rPr>
       <w:color w:themeColor="text1"/>
     </w:rPr>
@@ -6718,12 +6685,6 @@
         <w:top w:val="single" w:color="8064A2" w:themeColor="accent4" w:sz="8" w:space="0"/>
         <w:bottom w:val="single" w:color="8064A2" w:themeColor="accent4" w:sz="8" w:space="0"/>
       </w:tblBorders>
-      <w:tblCellMar>
-        <w:top w:w="0" w:type="dxa"/>
-        <w:left w:w="108" w:type="dxa"/>
-        <w:bottom w:w="0" w:type="dxa"/>
-        <w:right w:w="108" w:type="dxa"/>
-      </w:tblCellMar>
     </w:tblPr>
     <w:tblStylePr w:type="firstRow">
       <w:rPr>
@@ -6784,14 +6745,11 @@
       </w:tcPr>
     </w:tblStylePr>
   </w:style>
-  <w:style w:type="table" w:styleId="MediumList1-Accent5">
+  <w:style w:type="table" w:styleId="1-50">
     <w:name w:val="Medium List 1 Accent 5"/>
-    <w:basedOn w:val="TableNormal"/>
+    <w:basedOn w:val="a3"/>
     <w:uiPriority w:val="65"/>
     <w:rsid w:val="00cb0664"/>
-    <w:pPr>
-      <w:spacing w:after="0" w:line="240" w:lineRule="auto"/>
-    </w:pPr>
     <w:rPr>
       <w:color w:themeColor="text1"/>
     </w:rPr>
@@ -6802,12 +6760,6 @@
         <w:top w:val="single" w:color="4BACC6" w:themeColor="accent5" w:sz="8" w:space="0"/>
         <w:bottom w:val="single" w:color="4BACC6" w:themeColor="accent5" w:sz="8" w:space="0"/>
       </w:tblBorders>
-      <w:tblCellMar>
-        <w:top w:w="0" w:type="dxa"/>
-        <w:left w:w="108" w:type="dxa"/>
-        <w:bottom w:w="0" w:type="dxa"/>
-        <w:right w:w="108" w:type="dxa"/>
-      </w:tblCellMar>
     </w:tblPr>
     <w:tblStylePr w:type="firstRow">
       <w:rPr>
@@ -6868,14 +6820,11 @@
       </w:tcPr>
     </w:tblStylePr>
   </w:style>
-  <w:style w:type="table" w:styleId="MediumList1-Accent6">
+  <w:style w:type="table" w:styleId="1-60">
     <w:name w:val="Medium List 1 Accent 6"/>
-    <w:basedOn w:val="TableNormal"/>
+    <w:basedOn w:val="a3"/>
     <w:uiPriority w:val="65"/>
     <w:rsid w:val="00cb0664"/>
-    <w:pPr>
-      <w:spacing w:after="0" w:line="240" w:lineRule="auto"/>
-    </w:pPr>
     <w:rPr>
       <w:color w:themeColor="text1"/>
     </w:rPr>
@@ -6886,12 +6835,6 @@
         <w:top w:val="single" w:color="F79646" w:themeColor="accent6" w:sz="8" w:space="0"/>
         <w:bottom w:val="single" w:color="F79646" w:themeColor="accent6" w:sz="8" w:space="0"/>
       </w:tblBorders>
-      <w:tblCellMar>
-        <w:top w:w="0" w:type="dxa"/>
-        <w:left w:w="108" w:type="dxa"/>
-        <w:bottom w:w="0" w:type="dxa"/>
-        <w:right w:w="108" w:type="dxa"/>
-      </w:tblCellMar>
     </w:tblPr>
     <w:tblStylePr w:type="firstRow">
       <w:rPr>
@@ -6952,14 +6895,11 @@
       </w:tcPr>
     </w:tblStylePr>
   </w:style>
-  <w:style w:type="table" w:styleId="MediumList2">
+  <w:style w:type="table" w:styleId="2a">
     <w:name w:val="Medium List 2"/>
-    <w:basedOn w:val="TableNormal"/>
+    <w:basedOn w:val="a3"/>
     <w:uiPriority w:val="66"/>
     <w:rsid w:val="00cb0664"/>
-    <w:pPr>
-      <w:spacing w:after="0" w:line="240" w:lineRule="auto"/>
-    </w:pPr>
     <w:rPr>
       <w:rFonts w:asciiTheme="majorHAnsi" w:hAnsiTheme="majorHAnsi" w:eastAsiaTheme="majorEastAsia" w:cstheme="majorBidi"/>
       <w:color w:themeColor="text1"/>
@@ -6973,12 +6913,6 @@
         <w:bottom w:val="single" w:color="000000" w:themeColor="text1" w:sz="8" w:space="0"/>
         <w:right w:val="single" w:color="000000" w:themeColor="text1" w:sz="8" w:space="0"/>
       </w:tblBorders>
-      <w:tblCellMar>
-        <w:top w:w="0" w:type="dxa"/>
-        <w:left w:w="108" w:type="dxa"/>
-        <w:bottom w:w="0" w:type="dxa"/>
-        <w:right w:w="108" w:type="dxa"/>
-      </w:tblCellMar>
     </w:tblPr>
     <w:tblStylePr w:type="firstRow">
       <w:rPr>
@@ -7079,14 +7013,11 @@
       </w:tcPr>
     </w:tblStylePr>
   </w:style>
-  <w:style w:type="table" w:styleId="MediumList2-Accent1">
+  <w:style w:type="table" w:styleId="2-10">
     <w:name w:val="Medium List 2 Accent 1"/>
-    <w:basedOn w:val="TableNormal"/>
+    <w:basedOn w:val="a3"/>
     <w:uiPriority w:val="66"/>
     <w:rsid w:val="00cb0664"/>
-    <w:pPr>
-      <w:spacing w:after="0" w:line="240" w:lineRule="auto"/>
-    </w:pPr>
     <w:rPr>
       <w:rFonts w:asciiTheme="majorHAnsi" w:hAnsiTheme="majorHAnsi" w:eastAsiaTheme="majorEastAsia" w:cstheme="majorBidi"/>
       <w:color w:themeColor="text1"/>
@@ -7100,12 +7031,6 @@
         <w:bottom w:val="single" w:color="4F81BD" w:themeColor="accent1" w:sz="8" w:space="0"/>
         <w:right w:val="single" w:color="4F81BD" w:themeColor="accent1" w:sz="8" w:space="0"/>
       </w:tblBorders>
-      <w:tblCellMar>
-        <w:top w:w="0" w:type="dxa"/>
-        <w:left w:w="108" w:type="dxa"/>
-        <w:bottom w:w="0" w:type="dxa"/>
-        <w:right w:w="108" w:type="dxa"/>
-      </w:tblCellMar>
     </w:tblPr>
     <w:tblStylePr w:type="firstRow">
       <w:rPr>
@@ -7206,14 +7131,11 @@
       </w:tcPr>
     </w:tblStylePr>
   </w:style>
-  <w:style w:type="table" w:styleId="MediumList2-Accent2">
+  <w:style w:type="table" w:styleId="2-20">
     <w:name w:val="Medium List 2 Accent 2"/>
-    <w:basedOn w:val="TableNormal"/>
+    <w:basedOn w:val="a3"/>
     <w:uiPriority w:val="66"/>
     <w:rsid w:val="00cb0664"/>
-    <w:pPr>
-      <w:spacing w:after="0" w:line="240" w:lineRule="auto"/>
-    </w:pPr>
     <w:rPr>
       <w:rFonts w:asciiTheme="majorHAnsi" w:hAnsiTheme="majorHAnsi" w:eastAsiaTheme="majorEastAsia" w:cstheme="majorBidi"/>
       <w:color w:themeColor="text1"/>
@@ -7227,12 +7149,6 @@
         <w:bottom w:val="single" w:color="C0504D" w:themeColor="accent2" w:sz="8" w:space="0"/>
         <w:right w:val="single" w:color="C0504D" w:themeColor="accent2" w:sz="8" w:space="0"/>
       </w:tblBorders>
-      <w:tblCellMar>
-        <w:top w:w="0" w:type="dxa"/>
-        <w:left w:w="108" w:type="dxa"/>
-        <w:bottom w:w="0" w:type="dxa"/>
-        <w:right w:w="108" w:type="dxa"/>
-      </w:tblCellMar>
     </w:tblPr>
     <w:tblStylePr w:type="firstRow">
       <w:rPr>
@@ -7333,14 +7249,11 @@
       </w:tcPr>
     </w:tblStylePr>
   </w:style>
-  <w:style w:type="table" w:styleId="MediumList2-Accent3">
+  <w:style w:type="table" w:styleId="2-30">
     <w:name w:val="Medium List 2 Accent 3"/>
-    <w:basedOn w:val="TableNormal"/>
+    <w:basedOn w:val="a3"/>
     <w:uiPriority w:val="66"/>
     <w:rsid w:val="00cb0664"/>
-    <w:pPr>
-      <w:spacing w:after="0" w:line="240" w:lineRule="auto"/>
-    </w:pPr>
     <w:rPr>
       <w:rFonts w:asciiTheme="majorHAnsi" w:hAnsiTheme="majorHAnsi" w:eastAsiaTheme="majorEastAsia" w:cstheme="majorBidi"/>
       <w:color w:themeColor="text1"/>
@@ -7354,12 +7267,6 @@
         <w:bottom w:val="single" w:color="9BBB59" w:themeColor="accent3" w:sz="8" w:space="0"/>
         <w:right w:val="single" w:color="9BBB59" w:themeColor="accent3" w:sz="8" w:space="0"/>
       </w:tblBorders>
-      <w:tblCellMar>
-        <w:top w:w="0" w:type="dxa"/>
-        <w:left w:w="108" w:type="dxa"/>
-        <w:bottom w:w="0" w:type="dxa"/>
-        <w:right w:w="108" w:type="dxa"/>
-      </w:tblCellMar>
     </w:tblPr>
     <w:tblStylePr w:type="firstRow">
       <w:rPr>
@@ -7460,14 +7367,11 @@
       </w:tcPr>
     </w:tblStylePr>
   </w:style>
-  <w:style w:type="table" w:styleId="MediumList2-Accent4">
+  <w:style w:type="table" w:styleId="2-40">
     <w:name w:val="Medium List 2 Accent 4"/>
-    <w:basedOn w:val="TableNormal"/>
+    <w:basedOn w:val="a3"/>
     <w:uiPriority w:val="66"/>
     <w:rsid w:val="00cb0664"/>
-    <w:pPr>
-      <w:spacing w:after="0" w:line="240" w:lineRule="auto"/>
-    </w:pPr>
     <w:rPr>
       <w:rFonts w:asciiTheme="majorHAnsi" w:hAnsiTheme="majorHAnsi" w:eastAsiaTheme="majorEastAsia" w:cstheme="majorBidi"/>
       <w:color w:themeColor="text1"/>
@@ -7481,12 +7385,6 @@
         <w:bottom w:val="single" w:color="8064A2" w:themeColor="accent4" w:sz="8" w:space="0"/>
         <w:right w:val="single" w:color="8064A2" w:themeColor="accent4" w:sz="8" w:space="0"/>
       </w:tblBorders>
-      <w:tblCellMar>
-        <w:top w:w="0" w:type="dxa"/>
-        <w:left w:w="108" w:type="dxa"/>
-        <w:bottom w:w="0" w:type="dxa"/>
-        <w:right w:w="108" w:type="dxa"/>
-      </w:tblCellMar>
     </w:tblPr>
     <w:tblStylePr w:type="firstRow">
       <w:rPr>
@@ -7587,14 +7485,11 @@
       </w:tcPr>
     </w:tblStylePr>
   </w:style>
-  <w:style w:type="table" w:styleId="MediumList2-Accent5">
+  <w:style w:type="table" w:styleId="2-50">
     <w:name w:val="Medium List 2 Accent 5"/>
-    <w:basedOn w:val="TableNormal"/>
+    <w:basedOn w:val="a3"/>
     <w:uiPriority w:val="66"/>
     <w:rsid w:val="00cb0664"/>
-    <w:pPr>
-      <w:spacing w:after="0" w:line="240" w:lineRule="auto"/>
-    </w:pPr>
     <w:rPr>
       <w:rFonts w:asciiTheme="majorHAnsi" w:hAnsiTheme="majorHAnsi" w:eastAsiaTheme="majorEastAsia" w:cstheme="majorBidi"/>
       <w:color w:themeColor="text1"/>
@@ -7608,12 +7503,6 @@
         <w:bottom w:val="single" w:color="4BACC6" w:themeColor="accent5" w:sz="8" w:space="0"/>
         <w:right w:val="single" w:color="4BACC6" w:themeColor="accent5" w:sz="8" w:space="0"/>
       </w:tblBorders>
-      <w:tblCellMar>
-        <w:top w:w="0" w:type="dxa"/>
-        <w:left w:w="108" w:type="dxa"/>
-        <w:bottom w:w="0" w:type="dxa"/>
-        <w:right w:w="108" w:type="dxa"/>
-      </w:tblCellMar>
     </w:tblPr>
     <w:tblStylePr w:type="firstRow">
       <w:rPr>
@@ -7714,14 +7603,11 @@
       </w:tcPr>
     </w:tblStylePr>
   </w:style>
-  <w:style w:type="table" w:styleId="MediumList2-Accent6">
+  <w:style w:type="table" w:styleId="2-60">
     <w:name w:val="Medium List 2 Accent 6"/>
-    <w:basedOn w:val="TableNormal"/>
+    <w:basedOn w:val="a3"/>
     <w:uiPriority w:val="66"/>
     <w:rsid w:val="00cb0664"/>
-    <w:pPr>
-      <w:spacing w:after="0" w:line="240" w:lineRule="auto"/>
-    </w:pPr>
     <w:rPr>
       <w:rFonts w:asciiTheme="majorHAnsi" w:hAnsiTheme="majorHAnsi" w:eastAsiaTheme="majorEastAsia" w:cstheme="majorBidi"/>
       <w:color w:themeColor="text1"/>
@@ -7735,12 +7621,6 @@
         <w:bottom w:val="single" w:color="F79646" w:themeColor="accent6" w:sz="8" w:space="0"/>
         <w:right w:val="single" w:color="F79646" w:themeColor="accent6" w:sz="8" w:space="0"/>
       </w:tblBorders>
-      <w:tblCellMar>
-        <w:top w:w="0" w:type="dxa"/>
-        <w:left w:w="108" w:type="dxa"/>
-        <w:bottom w:w="0" w:type="dxa"/>
-        <w:right w:w="108" w:type="dxa"/>
-      </w:tblCellMar>
     </w:tblPr>
     <w:tblStylePr w:type="firstRow">
       <w:rPr>
@@ -7841,14 +7721,11 @@
       </w:tcPr>
     </w:tblStylePr>
   </w:style>
-  <w:style w:type="table" w:styleId="MediumGrid1">
+  <w:style w:type="table" w:styleId="13">
     <w:name w:val="Medium Grid 1"/>
-    <w:basedOn w:val="TableNormal"/>
+    <w:basedOn w:val="a3"/>
     <w:uiPriority w:val="67"/>
     <w:rsid w:val="00cb0664"/>
-    <w:pPr>
-      <w:spacing w:after="0" w:line="240" w:lineRule="auto"/>
-    </w:pPr>
     <w:tblPr>
       <w:tblStyleRowBandSize w:val="1"/>
       <w:tblStyleColBandSize w:val="1"/>
@@ -7860,12 +7737,6 @@
         <w:insideH w:val="single" w:color="404040" w:themeColor="text1" w:themeTint="bf" w:sz="8" w:space="0"/>
         <w:insideV w:val="single" w:color="404040" w:themeColor="text1" w:themeTint="bf" w:sz="8" w:space="0"/>
       </w:tblBorders>
-      <w:tblCellMar>
-        <w:top w:w="0" w:type="dxa"/>
-        <w:left w:w="108" w:type="dxa"/>
-        <w:bottom w:w="0" w:type="dxa"/>
-        <w:right w:w="108" w:type="dxa"/>
-      </w:tblCellMar>
     </w:tblPr>
     <w:tcPr>
       <w:shd w:val="clear" w:color="auto" w:fill="C0C0C0" w:themeFill="text1" w:themeFillTint="3f"/>
@@ -7885,7 +7756,7 @@
       <w:tblPr/>
       <w:tcPr>
         <w:tcBorders>
-          <w:top w:val="single" w:color="404040" w:themeColor="text1" w:sz="18" w:space="0"/>
+          <w:top w:val="single" w:color="000000" w:themeColor="text1" w:sz="18" w:space="0"/>
         </w:tcBorders>
       </w:tcPr>
     </w:tblStylePr>
@@ -7916,14 +7787,11 @@
       </w:tcPr>
     </w:tblStylePr>
   </w:style>
-  <w:style w:type="table" w:styleId="MediumGrid1-Accent1">
+  <w:style w:type="table" w:styleId="1-11">
     <w:name w:val="Medium Grid 1 Accent 1"/>
-    <w:basedOn w:val="TableNormal"/>
+    <w:basedOn w:val="a3"/>
     <w:uiPriority w:val="67"/>
     <w:rsid w:val="00cb0664"/>
-    <w:pPr>
-      <w:spacing w:after="0" w:line="240" w:lineRule="auto"/>
-    </w:pPr>
     <w:tblPr>
       <w:tblStyleRowBandSize w:val="1"/>
       <w:tblStyleColBandSize w:val="1"/>
@@ -7935,12 +7803,6 @@
         <w:insideH w:val="single" w:color="7BA0CD" w:themeColor="accent1" w:themeTint="bf" w:sz="8" w:space="0"/>
         <w:insideV w:val="single" w:color="7BA0CD" w:themeColor="accent1" w:themeTint="bf" w:sz="8" w:space="0"/>
       </w:tblBorders>
-      <w:tblCellMar>
-        <w:top w:w="0" w:type="dxa"/>
-        <w:left w:w="108" w:type="dxa"/>
-        <w:bottom w:w="0" w:type="dxa"/>
-        <w:right w:w="108" w:type="dxa"/>
-      </w:tblCellMar>
     </w:tblPr>
     <w:tcPr>
       <w:shd w:val="clear" w:color="auto" w:fill="D3DFEE" w:themeFill="accent1" w:themeFillTint="3f"/>
@@ -7960,7 +7822,7 @@
       <w:tblPr/>
       <w:tcPr>
         <w:tcBorders>
-          <w:top w:val="single" w:color="7BA0CD" w:themeColor="accent1" w:sz="18" w:space="0"/>
+          <w:top w:val="single" w:color="4F81BD" w:themeColor="accent1" w:sz="18" w:space="0"/>
         </w:tcBorders>
       </w:tcPr>
     </w:tblStylePr>
@@ -7991,14 +7853,11 @@
       </w:tcPr>
     </w:tblStylePr>
   </w:style>
-  <w:style w:type="table" w:styleId="MediumGrid1-Accent2">
+  <w:style w:type="table" w:styleId="1-21">
     <w:name w:val="Medium Grid 1 Accent 2"/>
-    <w:basedOn w:val="TableNormal"/>
+    <w:basedOn w:val="a3"/>
     <w:uiPriority w:val="67"/>
     <w:rsid w:val="00cb0664"/>
-    <w:pPr>
-      <w:spacing w:after="0" w:line="240" w:lineRule="auto"/>
-    </w:pPr>
     <w:tblPr>
       <w:tblStyleRowBandSize w:val="1"/>
       <w:tblStyleColBandSize w:val="1"/>
@@ -8010,12 +7869,6 @@
         <w:insideH w:val="single" w:color="CF7B79" w:themeColor="accent2" w:themeTint="bf" w:sz="8" w:space="0"/>
         <w:insideV w:val="single" w:color="CF7B79" w:themeColor="accent2" w:themeTint="bf" w:sz="8" w:space="0"/>
       </w:tblBorders>
-      <w:tblCellMar>
-        <w:top w:w="0" w:type="dxa"/>
-        <w:left w:w="108" w:type="dxa"/>
-        <w:bottom w:w="0" w:type="dxa"/>
-        <w:right w:w="108" w:type="dxa"/>
-      </w:tblCellMar>
     </w:tblPr>
     <w:tcPr>
       <w:shd w:val="clear" w:color="auto" w:fill="EFD3D2" w:themeFill="accent2" w:themeFillTint="3f"/>
@@ -8035,7 +7888,7 @@
       <w:tblPr/>
       <w:tcPr>
         <w:tcBorders>
-          <w:top w:val="single" w:color="CF7B79" w:themeColor="accent2" w:sz="18" w:space="0"/>
+          <w:top w:val="single" w:color="C0504D" w:themeColor="accent2" w:sz="18" w:space="0"/>
         </w:tcBorders>
       </w:tcPr>
     </w:tblStylePr>
@@ -8066,14 +7919,11 @@
       </w:tcPr>
     </w:tblStylePr>
   </w:style>
-  <w:style w:type="table" w:styleId="MediumGrid1-Accent3">
+  <w:style w:type="table" w:styleId="1-31">
     <w:name w:val="Medium Grid 1 Accent 3"/>
-    <w:basedOn w:val="TableNormal"/>
+    <w:basedOn w:val="a3"/>
     <w:uiPriority w:val="67"/>
     <w:rsid w:val="00cb0664"/>
-    <w:pPr>
-      <w:spacing w:after="0" w:line="240" w:lineRule="auto"/>
-    </w:pPr>
     <w:tblPr>
       <w:tblStyleRowBandSize w:val="1"/>
       <w:tblStyleColBandSize w:val="1"/>
@@ -8085,12 +7935,6 @@
         <w:insideH w:val="single" w:color="B3CC82" w:themeColor="accent3" w:themeTint="bf" w:sz="8" w:space="0"/>
         <w:insideV w:val="single" w:color="B3CC82" w:themeColor="accent3" w:themeTint="bf" w:sz="8" w:space="0"/>
       </w:tblBorders>
-      <w:tblCellMar>
-        <w:top w:w="0" w:type="dxa"/>
-        <w:left w:w="108" w:type="dxa"/>
-        <w:bottom w:w="0" w:type="dxa"/>
-        <w:right w:w="108" w:type="dxa"/>
-      </w:tblCellMar>
     </w:tblPr>
     <w:tcPr>
       <w:shd w:val="clear" w:color="auto" w:fill="E6EED5" w:themeFill="accent3" w:themeFillTint="3f"/>
@@ -8110,7 +7954,7 @@
       <w:tblPr/>
       <w:tcPr>
         <w:tcBorders>
-          <w:top w:val="single" w:color="B3CC82" w:themeColor="accent3" w:sz="18" w:space="0"/>
+          <w:top w:val="single" w:color="9BBB59" w:themeColor="accent3" w:sz="18" w:space="0"/>
         </w:tcBorders>
       </w:tcPr>
     </w:tblStylePr>
@@ -8141,14 +7985,11 @@
       </w:tcPr>
     </w:tblStylePr>
   </w:style>
-  <w:style w:type="table" w:styleId="MediumGrid1-Accent4">
+  <w:style w:type="table" w:styleId="1-41">
     <w:name w:val="Medium Grid 1 Accent 4"/>
-    <w:basedOn w:val="TableNormal"/>
+    <w:basedOn w:val="a3"/>
     <w:uiPriority w:val="67"/>
     <w:rsid w:val="00cb0664"/>
-    <w:pPr>
-      <w:spacing w:after="0" w:line="240" w:lineRule="auto"/>
-    </w:pPr>
     <w:tblPr>
       <w:tblStyleRowBandSize w:val="1"/>
       <w:tblStyleColBandSize w:val="1"/>
@@ -8160,12 +8001,6 @@
         <w:insideH w:val="single" w:color="9F8AB9" w:themeColor="accent4" w:themeTint="bf" w:sz="8" w:space="0"/>
         <w:insideV w:val="single" w:color="9F8AB9" w:themeColor="accent4" w:themeTint="bf" w:sz="8" w:space="0"/>
       </w:tblBorders>
-      <w:tblCellMar>
-        <w:top w:w="0" w:type="dxa"/>
-        <w:left w:w="108" w:type="dxa"/>
-        <w:bottom w:w="0" w:type="dxa"/>
-        <w:right w:w="108" w:type="dxa"/>
-      </w:tblCellMar>
     </w:tblPr>
     <w:tcPr>
       <w:shd w:val="clear" w:color="auto" w:fill="DFD8E8" w:themeFill="accent4" w:themeFillTint="3f"/>
@@ -8185,7 +8020,7 @@
       <w:tblPr/>
       <w:tcPr>
         <w:tcBorders>
-          <w:top w:val="single" w:color="9F8AB9" w:themeColor="accent4" w:sz="18" w:space="0"/>
+          <w:top w:val="single" w:color="8064A2" w:themeColor="accent4" w:sz="18" w:space="0"/>
         </w:tcBorders>
       </w:tcPr>
     </w:tblStylePr>
@@ -8216,14 +8051,11 @@
       </w:tcPr>
     </w:tblStylePr>
   </w:style>
-  <w:style w:type="table" w:styleId="MediumGrid1-Accent5">
+  <w:style w:type="table" w:styleId="1-51">
     <w:name w:val="Medium Grid 1 Accent 5"/>
-    <w:basedOn w:val="TableNormal"/>
+    <w:basedOn w:val="a3"/>
     <w:uiPriority w:val="67"/>
     <w:rsid w:val="00cb0664"/>
-    <w:pPr>
-      <w:spacing w:after="0" w:line="240" w:lineRule="auto"/>
-    </w:pPr>
     <w:tblPr>
       <w:tblStyleRowBandSize w:val="1"/>
       <w:tblStyleColBandSize w:val="1"/>
@@ -8235,12 +8067,6 @@
         <w:insideH w:val="single" w:color="78C0D4" w:themeColor="accent5" w:themeTint="bf" w:sz="8" w:space="0"/>
         <w:insideV w:val="single" w:color="78C0D4" w:themeColor="accent5" w:themeTint="bf" w:sz="8" w:space="0"/>
       </w:tblBorders>
-      <w:tblCellMar>
-        <w:top w:w="0" w:type="dxa"/>
-        <w:left w:w="108" w:type="dxa"/>
-        <w:bottom w:w="0" w:type="dxa"/>
-        <w:right w:w="108" w:type="dxa"/>
-      </w:tblCellMar>
     </w:tblPr>
     <w:tcPr>
       <w:shd w:val="clear" w:color="auto" w:fill="D2EAF1" w:themeFill="accent5" w:themeFillTint="3f"/>
@@ -8260,7 +8086,7 @@
       <w:tblPr/>
       <w:tcPr>
         <w:tcBorders>
-          <w:top w:val="single" w:color="78C0D4" w:themeColor="accent5" w:sz="18" w:space="0"/>
+          <w:top w:val="single" w:color="4BACC6" w:themeColor="accent5" w:sz="18" w:space="0"/>
         </w:tcBorders>
       </w:tcPr>
     </w:tblStylePr>
@@ -8291,14 +8117,11 @@
       </w:tcPr>
     </w:tblStylePr>
   </w:style>
-  <w:style w:type="table" w:styleId="MediumGrid1-Accent6">
+  <w:style w:type="table" w:styleId="1-61">
     <w:name w:val="Medium Grid 1 Accent 6"/>
-    <w:basedOn w:val="TableNormal"/>
+    <w:basedOn w:val="a3"/>
     <w:uiPriority w:val="67"/>
     <w:rsid w:val="00cb0664"/>
-    <w:pPr>
-      <w:spacing w:after="0" w:line="240" w:lineRule="auto"/>
-    </w:pPr>
     <w:tblPr>
       <w:tblStyleRowBandSize w:val="1"/>
       <w:tblStyleColBandSize w:val="1"/>
@@ -8310,12 +8133,6 @@
         <w:insideH w:val="single" w:color="F9B074" w:themeColor="accent6" w:themeTint="bf" w:sz="8" w:space="0"/>
         <w:insideV w:val="single" w:color="F9B074" w:themeColor="accent6" w:themeTint="bf" w:sz="8" w:space="0"/>
       </w:tblBorders>
-      <w:tblCellMar>
-        <w:top w:w="0" w:type="dxa"/>
-        <w:left w:w="108" w:type="dxa"/>
-        <w:bottom w:w="0" w:type="dxa"/>
-        <w:right w:w="108" w:type="dxa"/>
-      </w:tblCellMar>
     </w:tblPr>
     <w:tcPr>
       <w:shd w:val="clear" w:color="auto" w:fill="FDE4D0" w:themeFill="accent6" w:themeFillTint="3f"/>
@@ -8335,7 +8152,7 @@
       <w:tblPr/>
       <w:tcPr>
         <w:tcBorders>
-          <w:top w:val="single" w:color="F9B074" w:themeColor="accent6" w:sz="18" w:space="0"/>
+          <w:top w:val="single" w:color="F79646" w:themeColor="accent6" w:sz="18" w:space="0"/>
         </w:tcBorders>
       </w:tcPr>
     </w:tblStylePr>
@@ -8366,14 +8183,11 @@
       </w:tcPr>
     </w:tblStylePr>
   </w:style>
-  <w:style w:type="table" w:styleId="MediumGrid2">
+  <w:style w:type="table" w:styleId="2b">
     <w:name w:val="Medium Grid 2"/>
-    <w:basedOn w:val="TableNormal"/>
+    <w:basedOn w:val="a3"/>
     <w:uiPriority w:val="68"/>
     <w:rsid w:val="00cb0664"/>
-    <w:pPr>
-      <w:spacing w:after="0" w:line="240" w:lineRule="auto"/>
-    </w:pPr>
     <w:rPr>
       <w:rFonts w:asciiTheme="majorHAnsi" w:hAnsiTheme="majorHAnsi" w:eastAsiaTheme="majorEastAsia" w:cstheme="majorBidi"/>
       <w:color w:themeColor="text1"/>
@@ -8389,12 +8203,6 @@
         <w:insideH w:val="single" w:color="000000" w:themeColor="text1" w:sz="8" w:space="0"/>
         <w:insideV w:val="single" w:color="000000" w:themeColor="text1" w:sz="8" w:space="0"/>
       </w:tblBorders>
-      <w:tblCellMar>
-        <w:top w:w="0" w:type="dxa"/>
-        <w:left w:w="108" w:type="dxa"/>
-        <w:bottom w:w="0" w:type="dxa"/>
-        <w:right w:w="108" w:type="dxa"/>
-      </w:tblCellMar>
     </w:tblPr>
     <w:tcPr>
       <w:shd w:val="clear" w:color="auto" w:fill="C0C0C0" w:themeFill="text1" w:themeFillTint="3f"/>
@@ -8490,14 +8298,11 @@
       </w:tcPr>
     </w:tblStylePr>
   </w:style>
-  <w:style w:type="table" w:styleId="MediumGrid2-Accent1">
+  <w:style w:type="table" w:styleId="2-11">
     <w:name w:val="Medium Grid 2 Accent 1"/>
-    <w:basedOn w:val="TableNormal"/>
+    <w:basedOn w:val="a3"/>
     <w:uiPriority w:val="68"/>
     <w:rsid w:val="00cb0664"/>
-    <w:pPr>
-      <w:spacing w:after="0" w:line="240" w:lineRule="auto"/>
-    </w:pPr>
     <w:rPr>
       <w:rFonts w:asciiTheme="majorHAnsi" w:hAnsiTheme="majorHAnsi" w:eastAsiaTheme="majorEastAsia" w:cstheme="majorBidi"/>
       <w:color w:themeColor="text1"/>
@@ -8513,12 +8318,6 @@
         <w:insideH w:val="single" w:color="4F81BD" w:themeColor="accent1" w:sz="8" w:space="0"/>
         <w:insideV w:val="single" w:color="4F81BD" w:themeColor="accent1" w:sz="8" w:space="0"/>
       </w:tblBorders>
-      <w:tblCellMar>
-        <w:top w:w="0" w:type="dxa"/>
-        <w:left w:w="108" w:type="dxa"/>
-        <w:bottom w:w="0" w:type="dxa"/>
-        <w:right w:w="108" w:type="dxa"/>
-      </w:tblCellMar>
     </w:tblPr>
     <w:tcPr>
       <w:shd w:val="clear" w:color="auto" w:fill="D3DFEE" w:themeFill="accent1" w:themeFillTint="3f"/>
@@ -8614,14 +8413,11 @@
       </w:tcPr>
     </w:tblStylePr>
   </w:style>
-  <w:style w:type="table" w:styleId="MediumGrid2-Accent2">
+  <w:style w:type="table" w:styleId="2-21">
     <w:name w:val="Medium Grid 2 Accent 2"/>
-    <w:basedOn w:val="TableNormal"/>
+    <w:basedOn w:val="a3"/>
     <w:uiPriority w:val="68"/>
     <w:rsid w:val="00cb0664"/>
-    <w:pPr>
-      <w:spacing w:after="0" w:line="240" w:lineRule="auto"/>
-    </w:pPr>
     <w:rPr>
       <w:rFonts w:asciiTheme="majorHAnsi" w:hAnsiTheme="majorHAnsi" w:eastAsiaTheme="majorEastAsia" w:cstheme="majorBidi"/>
       <w:color w:themeColor="text1"/>
@@ -8637,12 +8433,6 @@
         <w:insideH w:val="single" w:color="C0504D" w:themeColor="accent2" w:sz="8" w:space="0"/>
         <w:insideV w:val="single" w:color="C0504D" w:themeColor="accent2" w:sz="8" w:space="0"/>
       </w:tblBorders>
-      <w:tblCellMar>
-        <w:top w:w="0" w:type="dxa"/>
-        <w:left w:w="108" w:type="dxa"/>
-        <w:bottom w:w="0" w:type="dxa"/>
-        <w:right w:w="108" w:type="dxa"/>
-      </w:tblCellMar>
     </w:tblPr>
     <w:tcPr>
       <w:shd w:val="clear" w:color="auto" w:fill="EFD3D2" w:themeFill="accent2" w:themeFillTint="3f"/>
@@ -8738,14 +8528,11 @@
       </w:tcPr>
     </w:tblStylePr>
   </w:style>
-  <w:style w:type="table" w:styleId="MediumGrid2-Accent3">
+  <w:style w:type="table" w:styleId="2-31">
     <w:name w:val="Medium Grid 2 Accent 3"/>
-    <w:basedOn w:val="TableNormal"/>
+    <w:basedOn w:val="a3"/>
     <w:uiPriority w:val="68"/>
     <w:rsid w:val="00cb0664"/>
-    <w:pPr>
-      <w:spacing w:after="0" w:line="240" w:lineRule="auto"/>
-    </w:pPr>
     <w:rPr>
       <w:rFonts w:asciiTheme="majorHAnsi" w:hAnsiTheme="majorHAnsi" w:eastAsiaTheme="majorEastAsia" w:cstheme="majorBidi"/>
       <w:color w:themeColor="text1"/>
@@ -8761,12 +8548,6 @@
         <w:insideH w:val="single" w:color="9BBB59" w:themeColor="accent3" w:sz="8" w:space="0"/>
         <w:insideV w:val="single" w:color="9BBB59" w:themeColor="accent3" w:sz="8" w:space="0"/>
       </w:tblBorders>
-      <w:tblCellMar>
-        <w:top w:w="0" w:type="dxa"/>
-        <w:left w:w="108" w:type="dxa"/>
-        <w:bottom w:w="0" w:type="dxa"/>
-        <w:right w:w="108" w:type="dxa"/>
-      </w:tblCellMar>
     </w:tblPr>
     <w:tcPr>
       <w:shd w:val="clear" w:color="auto" w:fill="E6EED5" w:themeFill="accent3" w:themeFillTint="3f"/>
@@ -8862,14 +8643,11 @@
       </w:tcPr>
     </w:tblStylePr>
   </w:style>
-  <w:style w:type="table" w:styleId="MediumGrid2-Accent4">
+  <w:style w:type="table" w:styleId="2-41">
     <w:name w:val="Medium Grid 2 Accent 4"/>
-    <w:basedOn w:val="TableNormal"/>
+    <w:basedOn w:val="a3"/>
     <w:uiPriority w:val="68"/>
     <w:rsid w:val="00cb0664"/>
-    <w:pPr>
-      <w:spacing w:after="0" w:line="240" w:lineRule="auto"/>
-    </w:pPr>
     <w:rPr>
       <w:rFonts w:asciiTheme="majorHAnsi" w:hAnsiTheme="majorHAnsi" w:eastAsiaTheme="majorEastAsia" w:cstheme="majorBidi"/>
       <w:color w:themeColor="text1"/>
@@ -8885,12 +8663,6 @@
         <w:insideH w:val="single" w:color="8064A2" w:themeColor="accent4" w:sz="8" w:space="0"/>
         <w:insideV w:val="single" w:color="8064A2" w:themeColor="accent4" w:sz="8" w:space="0"/>
       </w:tblBorders>
-      <w:tblCellMar>
-        <w:top w:w="0" w:type="dxa"/>
-        <w:left w:w="108" w:type="dxa"/>
-        <w:bottom w:w="0" w:type="dxa"/>
-        <w:right w:w="108" w:type="dxa"/>
-      </w:tblCellMar>
     </w:tblPr>
     <w:tcPr>
       <w:shd w:val="clear" w:color="auto" w:fill="DFD8E8" w:themeFill="accent4" w:themeFillTint="3f"/>
@@ -8986,14 +8758,11 @@
       </w:tcPr>
     </w:tblStylePr>
   </w:style>
-  <w:style w:type="table" w:styleId="MediumGrid2-Accent5">
+  <w:style w:type="table" w:styleId="2-51">
     <w:name w:val="Medium Grid 2 Accent 5"/>
-    <w:basedOn w:val="TableNormal"/>
+    <w:basedOn w:val="a3"/>
     <w:uiPriority w:val="68"/>
     <w:rsid w:val="00cb0664"/>
-    <w:pPr>
-      <w:spacing w:after="0" w:line="240" w:lineRule="auto"/>
-    </w:pPr>
     <w:rPr>
       <w:rFonts w:asciiTheme="majorHAnsi" w:hAnsiTheme="majorHAnsi" w:eastAsiaTheme="majorEastAsia" w:cstheme="majorBidi"/>
       <w:color w:themeColor="text1"/>
@@ -9009,12 +8778,6 @@
         <w:insideH w:val="single" w:color="4BACC6" w:themeColor="accent5" w:sz="8" w:space="0"/>
         <w:insideV w:val="single" w:color="4BACC6" w:themeColor="accent5" w:sz="8" w:space="0"/>
       </w:tblBorders>
-      <w:tblCellMar>
-        <w:top w:w="0" w:type="dxa"/>
-        <w:left w:w="108" w:type="dxa"/>
-        <w:bottom w:w="0" w:type="dxa"/>
-        <w:right w:w="108" w:type="dxa"/>
-      </w:tblCellMar>
     </w:tblPr>
     <w:tcPr>
       <w:shd w:val="clear" w:color="auto" w:fill="D2EAF1" w:themeFill="accent5" w:themeFillTint="3f"/>
@@ -9110,14 +8873,11 @@
       </w:tcPr>
     </w:tblStylePr>
   </w:style>
-  <w:style w:type="table" w:styleId="MediumGrid2-Accent6">
+  <w:style w:type="table" w:styleId="2-61">
     <w:name w:val="Medium Grid 2 Accent 6"/>
-    <w:basedOn w:val="TableNormal"/>
+    <w:basedOn w:val="a3"/>
     <w:uiPriority w:val="68"/>
     <w:rsid w:val="00cb0664"/>
-    <w:pPr>
-      <w:spacing w:after="0" w:line="240" w:lineRule="auto"/>
-    </w:pPr>
     <w:rPr>
       <w:rFonts w:asciiTheme="majorHAnsi" w:hAnsiTheme="majorHAnsi" w:eastAsiaTheme="majorEastAsia" w:cstheme="majorBidi"/>
       <w:color w:themeColor="text1"/>
@@ -9133,12 +8893,6 @@
         <w:insideH w:val="single" w:color="F79646" w:themeColor="accent6" w:sz="8" w:space="0"/>
         <w:insideV w:val="single" w:color="F79646" w:themeColor="accent6" w:sz="8" w:space="0"/>
       </w:tblBorders>
-      <w:tblCellMar>
-        <w:top w:w="0" w:type="dxa"/>
-        <w:left w:w="108" w:type="dxa"/>
-        <w:bottom w:w="0" w:type="dxa"/>
-        <w:right w:w="108" w:type="dxa"/>
-      </w:tblCellMar>
     </w:tblPr>
     <w:tcPr>
       <w:shd w:val="clear" w:color="auto" w:fill="FDE4D0" w:themeFill="accent6" w:themeFillTint="3f"/>
@@ -9234,14 +8988,11 @@
       </w:tcPr>
     </w:tblStylePr>
   </w:style>
-  <w:style w:type="table" w:styleId="MediumGrid3">
+  <w:style w:type="table" w:styleId="37">
     <w:name w:val="Medium Grid 3"/>
-    <w:basedOn w:val="TableNormal"/>
+    <w:basedOn w:val="a3"/>
     <w:uiPriority w:val="69"/>
     <w:rsid w:val="00cb0664"/>
-    <w:pPr>
-      <w:spacing w:after="0" w:line="240" w:lineRule="auto"/>
-    </w:pPr>
     <w:tblPr>
       <w:tblStyleRowBandSize w:val="1"/>
       <w:tblStyleColBandSize w:val="1"/>
@@ -9253,12 +9004,6 @@
         <w:insideH w:val="single" w:color="FFFFFF" w:themeColor="background1" w:sz="6" w:space="0"/>
         <w:insideV w:val="single" w:color="FFFFFF" w:themeColor="background1" w:sz="6" w:space="0"/>
       </w:tblBorders>
-      <w:tblCellMar>
-        <w:top w:w="0" w:type="dxa"/>
-        <w:left w:w="108" w:type="dxa"/>
-        <w:bottom w:w="0" w:type="dxa"/>
-        <w:right w:w="108" w:type="dxa"/>
-      </w:tblCellMar>
     </w:tblPr>
     <w:tcPr>
       <w:shd w:val="clear" w:color="auto" w:fill="C0C0C0" w:themeFill="text1" w:themeFillTint="3f"/>
@@ -9370,14 +9115,11 @@
       </w:tcPr>
     </w:tblStylePr>
   </w:style>
-  <w:style w:type="table" w:styleId="MediumGrid3-Accent1">
+  <w:style w:type="table" w:styleId="3-1">
     <w:name w:val="Medium Grid 3 Accent 1"/>
-    <w:basedOn w:val="TableNormal"/>
+    <w:basedOn w:val="a3"/>
     <w:uiPriority w:val="69"/>
     <w:rsid w:val="00cb0664"/>
-    <w:pPr>
-      <w:spacing w:after="0" w:line="240" w:lineRule="auto"/>
-    </w:pPr>
     <w:tblPr>
       <w:tblStyleRowBandSize w:val="1"/>
       <w:tblStyleColBandSize w:val="1"/>
@@ -9389,12 +9131,6 @@
         <w:insideH w:val="single" w:color="FFFFFF" w:themeColor="background1" w:sz="6" w:space="0"/>
         <w:insideV w:val="single" w:color="FFFFFF" w:themeColor="background1" w:sz="6" w:space="0"/>
       </w:tblBorders>
-      <w:tblCellMar>
-        <w:top w:w="0" w:type="dxa"/>
-        <w:left w:w="108" w:type="dxa"/>
-        <w:bottom w:w="0" w:type="dxa"/>
-        <w:right w:w="108" w:type="dxa"/>
-      </w:tblCellMar>
     </w:tblPr>
     <w:tcPr>
       <w:shd w:val="clear" w:color="auto" w:fill="D3DFEE" w:themeFill="accent1" w:themeFillTint="3f"/>
@@ -9506,14 +9242,11 @@
       </w:tcPr>
     </w:tblStylePr>
   </w:style>
-  <w:style w:type="table" w:styleId="MediumGrid3-Accent2">
+  <w:style w:type="table" w:styleId="3-2">
     <w:name w:val="Medium Grid 3 Accent 2"/>
-    <w:basedOn w:val="TableNormal"/>
+    <w:basedOn w:val="a3"/>
     <w:uiPriority w:val="69"/>
     <w:rsid w:val="00cb0664"/>
-    <w:pPr>
-      <w:spacing w:after="0" w:line="240" w:lineRule="auto"/>
-    </w:pPr>
     <w:tblPr>
       <w:tblStyleRowBandSize w:val="1"/>
       <w:tblStyleColBandSize w:val="1"/>
@@ -9525,12 +9258,6 @@
         <w:insideH w:val="single" w:color="FFFFFF" w:themeColor="background1" w:sz="6" w:space="0"/>
         <w:insideV w:val="single" w:color="FFFFFF" w:themeColor="background1" w:sz="6" w:space="0"/>
       </w:tblBorders>
-      <w:tblCellMar>
-        <w:top w:w="0" w:type="dxa"/>
-        <w:left w:w="108" w:type="dxa"/>
-        <w:bottom w:w="0" w:type="dxa"/>
-        <w:right w:w="108" w:type="dxa"/>
-      </w:tblCellMar>
     </w:tblPr>
     <w:tcPr>
       <w:shd w:val="clear" w:color="auto" w:fill="EFD3D2" w:themeFill="accent2" w:themeFillTint="3f"/>
@@ -9642,14 +9369,11 @@
       </w:tcPr>
     </w:tblStylePr>
   </w:style>
-  <w:style w:type="table" w:styleId="MediumGrid3-Accent3">
+  <w:style w:type="table" w:styleId="3-3">
     <w:name w:val="Medium Grid 3 Accent 3"/>
-    <w:basedOn w:val="TableNormal"/>
+    <w:basedOn w:val="a3"/>
     <w:uiPriority w:val="69"/>
     <w:rsid w:val="00cb0664"/>
-    <w:pPr>
-      <w:spacing w:after="0" w:line="240" w:lineRule="auto"/>
-    </w:pPr>
     <w:tblPr>
       <w:tblStyleRowBandSize w:val="1"/>
       <w:tblStyleColBandSize w:val="1"/>
@@ -9661,12 +9385,6 @@
         <w:insideH w:val="single" w:color="FFFFFF" w:themeColor="background1" w:sz="6" w:space="0"/>
         <w:insideV w:val="single" w:color="FFFFFF" w:themeColor="background1" w:sz="6" w:space="0"/>
       </w:tblBorders>
-      <w:tblCellMar>
-        <w:top w:w="0" w:type="dxa"/>
-        <w:left w:w="108" w:type="dxa"/>
-        <w:bottom w:w="0" w:type="dxa"/>
-        <w:right w:w="108" w:type="dxa"/>
-      </w:tblCellMar>
     </w:tblPr>
     <w:tcPr>
       <w:shd w:val="clear" w:color="auto" w:fill="E6EED5" w:themeFill="accent3" w:themeFillTint="3f"/>
@@ -9778,14 +9496,11 @@
       </w:tcPr>
     </w:tblStylePr>
   </w:style>
-  <w:style w:type="table" w:styleId="MediumGrid3-Accent4">
+  <w:style w:type="table" w:styleId="3-4">
     <w:name w:val="Medium Grid 3 Accent 4"/>
-    <w:basedOn w:val="TableNormal"/>
+    <w:basedOn w:val="a3"/>
     <w:uiPriority w:val="69"/>
     <w:rsid w:val="00cb0664"/>
-    <w:pPr>
-      <w:spacing w:after="0" w:line="240" w:lineRule="auto"/>
-    </w:pPr>
     <w:tblPr>
       <w:tblStyleRowBandSize w:val="1"/>
       <w:tblStyleColBandSize w:val="1"/>
@@ -9797,12 +9512,6 @@
         <w:insideH w:val="single" w:color="FFFFFF" w:themeColor="background1" w:sz="6" w:space="0"/>
         <w:insideV w:val="single" w:color="FFFFFF" w:themeColor="background1" w:sz="6" w:space="0"/>
       </w:tblBorders>
-      <w:tblCellMar>
-        <w:top w:w="0" w:type="dxa"/>
-        <w:left w:w="108" w:type="dxa"/>
-        <w:bottom w:w="0" w:type="dxa"/>
-        <w:right w:w="108" w:type="dxa"/>
-      </w:tblCellMar>
     </w:tblPr>
     <w:tcPr>
       <w:shd w:val="clear" w:color="auto" w:fill="DFD8E8" w:themeFill="accent4" w:themeFillTint="3f"/>
@@ -9914,14 +9623,11 @@
       </w:tcPr>
     </w:tblStylePr>
   </w:style>
-  <w:style w:type="table" w:styleId="MediumGrid3-Accent5">
+  <w:style w:type="table" w:styleId="3-5">
     <w:name w:val="Medium Grid 3 Accent 5"/>
-    <w:basedOn w:val="TableNormal"/>
+    <w:basedOn w:val="a3"/>
     <w:uiPriority w:val="69"/>
     <w:rsid w:val="00cb0664"/>
-    <w:pPr>
-      <w:spacing w:after="0" w:line="240" w:lineRule="auto"/>
-    </w:pPr>
     <w:tblPr>
       <w:tblStyleRowBandSize w:val="1"/>
       <w:tblStyleColBandSize w:val="1"/>
@@ -9933,12 +9639,6 @@
         <w:insideH w:val="single" w:color="FFFFFF" w:themeColor="background1" w:sz="6" w:space="0"/>
         <w:insideV w:val="single" w:color="FFFFFF" w:themeColor="background1" w:sz="6" w:space="0"/>
       </w:tblBorders>
-      <w:tblCellMar>
-        <w:top w:w="0" w:type="dxa"/>
-        <w:left w:w="108" w:type="dxa"/>
-        <w:bottom w:w="0" w:type="dxa"/>
-        <w:right w:w="108" w:type="dxa"/>
-      </w:tblCellMar>
     </w:tblPr>
     <w:tcPr>
       <w:shd w:val="clear" w:color="auto" w:fill="D2EAF1" w:themeFill="accent5" w:themeFillTint="3f"/>
@@ -10050,14 +9750,11 @@
       </w:tcPr>
     </w:tblStylePr>
   </w:style>
-  <w:style w:type="table" w:styleId="MediumGrid3-Accent6">
+  <w:style w:type="table" w:styleId="3-6">
     <w:name w:val="Medium Grid 3 Accent 6"/>
-    <w:basedOn w:val="TableNormal"/>
+    <w:basedOn w:val="a3"/>
     <w:uiPriority w:val="69"/>
     <w:rsid w:val="00cb0664"/>
-    <w:pPr>
-      <w:spacing w:after="0" w:line="240" w:lineRule="auto"/>
-    </w:pPr>
     <w:tblPr>
       <w:tblStyleRowBandSize w:val="1"/>
       <w:tblStyleColBandSize w:val="1"/>
@@ -10069,12 +9766,6 @@
         <w:insideH w:val="single" w:color="FFFFFF" w:themeColor="background1" w:sz="6" w:space="0"/>
         <w:insideV w:val="single" w:color="FFFFFF" w:themeColor="background1" w:sz="6" w:space="0"/>
       </w:tblBorders>
-      <w:tblCellMar>
-        <w:top w:w="0" w:type="dxa"/>
-        <w:left w:w="108" w:type="dxa"/>
-        <w:bottom w:w="0" w:type="dxa"/>
-        <w:right w:w="108" w:type="dxa"/>
-      </w:tblCellMar>
     </w:tblPr>
     <w:tcPr>
       <w:shd w:val="clear" w:color="auto" w:fill="FDE4D0" w:themeFill="accent6" w:themeFillTint="3f"/>
@@ -10186,26 +9877,17 @@
       </w:tcPr>
     </w:tblStylePr>
   </w:style>
-  <w:style w:type="table" w:styleId="DarkList">
+  <w:style w:type="table" w:styleId="aff5">
     <w:name w:val="Dark List"/>
-    <w:basedOn w:val="TableNormal"/>
+    <w:basedOn w:val="a3"/>
     <w:uiPriority w:val="70"/>
     <w:rsid w:val="00cb0664"/>
-    <w:pPr>
-      <w:spacing w:after="0" w:line="240" w:lineRule="auto"/>
-    </w:pPr>
     <w:rPr>
       <w:color w:themeColor="background1"/>
     </w:rPr>
     <w:tblPr>
       <w:tblStyleRowBandSize w:val="1"/>
       <w:tblStyleColBandSize w:val="1"/>
-      <w:tblCellMar>
-        <w:top w:w="0" w:type="dxa"/>
-        <w:left w:w="108" w:type="dxa"/>
-        <w:bottom w:w="0" w:type="dxa"/>
-        <w:right w:w="108" w:type="dxa"/>
-      </w:tblCellMar>
     </w:tblPr>
     <w:tcPr>
       <w:shd w:val="clear" w:color="auto" w:fill="000000" w:themeFill="text1"/>
@@ -10299,26 +9981,17 @@
       </w:tcPr>
     </w:tblStylePr>
   </w:style>
-  <w:style w:type="table" w:styleId="DarkList-Accent1">
+  <w:style w:type="table" w:styleId="-12">
     <w:name w:val="Dark List Accent 1"/>
-    <w:basedOn w:val="TableNormal"/>
+    <w:basedOn w:val="a3"/>
     <w:uiPriority w:val="70"/>
     <w:rsid w:val="00cb0664"/>
-    <w:pPr>
-      <w:spacing w:after="0" w:line="240" w:lineRule="auto"/>
-    </w:pPr>
     <w:rPr>
       <w:color w:themeColor="background1"/>
     </w:rPr>
     <w:tblPr>
       <w:tblStyleRowBandSize w:val="1"/>
       <w:tblStyleColBandSize w:val="1"/>
-      <w:tblCellMar>
-        <w:top w:w="0" w:type="dxa"/>
-        <w:left w:w="108" w:type="dxa"/>
-        <w:bottom w:w="0" w:type="dxa"/>
-        <w:right w:w="108" w:type="dxa"/>
-      </w:tblCellMar>
     </w:tblPr>
     <w:tcPr>
       <w:shd w:val="clear" w:color="auto" w:fill="4F81BD" w:themeFill="accent1"/>
@@ -10412,26 +10085,17 @@
       </w:tcPr>
     </w:tblStylePr>
   </w:style>
-  <w:style w:type="table" w:styleId="DarkList-Accent2">
+  <w:style w:type="table" w:styleId="-22">
     <w:name w:val="Dark List Accent 2"/>
-    <w:basedOn w:val="TableNormal"/>
+    <w:basedOn w:val="a3"/>
     <w:uiPriority w:val="70"/>
     <w:rsid w:val="00cb0664"/>
-    <w:pPr>
-      <w:spacing w:after="0" w:line="240" w:lineRule="auto"/>
-    </w:pPr>
     <w:rPr>
       <w:color w:themeColor="background1"/>
     </w:rPr>
     <w:tblPr>
       <w:tblStyleRowBandSize w:val="1"/>
       <w:tblStyleColBandSize w:val="1"/>
-      <w:tblCellMar>
-        <w:top w:w="0" w:type="dxa"/>
-        <w:left w:w="108" w:type="dxa"/>
-        <w:bottom w:w="0" w:type="dxa"/>
-        <w:right w:w="108" w:type="dxa"/>
-      </w:tblCellMar>
     </w:tblPr>
     <w:tcPr>
       <w:shd w:val="clear" w:color="auto" w:fill="C0504D" w:themeFill="accent2"/>
@@ -10525,26 +10189,17 @@
       </w:tcPr>
     </w:tblStylePr>
   </w:style>
-  <w:style w:type="table" w:styleId="DarkList-Accent3">
+  <w:style w:type="table" w:styleId="-32">
     <w:name w:val="Dark List Accent 3"/>
-    <w:basedOn w:val="TableNormal"/>
+    <w:basedOn w:val="a3"/>
     <w:uiPriority w:val="70"/>
     <w:rsid w:val="00cb0664"/>
-    <w:pPr>
-      <w:spacing w:after="0" w:line="240" w:lineRule="auto"/>
-    </w:pPr>
     <w:rPr>
       <w:color w:themeColor="background1"/>
     </w:rPr>
     <w:tblPr>
       <w:tblStyleRowBandSize w:val="1"/>
       <w:tblStyleColBandSize w:val="1"/>
-      <w:tblCellMar>
-        <w:top w:w="0" w:type="dxa"/>
-        <w:left w:w="108" w:type="dxa"/>
-        <w:bottom w:w="0" w:type="dxa"/>
-        <w:right w:w="108" w:type="dxa"/>
-      </w:tblCellMar>
     </w:tblPr>
     <w:tcPr>
       <w:shd w:val="clear" w:color="auto" w:fill="9BBB59" w:themeFill="accent3"/>
@@ -10638,26 +10293,17 @@
       </w:tcPr>
     </w:tblStylePr>
   </w:style>
-  <w:style w:type="table" w:styleId="DarkList-Accent4">
+  <w:style w:type="table" w:styleId="-42">
     <w:name w:val="Dark List Accent 4"/>
-    <w:basedOn w:val="TableNormal"/>
+    <w:basedOn w:val="a3"/>
     <w:uiPriority w:val="70"/>
     <w:rsid w:val="00cb0664"/>
-    <w:pPr>
-      <w:spacing w:after="0" w:line="240" w:lineRule="auto"/>
-    </w:pPr>
     <w:rPr>
       <w:color w:themeColor="background1"/>
     </w:rPr>
     <w:tblPr>
       <w:tblStyleRowBandSize w:val="1"/>
       <w:tblStyleColBandSize w:val="1"/>
-      <w:tblCellMar>
-        <w:top w:w="0" w:type="dxa"/>
-        <w:left w:w="108" w:type="dxa"/>
-        <w:bottom w:w="0" w:type="dxa"/>
-        <w:right w:w="108" w:type="dxa"/>
-      </w:tblCellMar>
     </w:tblPr>
     <w:tcPr>
       <w:shd w:val="clear" w:color="auto" w:fill="8064A2" w:themeFill="accent4"/>
@@ -10751,26 +10397,17 @@
       </w:tcPr>
     </w:tblStylePr>
   </w:style>
-  <w:style w:type="table" w:styleId="DarkList-Accent5">
+  <w:style w:type="table" w:styleId="-52">
     <w:name w:val="Dark List Accent 5"/>
-    <w:basedOn w:val="TableNormal"/>
+    <w:basedOn w:val="a3"/>
     <w:uiPriority w:val="70"/>
     <w:rsid w:val="00cb0664"/>
-    <w:pPr>
-      <w:spacing w:after="0" w:line="240" w:lineRule="auto"/>
-    </w:pPr>
     <w:rPr>
       <w:color w:themeColor="background1"/>
     </w:rPr>
     <w:tblPr>
       <w:tblStyleRowBandSize w:val="1"/>
       <w:tblStyleColBandSize w:val="1"/>
-      <w:tblCellMar>
-        <w:top w:w="0" w:type="dxa"/>
-        <w:left w:w="108" w:type="dxa"/>
-        <w:bottom w:w="0" w:type="dxa"/>
-        <w:right w:w="108" w:type="dxa"/>
-      </w:tblCellMar>
     </w:tblPr>
     <w:tcPr>
       <w:shd w:val="clear" w:color="auto" w:fill="4BACC6" w:themeFill="accent5"/>
@@ -10864,26 +10501,17 @@
       </w:tcPr>
     </w:tblStylePr>
   </w:style>
-  <w:style w:type="table" w:styleId="DarkList-Accent6">
+  <w:style w:type="table" w:styleId="-62">
     <w:name w:val="Dark List Accent 6"/>
-    <w:basedOn w:val="TableNormal"/>
+    <w:basedOn w:val="a3"/>
     <w:uiPriority w:val="70"/>
     <w:rsid w:val="00cb0664"/>
-    <w:pPr>
-      <w:spacing w:after="0" w:line="240" w:lineRule="auto"/>
-    </w:pPr>
     <w:rPr>
       <w:color w:themeColor="background1"/>
     </w:rPr>
     <w:tblPr>
       <w:tblStyleRowBandSize w:val="1"/>
       <w:tblStyleColBandSize w:val="1"/>
-      <w:tblCellMar>
-        <w:top w:w="0" w:type="dxa"/>
-        <w:left w:w="108" w:type="dxa"/>
-        <w:bottom w:w="0" w:type="dxa"/>
-        <w:right w:w="108" w:type="dxa"/>
-      </w:tblCellMar>
     </w:tblPr>
     <w:tcPr>
       <w:shd w:val="clear" w:color="auto" w:fill="F79646" w:themeFill="accent6"/>
@@ -10977,14 +10605,11 @@
       </w:tcPr>
     </w:tblStylePr>
   </w:style>
-  <w:style w:type="table" w:styleId="ColorfulShading">
+  <w:style w:type="table" w:styleId="aff6">
     <w:name w:val="Colorful Shading"/>
-    <w:basedOn w:val="TableNormal"/>
+    <w:basedOn w:val="a3"/>
     <w:uiPriority w:val="71"/>
     <w:rsid w:val="00cb0664"/>
-    <w:pPr>
-      <w:spacing w:after="0" w:line="240" w:lineRule="auto"/>
-    </w:pPr>
     <w:rPr>
       <w:color w:themeColor="text1"/>
     </w:rPr>
@@ -10999,12 +10624,6 @@
         <w:insideH w:val="single" w:color="FFFFFF" w:themeColor="background1" w:sz="4" w:space="0"/>
         <w:insideV w:val="single" w:color="FFFFFF" w:themeColor="background1" w:sz="4" w:space="0"/>
       </w:tblBorders>
-      <w:tblCellMar>
-        <w:top w:w="0" w:type="dxa"/>
-        <w:left w:w="108" w:type="dxa"/>
-        <w:bottom w:w="0" w:type="dxa"/>
-        <w:right w:w="108" w:type="dxa"/>
-      </w:tblCellMar>
     </w:tblPr>
     <w:tcPr>
       <w:shd w:val="clear" w:color="auto" w:fill="E6E6E6" w:themeFill="text1" w:themeFillTint="19"/>
@@ -11100,14 +10719,11 @@
       <w:tblPr/>
     </w:tblStylePr>
   </w:style>
-  <w:style w:type="table" w:styleId="ColorfulShading-Accent1">
+  <w:style w:type="table" w:styleId="-13">
     <w:name w:val="Colorful Shading Accent 1"/>
-    <w:basedOn w:val="TableNormal"/>
+    <w:basedOn w:val="a3"/>
     <w:uiPriority w:val="71"/>
     <w:rsid w:val="00cb0664"/>
-    <w:pPr>
-      <w:spacing w:after="0" w:line="240" w:lineRule="auto"/>
-    </w:pPr>
     <w:rPr>
       <w:color w:themeColor="text1"/>
     </w:rPr>
@@ -11122,12 +10738,6 @@
         <w:insideH w:val="single" w:color="FFFFFF" w:themeColor="background1" w:sz="4" w:space="0"/>
         <w:insideV w:val="single" w:color="FFFFFF" w:themeColor="background1" w:sz="4" w:space="0"/>
       </w:tblBorders>
-      <w:tblCellMar>
-        <w:top w:w="0" w:type="dxa"/>
-        <w:left w:w="108" w:type="dxa"/>
-        <w:bottom w:w="0" w:type="dxa"/>
-        <w:right w:w="108" w:type="dxa"/>
-      </w:tblCellMar>
     </w:tblPr>
     <w:tcPr>
       <w:shd w:val="clear" w:color="auto" w:fill="EDF2F8" w:themeFill="accent1" w:themeFillTint="19"/>
@@ -11175,7 +10785,7 @@
           <w:left w:val="nil"/>
           <w:bottom w:val="nil"/>
           <w:right w:val="nil"/>
-          <w:insideH w:val="single" w:color="2C4C74" w:themeColor="accent1" w:sz="4" w:space="0"/>
+          <w:insideH w:val="single" w:color="4F81BD" w:themeColor="accent1" w:sz="4" w:space="0"/>
           <w:insideV w:val="nil"/>
         </w:tcBorders>
         <w:shd w:val="clear" w:color="auto" w:fill="2C4C74" w:themeFill="accent1" w:themeFillShade="99"/>
@@ -11223,14 +10833,11 @@
       <w:tblPr/>
     </w:tblStylePr>
   </w:style>
-  <w:style w:type="table" w:styleId="ColorfulShading-Accent2">
+  <w:style w:type="table" w:styleId="-23">
     <w:name w:val="Colorful Shading Accent 2"/>
-    <w:basedOn w:val="TableNormal"/>
+    <w:basedOn w:val="a3"/>
     <w:uiPriority w:val="71"/>
     <w:rsid w:val="00cb0664"/>
-    <w:pPr>
-      <w:spacing w:after="0" w:line="240" w:lineRule="auto"/>
-    </w:pPr>
     <w:rPr>
       <w:color w:themeColor="text1"/>
     </w:rPr>
@@ -11245,12 +10852,6 @@
         <w:insideH w:val="single" w:color="FFFFFF" w:themeColor="background1" w:sz="4" w:space="0"/>
         <w:insideV w:val="single" w:color="FFFFFF" w:themeColor="background1" w:sz="4" w:space="0"/>
       </w:tblBorders>
-      <w:tblCellMar>
-        <w:top w:w="0" w:type="dxa"/>
-        <w:left w:w="108" w:type="dxa"/>
-        <w:bottom w:w="0" w:type="dxa"/>
-        <w:right w:w="108" w:type="dxa"/>
-      </w:tblCellMar>
     </w:tblPr>
     <w:tcPr>
       <w:shd w:val="clear" w:color="auto" w:fill="F8EDED" w:themeFill="accent2" w:themeFillTint="19"/>
@@ -11298,7 +10899,7 @@
           <w:left w:val="nil"/>
           <w:bottom w:val="nil"/>
           <w:right w:val="nil"/>
-          <w:insideH w:val="single" w:color="772C2A" w:themeColor="accent2" w:sz="4" w:space="0"/>
+          <w:insideH w:val="single" w:color="C0504D" w:themeColor="accent2" w:sz="4" w:space="0"/>
           <w:insideV w:val="nil"/>
         </w:tcBorders>
         <w:shd w:val="clear" w:color="auto" w:fill="772C2A" w:themeFill="accent2" w:themeFillShade="99"/>
@@ -11346,14 +10947,11 @@
       <w:tblPr/>
     </w:tblStylePr>
   </w:style>
-  <w:style w:type="table" w:styleId="ColorfulShading-Accent3">
+  <w:style w:type="table" w:styleId="-33">
     <w:name w:val="Colorful Shading Accent 3"/>
-    <w:basedOn w:val="TableNormal"/>
+    <w:basedOn w:val="a3"/>
     <w:uiPriority w:val="71"/>
     <w:rsid w:val="00cb0664"/>
-    <w:pPr>
-      <w:spacing w:after="0" w:line="240" w:lineRule="auto"/>
-    </w:pPr>
     <w:rPr>
       <w:color w:themeColor="text1"/>
     </w:rPr>
@@ -11368,12 +10966,6 @@
         <w:insideH w:val="single" w:color="FFFFFF" w:themeColor="background1" w:sz="4" w:space="0"/>
         <w:insideV w:val="single" w:color="FFFFFF" w:themeColor="background1" w:sz="4" w:space="0"/>
       </w:tblBorders>
-      <w:tblCellMar>
-        <w:top w:w="0" w:type="dxa"/>
-        <w:left w:w="108" w:type="dxa"/>
-        <w:bottom w:w="0" w:type="dxa"/>
-        <w:right w:w="108" w:type="dxa"/>
-      </w:tblCellMar>
     </w:tblPr>
     <w:tcPr>
       <w:shd w:val="clear" w:color="auto" w:fill="F5F8EE" w:themeFill="accent3" w:themeFillTint="19"/>
@@ -11421,7 +11013,7 @@
           <w:left w:val="nil"/>
           <w:bottom w:val="nil"/>
           <w:right w:val="nil"/>
-          <w:insideH w:val="single" w:color="5E7530" w:themeColor="accent3" w:sz="4" w:space="0"/>
+          <w:insideH w:val="single" w:color="9BBB59" w:themeColor="accent3" w:sz="4" w:space="0"/>
           <w:insideV w:val="nil"/>
         </w:tcBorders>
         <w:shd w:val="clear" w:color="auto" w:fill="5E7530" w:themeFill="accent3" w:themeFillShade="99"/>
@@ -11457,14 +11049,11 @@
       </w:tcPr>
     </w:tblStylePr>
   </w:style>
-  <w:style w:type="table" w:styleId="ColorfulShading-Accent4">
+  <w:style w:type="table" w:styleId="-43">
     <w:name w:val="Colorful Shading Accent 4"/>
-    <w:basedOn w:val="TableNormal"/>
+    <w:basedOn w:val="a3"/>
     <w:uiPriority w:val="71"/>
     <w:rsid w:val="00cb0664"/>
-    <w:pPr>
-      <w:spacing w:after="0" w:line="240" w:lineRule="auto"/>
-    </w:pPr>
     <w:rPr>
       <w:color w:themeColor="text1"/>
     </w:rPr>
@@ -11479,12 +11068,6 @@
         <w:insideH w:val="single" w:color="FFFFFF" w:themeColor="background1" w:sz="4" w:space="0"/>
         <w:insideV w:val="single" w:color="FFFFFF" w:themeColor="background1" w:sz="4" w:space="0"/>
       </w:tblBorders>
-      <w:tblCellMar>
-        <w:top w:w="0" w:type="dxa"/>
-        <w:left w:w="108" w:type="dxa"/>
-        <w:bottom w:w="0" w:type="dxa"/>
-        <w:right w:w="108" w:type="dxa"/>
-      </w:tblCellMar>
     </w:tblPr>
     <w:tcPr>
       <w:shd w:val="clear" w:color="auto" w:fill="F2EFF6" w:themeFill="accent4" w:themeFillTint="19"/>
@@ -11532,7 +11115,7 @@
           <w:left w:val="nil"/>
           <w:bottom w:val="nil"/>
           <w:right w:val="nil"/>
-          <w:insideH w:val="single" w:color="4C3B62" w:themeColor="accent4" w:sz="4" w:space="0"/>
+          <w:insideH w:val="single" w:color="8064A2" w:themeColor="accent4" w:sz="4" w:space="0"/>
           <w:insideV w:val="nil"/>
         </w:tcBorders>
         <w:shd w:val="clear" w:color="auto" w:fill="4C3B62" w:themeFill="accent4" w:themeFillShade="99"/>
@@ -11580,14 +11163,11 @@
       <w:tblPr/>
     </w:tblStylePr>
   </w:style>
-  <w:style w:type="table" w:styleId="ColorfulShading-Accent5">
+  <w:style w:type="table" w:styleId="-53">
     <w:name w:val="Colorful Shading Accent 5"/>
-    <w:basedOn w:val="TableNormal"/>
+    <w:basedOn w:val="a3"/>
     <w:uiPriority w:val="71"/>
     <w:rsid w:val="00cb0664"/>
-    <w:pPr>
-      <w:spacing w:after="0" w:line="240" w:lineRule="auto"/>
-    </w:pPr>
     <w:rPr>
       <w:color w:themeColor="text1"/>
     </w:rPr>
@@ -11602,12 +11182,6 @@
         <w:insideH w:val="single" w:color="FFFFFF" w:themeColor="background1" w:sz="4" w:space="0"/>
         <w:insideV w:val="single" w:color="FFFFFF" w:themeColor="background1" w:sz="4" w:space="0"/>
       </w:tblBorders>
-      <w:tblCellMar>
-        <w:top w:w="0" w:type="dxa"/>
-        <w:left w:w="108" w:type="dxa"/>
-        <w:bottom w:w="0" w:type="dxa"/>
-        <w:right w:w="108" w:type="dxa"/>
-      </w:tblCellMar>
     </w:tblPr>
     <w:tcPr>
       <w:shd w:val="clear" w:color="auto" w:fill="EDF6F9" w:themeFill="accent5" w:themeFillTint="19"/>
@@ -11655,7 +11229,7 @@
           <w:left w:val="nil"/>
           <w:bottom w:val="nil"/>
           <w:right w:val="nil"/>
-          <w:insideH w:val="single" w:color="276A7C" w:themeColor="accent5" w:sz="4" w:space="0"/>
+          <w:insideH w:val="single" w:color="4BACC6" w:themeColor="accent5" w:sz="4" w:space="0"/>
           <w:insideV w:val="nil"/>
         </w:tcBorders>
         <w:shd w:val="clear" w:color="auto" w:fill="276A7C" w:themeFill="accent5" w:themeFillShade="99"/>
@@ -11703,14 +11277,11 @@
       <w:tblPr/>
     </w:tblStylePr>
   </w:style>
-  <w:style w:type="table" w:styleId="ColorfulShading-Accent6">
+  <w:style w:type="table" w:styleId="-63">
     <w:name w:val="Colorful Shading Accent 6"/>
-    <w:basedOn w:val="TableNormal"/>
+    <w:basedOn w:val="a3"/>
     <w:uiPriority w:val="71"/>
     <w:rsid w:val="00cb0664"/>
-    <w:pPr>
-      <w:spacing w:after="0" w:line="240" w:lineRule="auto"/>
-    </w:pPr>
     <w:rPr>
       <w:color w:themeColor="text1"/>
     </w:rPr>
@@ -11725,12 +11296,6 @@
         <w:insideH w:val="single" w:color="FFFFFF" w:themeColor="background1" w:sz="4" w:space="0"/>
         <w:insideV w:val="single" w:color="FFFFFF" w:themeColor="background1" w:sz="4" w:space="0"/>
       </w:tblBorders>
-      <w:tblCellMar>
-        <w:top w:w="0" w:type="dxa"/>
-        <w:left w:w="108" w:type="dxa"/>
-        <w:bottom w:w="0" w:type="dxa"/>
-        <w:right w:w="108" w:type="dxa"/>
-      </w:tblCellMar>
     </w:tblPr>
     <w:tcPr>
       <w:shd w:val="clear" w:color="auto" w:fill="FEF4EC" w:themeFill="accent6" w:themeFillTint="19"/>
@@ -11778,7 +11343,7 @@
           <w:left w:val="nil"/>
           <w:bottom w:val="nil"/>
           <w:right w:val="nil"/>
-          <w:insideH w:val="single" w:color="B65608" w:themeColor="accent6" w:sz="4" w:space="0"/>
+          <w:insideH w:val="single" w:color="F79646" w:themeColor="accent6" w:sz="4" w:space="0"/>
           <w:insideV w:val="nil"/>
         </w:tcBorders>
         <w:shd w:val="clear" w:color="auto" w:fill="B65608" w:themeFill="accent6" w:themeFillShade="99"/>
@@ -11826,26 +11391,17 @@
       <w:tblPr/>
     </w:tblStylePr>
   </w:style>
-  <w:style w:type="table" w:styleId="ColorfulList">
+  <w:style w:type="table" w:styleId="aff7">
     <w:name w:val="Colorful List"/>
-    <w:basedOn w:val="TableNormal"/>
+    <w:basedOn w:val="a3"/>
     <w:uiPriority w:val="72"/>
     <w:rsid w:val="00cb0664"/>
-    <w:pPr>
-      <w:spacing w:after="0" w:line="240" w:lineRule="auto"/>
-    </w:pPr>
     <w:rPr>
       <w:color w:themeColor="text1"/>
     </w:rPr>
     <w:tblPr>
       <w:tblStyleRowBandSize w:val="1"/>
       <w:tblStyleColBandSize w:val="1"/>
-      <w:tblCellMar>
-        <w:top w:w="0" w:type="dxa"/>
-        <w:left w:w="108" w:type="dxa"/>
-        <w:bottom w:w="0" w:type="dxa"/>
-        <w:right w:w="108" w:type="dxa"/>
-      </w:tblCellMar>
     </w:tblPr>
     <w:tcPr>
       <w:shd w:val="clear" w:color="auto" w:fill="E6E6E6" w:themeFill="text1" w:themeFillTint="19"/>
@@ -11913,26 +11469,17 @@
       </w:tcPr>
     </w:tblStylePr>
   </w:style>
-  <w:style w:type="table" w:styleId="ColorfulList-Accent1">
+  <w:style w:type="table" w:styleId="-14">
     <w:name w:val="Colorful List Accent 1"/>
-    <w:basedOn w:val="TableNormal"/>
+    <w:basedOn w:val="a3"/>
     <w:uiPriority w:val="72"/>
     <w:rsid w:val="00cb0664"/>
-    <w:pPr>
-      <w:spacing w:after="0" w:line="240" w:lineRule="auto"/>
-    </w:pPr>
     <w:rPr>
       <w:color w:themeColor="text1"/>
     </w:rPr>
     <w:tblPr>
       <w:tblStyleRowBandSize w:val="1"/>
       <w:tblStyleColBandSize w:val="1"/>
-      <w:tblCellMar>
-        <w:top w:w="0" w:type="dxa"/>
-        <w:left w:w="108" w:type="dxa"/>
-        <w:bottom w:w="0" w:type="dxa"/>
-        <w:right w:w="108" w:type="dxa"/>
-      </w:tblCellMar>
     </w:tblPr>
     <w:tcPr>
       <w:shd w:val="clear" w:color="auto" w:fill="EDF2F8" w:themeFill="accent1" w:themeFillTint="19"/>
@@ -12000,26 +11547,17 @@
       </w:tcPr>
     </w:tblStylePr>
   </w:style>
-  <w:style w:type="table" w:styleId="ColorfulList-Accent2">
+  <w:style w:type="table" w:styleId="-24">
     <w:name w:val="Colorful List Accent 2"/>
-    <w:basedOn w:val="TableNormal"/>
+    <w:basedOn w:val="a3"/>
     <w:uiPriority w:val="72"/>
     <w:rsid w:val="00cb0664"/>
-    <w:pPr>
-      <w:spacing w:after="0" w:line="240" w:lineRule="auto"/>
-    </w:pPr>
     <w:rPr>
       <w:color w:themeColor="text1"/>
     </w:rPr>
     <w:tblPr>
       <w:tblStyleRowBandSize w:val="1"/>
       <w:tblStyleColBandSize w:val="1"/>
-      <w:tblCellMar>
-        <w:top w:w="0" w:type="dxa"/>
-        <w:left w:w="108" w:type="dxa"/>
-        <w:bottom w:w="0" w:type="dxa"/>
-        <w:right w:w="108" w:type="dxa"/>
-      </w:tblCellMar>
     </w:tblPr>
     <w:tcPr>
       <w:shd w:val="clear" w:color="auto" w:fill="F8EDED" w:themeFill="accent2" w:themeFillTint="19"/>
@@ -12087,26 +11625,17 @@
       </w:tcPr>
     </w:tblStylePr>
   </w:style>
-  <w:style w:type="table" w:styleId="ColorfulList-Accent3">
+  <w:style w:type="table" w:styleId="-34">
     <w:name w:val="Colorful List Accent 3"/>
-    <w:basedOn w:val="TableNormal"/>
+    <w:basedOn w:val="a3"/>
     <w:uiPriority w:val="72"/>
     <w:rsid w:val="00cb0664"/>
-    <w:pPr>
-      <w:spacing w:after="0" w:line="240" w:lineRule="auto"/>
-    </w:pPr>
     <w:rPr>
       <w:color w:themeColor="text1"/>
     </w:rPr>
     <w:tblPr>
       <w:tblStyleRowBandSize w:val="1"/>
       <w:tblStyleColBandSize w:val="1"/>
-      <w:tblCellMar>
-        <w:top w:w="0" w:type="dxa"/>
-        <w:left w:w="108" w:type="dxa"/>
-        <w:bottom w:w="0" w:type="dxa"/>
-        <w:right w:w="108" w:type="dxa"/>
-      </w:tblCellMar>
     </w:tblPr>
     <w:tcPr>
       <w:shd w:val="clear" w:color="auto" w:fill="F5F8EE" w:themeFill="accent3" w:themeFillTint="19"/>
@@ -12174,26 +11703,17 @@
       </w:tcPr>
     </w:tblStylePr>
   </w:style>
-  <w:style w:type="table" w:styleId="ColorfulList-Accent4">
+  <w:style w:type="table" w:styleId="-44">
     <w:name w:val="Colorful List Accent 4"/>
-    <w:basedOn w:val="TableNormal"/>
+    <w:basedOn w:val="a3"/>
     <w:uiPriority w:val="72"/>
     <w:rsid w:val="00cb0664"/>
-    <w:pPr>
-      <w:spacing w:after="0" w:line="240" w:lineRule="auto"/>
-    </w:pPr>
     <w:rPr>
       <w:color w:themeColor="text1"/>
     </w:rPr>
     <w:tblPr>
       <w:tblStyleRowBandSize w:val="1"/>
       <w:tblStyleColBandSize w:val="1"/>
-      <w:tblCellMar>
-        <w:top w:w="0" w:type="dxa"/>
-        <w:left w:w="108" w:type="dxa"/>
-        <w:bottom w:w="0" w:type="dxa"/>
-        <w:right w:w="108" w:type="dxa"/>
-      </w:tblCellMar>
     </w:tblPr>
     <w:tcPr>
       <w:shd w:val="clear" w:color="auto" w:fill="F2EFF6" w:themeFill="accent4" w:themeFillTint="19"/>
@@ -12261,26 +11781,17 @@
       </w:tcPr>
     </w:tblStylePr>
   </w:style>
-  <w:style w:type="table" w:styleId="ColorfulList-Accent5">
+  <w:style w:type="table" w:styleId="-54">
     <w:name w:val="Colorful List Accent 5"/>
-    <w:basedOn w:val="TableNormal"/>
+    <w:basedOn w:val="a3"/>
     <w:uiPriority w:val="72"/>
     <w:rsid w:val="00cb0664"/>
-    <w:pPr>
-      <w:spacing w:after="0" w:line="240" w:lineRule="auto"/>
-    </w:pPr>
     <w:rPr>
       <w:color w:themeColor="text1"/>
     </w:rPr>
     <w:tblPr>
       <w:tblStyleRowBandSize w:val="1"/>
       <w:tblStyleColBandSize w:val="1"/>
-      <w:tblCellMar>
-        <w:top w:w="0" w:type="dxa"/>
-        <w:left w:w="108" w:type="dxa"/>
-        <w:bottom w:w="0" w:type="dxa"/>
-        <w:right w:w="108" w:type="dxa"/>
-      </w:tblCellMar>
     </w:tblPr>
     <w:tcPr>
       <w:shd w:val="clear" w:color="auto" w:fill="EDF6F9" w:themeFill="accent5" w:themeFillTint="19"/>
@@ -12348,26 +11859,17 @@
       </w:tcPr>
     </w:tblStylePr>
   </w:style>
-  <w:style w:type="table" w:styleId="ColorfulList-Accent6">
+  <w:style w:type="table" w:styleId="-64">
     <w:name w:val="Colorful List Accent 6"/>
-    <w:basedOn w:val="TableNormal"/>
+    <w:basedOn w:val="a3"/>
     <w:uiPriority w:val="72"/>
     <w:rsid w:val="00cb0664"/>
-    <w:pPr>
-      <w:spacing w:after="0" w:line="240" w:lineRule="auto"/>
-    </w:pPr>
     <w:rPr>
       <w:color w:themeColor="text1"/>
     </w:rPr>
     <w:tblPr>
       <w:tblStyleRowBandSize w:val="1"/>
       <w:tblStyleColBandSize w:val="1"/>
-      <w:tblCellMar>
-        <w:top w:w="0" w:type="dxa"/>
-        <w:left w:w="108" w:type="dxa"/>
-        <w:bottom w:w="0" w:type="dxa"/>
-        <w:right w:w="108" w:type="dxa"/>
-      </w:tblCellMar>
     </w:tblPr>
     <w:tcPr>
       <w:shd w:val="clear" w:color="auto" w:fill="FEF4EC" w:themeFill="accent6" w:themeFillTint="19"/>
@@ -12435,14 +11937,11 @@
       </w:tcPr>
     </w:tblStylePr>
   </w:style>
-  <w:style w:type="table" w:styleId="ColorfulGrid">
+  <w:style w:type="table" w:styleId="aff8">
     <w:name w:val="Colorful Grid"/>
-    <w:basedOn w:val="TableNormal"/>
+    <w:basedOn w:val="a3"/>
     <w:uiPriority w:val="73"/>
     <w:rsid w:val="00cb0664"/>
-    <w:pPr>
-      <w:spacing w:after="0" w:line="240" w:lineRule="auto"/>
-    </w:pPr>
     <w:rPr>
       <w:color w:themeColor="text1"/>
     </w:rPr>
@@ -12452,12 +11951,6 @@
       <w:tblBorders>
         <w:insideH w:val="single" w:color="FFFFFF" w:themeColor="background1" w:sz="4" w:space="0"/>
       </w:tblBorders>
-      <w:tblCellMar>
-        <w:top w:w="0" w:type="dxa"/>
-        <w:left w:w="108" w:type="dxa"/>
-        <w:bottom w:w="0" w:type="dxa"/>
-        <w:right w:w="108" w:type="dxa"/>
-      </w:tblCellMar>
     </w:tblPr>
     <w:tcPr>
       <w:shd w:val="clear" w:color="auto" w:fill="CCCCCC" w:themeFill="text1" w:themeFillTint="33"/>
@@ -12514,14 +12007,11 @@
       </w:tcPr>
     </w:tblStylePr>
   </w:style>
-  <w:style w:type="table" w:styleId="ColorfulGrid-Accent1">
+  <w:style w:type="table" w:styleId="-15">
     <w:name w:val="Colorful Grid Accent 1"/>
-    <w:basedOn w:val="TableNormal"/>
+    <w:basedOn w:val="a3"/>
     <w:uiPriority w:val="73"/>
     <w:rsid w:val="00cb0664"/>
-    <w:pPr>
-      <w:spacing w:after="0" w:line="240" w:lineRule="auto"/>
-    </w:pPr>
     <w:rPr>
       <w:color w:themeColor="text1"/>
     </w:rPr>
@@ -12531,12 +12021,6 @@
       <w:tblBorders>
         <w:insideH w:val="single" w:color="FFFFFF" w:themeColor="background1" w:sz="4" w:space="0"/>
       </w:tblBorders>
-      <w:tblCellMar>
-        <w:top w:w="0" w:type="dxa"/>
-        <w:left w:w="108" w:type="dxa"/>
-        <w:bottom w:w="0" w:type="dxa"/>
-        <w:right w:w="108" w:type="dxa"/>
-      </w:tblCellMar>
     </w:tblPr>
     <w:tcPr>
       <w:shd w:val="clear" w:color="auto" w:fill="DBE5F1" w:themeFill="accent1" w:themeFillTint="33"/>
@@ -12593,14 +12077,11 @@
       </w:tcPr>
     </w:tblStylePr>
   </w:style>
-  <w:style w:type="table" w:styleId="ColorfulGrid-Accent2">
+  <w:style w:type="table" w:styleId="-25">
     <w:name w:val="Colorful Grid Accent 2"/>
-    <w:basedOn w:val="TableNormal"/>
+    <w:basedOn w:val="a3"/>
     <w:uiPriority w:val="73"/>
     <w:rsid w:val="00cb0664"/>
-    <w:pPr>
-      <w:spacing w:after="0" w:line="240" w:lineRule="auto"/>
-    </w:pPr>
     <w:rPr>
       <w:color w:themeColor="text1"/>
     </w:rPr>
@@ -12610,12 +12091,6 @@
       <w:tblBorders>
         <w:insideH w:val="single" w:color="FFFFFF" w:themeColor="background1" w:sz="4" w:space="0"/>
       </w:tblBorders>
-      <w:tblCellMar>
-        <w:top w:w="0" w:type="dxa"/>
-        <w:left w:w="108" w:type="dxa"/>
-        <w:bottom w:w="0" w:type="dxa"/>
-        <w:right w:w="108" w:type="dxa"/>
-      </w:tblCellMar>
     </w:tblPr>
     <w:tcPr>
       <w:shd w:val="clear" w:color="auto" w:fill="F2DBDB" w:themeFill="accent2" w:themeFillTint="33"/>
@@ -12672,14 +12147,11 @@
       </w:tcPr>
     </w:tblStylePr>
   </w:style>
-  <w:style w:type="table" w:styleId="ColorfulGrid-Accent3">
+  <w:style w:type="table" w:styleId="-35">
     <w:name w:val="Colorful Grid Accent 3"/>
-    <w:basedOn w:val="TableNormal"/>
+    <w:basedOn w:val="a3"/>
     <w:uiPriority w:val="73"/>
     <w:rsid w:val="00cb0664"/>
-    <w:pPr>
-      <w:spacing w:after="0" w:line="240" w:lineRule="auto"/>
-    </w:pPr>
     <w:rPr>
       <w:color w:themeColor="text1"/>
     </w:rPr>
@@ -12689,12 +12161,6 @@
       <w:tblBorders>
         <w:insideH w:val="single" w:color="FFFFFF" w:themeColor="background1" w:sz="4" w:space="0"/>
       </w:tblBorders>
-      <w:tblCellMar>
-        <w:top w:w="0" w:type="dxa"/>
-        <w:left w:w="108" w:type="dxa"/>
-        <w:bottom w:w="0" w:type="dxa"/>
-        <w:right w:w="108" w:type="dxa"/>
-      </w:tblCellMar>
     </w:tblPr>
     <w:tcPr>
       <w:shd w:val="clear" w:color="auto" w:fill="EAF1DD" w:themeFill="accent3" w:themeFillTint="33"/>
@@ -12751,14 +12217,11 @@
       </w:tcPr>
     </w:tblStylePr>
   </w:style>
-  <w:style w:type="table" w:styleId="ColorfulGrid-Accent4">
+  <w:style w:type="table" w:styleId="-45">
     <w:name w:val="Colorful Grid Accent 4"/>
-    <w:basedOn w:val="TableNormal"/>
+    <w:basedOn w:val="a3"/>
     <w:uiPriority w:val="73"/>
     <w:rsid w:val="00cb0664"/>
-    <w:pPr>
-      <w:spacing w:after="0" w:line="240" w:lineRule="auto"/>
-    </w:pPr>
     <w:rPr>
       <w:color w:themeColor="text1"/>
     </w:rPr>
@@ -12768,12 +12231,6 @@
       <w:tblBorders>
         <w:insideH w:val="single" w:color="FFFFFF" w:themeColor="background1" w:sz="4" w:space="0"/>
       </w:tblBorders>
-      <w:tblCellMar>
-        <w:top w:w="0" w:type="dxa"/>
-        <w:left w:w="108" w:type="dxa"/>
-        <w:bottom w:w="0" w:type="dxa"/>
-        <w:right w:w="108" w:type="dxa"/>
-      </w:tblCellMar>
     </w:tblPr>
     <w:tcPr>
       <w:shd w:val="clear" w:color="auto" w:fill="E5DFEC" w:themeFill="accent4" w:themeFillTint="33"/>
@@ -12830,14 +12287,11 @@
       </w:tcPr>
     </w:tblStylePr>
   </w:style>
-  <w:style w:type="table" w:styleId="ColorfulGrid-Accent5">
+  <w:style w:type="table" w:styleId="-55">
     <w:name w:val="Colorful Grid Accent 5"/>
-    <w:basedOn w:val="TableNormal"/>
+    <w:basedOn w:val="a3"/>
     <w:uiPriority w:val="73"/>
     <w:rsid w:val="00cb0664"/>
-    <w:pPr>
-      <w:spacing w:after="0" w:line="240" w:lineRule="auto"/>
-    </w:pPr>
     <w:rPr>
       <w:color w:themeColor="text1"/>
     </w:rPr>
@@ -12847,12 +12301,6 @@
       <w:tblBorders>
         <w:insideH w:val="single" w:color="FFFFFF" w:themeColor="background1" w:sz="4" w:space="0"/>
       </w:tblBorders>
-      <w:tblCellMar>
-        <w:top w:w="0" w:type="dxa"/>
-        <w:left w:w="108" w:type="dxa"/>
-        <w:bottom w:w="0" w:type="dxa"/>
-        <w:right w:w="108" w:type="dxa"/>
-      </w:tblCellMar>
     </w:tblPr>
     <w:tcPr>
       <w:shd w:val="clear" w:color="auto" w:fill="DAEEF3" w:themeFill="accent5" w:themeFillTint="33"/>
@@ -12909,14 +12357,11 @@
       </w:tcPr>
     </w:tblStylePr>
   </w:style>
-  <w:style w:type="table" w:styleId="ColorfulGrid-Accent6">
+  <w:style w:type="table" w:styleId="-65">
     <w:name w:val="Colorful Grid Accent 6"/>
-    <w:basedOn w:val="TableNormal"/>
+    <w:basedOn w:val="a3"/>
     <w:uiPriority w:val="73"/>
     <w:rsid w:val="00cb0664"/>
-    <w:pPr>
-      <w:spacing w:after="0" w:line="240" w:lineRule="auto"/>
-    </w:pPr>
     <w:rPr>
       <w:color w:themeColor="text1"/>
     </w:rPr>
@@ -12926,12 +12371,6 @@
       <w:tblBorders>
         <w:insideH w:val="single" w:color="FFFFFF" w:themeColor="background1" w:sz="4" w:space="0"/>
       </w:tblBorders>
-      <w:tblCellMar>
-        <w:top w:w="0" w:type="dxa"/>
-        <w:left w:w="108" w:type="dxa"/>
-        <w:bottom w:w="0" w:type="dxa"/>
-        <w:right w:w="108" w:type="dxa"/>
-      </w:tblCellMar>
     </w:tblPr>
     <w:tcPr>
       <w:shd w:val="clear" w:color="auto" w:fill="FDE9D9" w:themeFill="accent6" w:themeFillTint="33"/>
